--- a/EXP_1/EXP_1.docx
+++ b/EXP_1/EXP_1.docx
@@ -29,8 +29,6 @@
         </w:rPr>
         <w:t>1A</w:t>
       </w:r>
-      <w:bookmarkStart w:id="0" w:name="_GoBack"/>
-      <w:bookmarkEnd w:id="0"/>
     </w:p>
     <w:p>
       <w:pPr>
@@ -484,7 +482,7 @@
           </mc:Choice>
           <mc:Fallback>
             <w:pict>
-              <v:group w14:anchorId="3B1248BF" id="Group 1" o:spid="_x0000_s1026" style="position:absolute;margin-left:1in;margin-top:17.6pt;width:451.45pt;height:1.6pt;z-index:-15728640;mso-wrap-distance-left:0;mso-wrap-distance-right:0;mso-position-horizontal-relative:page" coordsize="57334,203" o:gfxdata="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">
+              <v:group w14:anchorId="6272A2B6" id="Group 1" o:spid="_x0000_s1026" style="position:absolute;margin-left:1in;margin-top:17.6pt;width:451.45pt;height:1.6pt;z-index:-15728640;mso-wrap-distance-left:0;mso-wrap-distance-right:0;mso-position-horizontal-relative:page" coordsize="57334,203" o:gfxdata="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">
                 <v:shape id="Graphic 2" o:spid="_x0000_s1027" style="position:absolute;width:57315;height:196;visibility:visible;mso-wrap-style:square;v-text-anchor:top" coordsize="5731510,19685" o:gfxdata="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" path="m5731509,l,,,19684r5731509,l5731509,xe" fillcolor="#9f9f9f" stroked="f">
                   <v:path arrowok="t"/>
                 </v:shape>
@@ -536,122 +534,206 @@
         <w:pStyle w:val="BodyText"/>
         <w:spacing w:before="177" w:line="259" w:lineRule="auto"/>
         <w:ind w:left="307"/>
-      </w:pPr>
-      <w:r>
+        <w:rPr>
+          <w:sz w:val="24"/>
+          <w:szCs w:val="24"/>
+        </w:rPr>
+      </w:pPr>
+      <w:r>
+        <w:rPr>
+          <w:sz w:val="24"/>
+          <w:szCs w:val="24"/>
+        </w:rPr>
         <w:t>To</w:t>
       </w:r>
       <w:r>
         <w:rPr>
           <w:spacing w:val="-9"/>
-        </w:rPr>
-        <w:t xml:space="preserve"> </w:t>
-      </w:r>
-      <w:r>
+          <w:sz w:val="24"/>
+          <w:szCs w:val="24"/>
+        </w:rPr>
+        <w:t xml:space="preserve"> </w:t>
+      </w:r>
+      <w:r>
+        <w:rPr>
+          <w:sz w:val="24"/>
+          <w:szCs w:val="24"/>
+        </w:rPr>
         <w:t>install</w:t>
       </w:r>
       <w:r>
         <w:rPr>
           <w:spacing w:val="-6"/>
-        </w:rPr>
-        <w:t xml:space="preserve"> </w:t>
-      </w:r>
-      <w:r>
+          <w:sz w:val="24"/>
+          <w:szCs w:val="24"/>
+        </w:rPr>
+        <w:t xml:space="preserve"> </w:t>
+      </w:r>
+      <w:r>
+        <w:rPr>
+          <w:sz w:val="24"/>
+          <w:szCs w:val="24"/>
+        </w:rPr>
         <w:t>Python,</w:t>
       </w:r>
       <w:r>
         <w:rPr>
           <w:spacing w:val="-9"/>
-        </w:rPr>
-        <w:t xml:space="preserve"> </w:t>
-      </w:r>
-      <w:r>
+          <w:sz w:val="24"/>
+          <w:szCs w:val="24"/>
+        </w:rPr>
+        <w:t xml:space="preserve"> </w:t>
+      </w:r>
+      <w:r>
+        <w:rPr>
+          <w:sz w:val="24"/>
+          <w:szCs w:val="24"/>
+        </w:rPr>
         <w:t>configure</w:t>
       </w:r>
       <w:r>
         <w:rPr>
           <w:spacing w:val="-10"/>
+          <w:sz w:val="24"/>
+          <w:szCs w:val="24"/>
         </w:rPr>
         <w:t xml:space="preserve"> </w:t>
       </w:r>
       <w:proofErr w:type="spellStart"/>
       <w:r>
+        <w:rPr>
+          <w:sz w:val="24"/>
+          <w:szCs w:val="24"/>
+        </w:rPr>
         <w:t>Jupyter</w:t>
       </w:r>
       <w:proofErr w:type="spellEnd"/>
       <w:r>
         <w:rPr>
           <w:spacing w:val="-3"/>
-        </w:rPr>
-        <w:t xml:space="preserve"> </w:t>
-      </w:r>
-      <w:r>
+          <w:sz w:val="24"/>
+          <w:szCs w:val="24"/>
+        </w:rPr>
+        <w:t xml:space="preserve"> </w:t>
+      </w:r>
+      <w:r>
+        <w:rPr>
+          <w:sz w:val="24"/>
+          <w:szCs w:val="24"/>
+        </w:rPr>
         <w:t>Notebook,</w:t>
       </w:r>
       <w:r>
         <w:rPr>
           <w:spacing w:val="-7"/>
-        </w:rPr>
-        <w:t xml:space="preserve"> </w:t>
-      </w:r>
-      <w:r>
+          <w:sz w:val="24"/>
+          <w:szCs w:val="24"/>
+        </w:rPr>
+        <w:t xml:space="preserve"> </w:t>
+      </w:r>
+      <w:r>
+        <w:rPr>
+          <w:sz w:val="24"/>
+          <w:szCs w:val="24"/>
+        </w:rPr>
         <w:t>understand</w:t>
       </w:r>
       <w:r>
         <w:rPr>
           <w:spacing w:val="-6"/>
-        </w:rPr>
-        <w:t xml:space="preserve"> </w:t>
-      </w:r>
-      <w:r>
+          <w:sz w:val="24"/>
+          <w:szCs w:val="24"/>
+        </w:rPr>
+        <w:t xml:space="preserve"> </w:t>
+      </w:r>
+      <w:r>
+        <w:rPr>
+          <w:sz w:val="24"/>
+          <w:szCs w:val="24"/>
+        </w:rPr>
         <w:t>the</w:t>
       </w:r>
       <w:r>
         <w:rPr>
           <w:spacing w:val="-6"/>
-        </w:rPr>
-        <w:t xml:space="preserve"> </w:t>
-      </w:r>
-      <w:r>
+          <w:sz w:val="24"/>
+          <w:szCs w:val="24"/>
+        </w:rPr>
+        <w:t xml:space="preserve"> </w:t>
+      </w:r>
+      <w:r>
+        <w:rPr>
+          <w:sz w:val="24"/>
+          <w:szCs w:val="24"/>
+        </w:rPr>
         <w:t>notebook</w:t>
       </w:r>
       <w:r>
         <w:rPr>
           <w:spacing w:val="-9"/>
-        </w:rPr>
-        <w:t xml:space="preserve"> </w:t>
-      </w:r>
-      <w:r>
+          <w:sz w:val="24"/>
+          <w:szCs w:val="24"/>
+        </w:rPr>
+        <w:t xml:space="preserve"> </w:t>
+      </w:r>
+      <w:r>
+        <w:rPr>
+          <w:sz w:val="24"/>
+          <w:szCs w:val="24"/>
+        </w:rPr>
         <w:t>environment,</w:t>
       </w:r>
       <w:r>
         <w:rPr>
           <w:spacing w:val="-8"/>
-        </w:rPr>
-        <w:t xml:space="preserve"> </w:t>
-      </w:r>
-      <w:r>
+          <w:sz w:val="24"/>
+          <w:szCs w:val="24"/>
+        </w:rPr>
+        <w:t xml:space="preserve"> </w:t>
+      </w:r>
+      <w:r>
+        <w:rPr>
+          <w:sz w:val="24"/>
+          <w:szCs w:val="24"/>
+        </w:rPr>
         <w:t>execute</w:t>
       </w:r>
       <w:r>
         <w:rPr>
           <w:spacing w:val="-9"/>
-        </w:rPr>
-        <w:t xml:space="preserve"> </w:t>
-      </w:r>
-      <w:r>
+          <w:sz w:val="24"/>
+          <w:szCs w:val="24"/>
+        </w:rPr>
+        <w:t xml:space="preserve"> </w:t>
+      </w:r>
+      <w:r>
+        <w:rPr>
+          <w:sz w:val="24"/>
+          <w:szCs w:val="24"/>
+        </w:rPr>
         <w:t xml:space="preserve">Python programs, create Markdown cells, and use basic </w:t>
       </w:r>
       <w:proofErr w:type="spellStart"/>
       <w:r>
+        <w:rPr>
+          <w:sz w:val="24"/>
+          <w:szCs w:val="24"/>
+        </w:rPr>
         <w:t>Jupyter</w:t>
       </w:r>
       <w:proofErr w:type="spellEnd"/>
       <w:r>
+        <w:rPr>
+          <w:sz w:val="24"/>
+          <w:szCs w:val="24"/>
+        </w:rPr>
         <w:t xml:space="preserve"> Notebook features for Data Analytics </w:t>
       </w:r>
       <w:r>
         <w:rPr>
           <w:spacing w:val="-2"/>
+          <w:sz w:val="24"/>
+          <w:szCs w:val="24"/>
         </w:rPr>
         <w:t>applications.</w:t>
       </w:r>
@@ -677,37 +759,61 @@
     <w:p>
       <w:pPr>
         <w:pStyle w:val="Heading4"/>
-      </w:pPr>
-      <w:r>
+        <w:rPr>
+          <w:sz w:val="26"/>
+          <w:szCs w:val="26"/>
+        </w:rPr>
+      </w:pPr>
+      <w:r>
+        <w:rPr>
+          <w:sz w:val="26"/>
+          <w:szCs w:val="26"/>
+        </w:rPr>
         <w:t>Algorithm</w:t>
       </w:r>
       <w:r>
         <w:rPr>
           <w:spacing w:val="-10"/>
-        </w:rPr>
-        <w:t xml:space="preserve"> </w:t>
-      </w:r>
-      <w:r>
+          <w:sz w:val="26"/>
+          <w:szCs w:val="26"/>
+        </w:rPr>
+        <w:t xml:space="preserve"> </w:t>
+      </w:r>
+      <w:r>
+        <w:rPr>
+          <w:sz w:val="26"/>
+          <w:szCs w:val="26"/>
+        </w:rPr>
         <w:t>1:</w:t>
       </w:r>
       <w:r>
         <w:rPr>
           <w:spacing w:val="-12"/>
-        </w:rPr>
-        <w:t xml:space="preserve"> </w:t>
-      </w:r>
-      <w:r>
+          <w:sz w:val="26"/>
+          <w:szCs w:val="26"/>
+        </w:rPr>
+        <w:t xml:space="preserve"> </w:t>
+      </w:r>
+      <w:r>
+        <w:rPr>
+          <w:sz w:val="26"/>
+          <w:szCs w:val="26"/>
+        </w:rPr>
         <w:t>Installing</w:t>
       </w:r>
       <w:r>
         <w:rPr>
           <w:spacing w:val="-13"/>
+          <w:sz w:val="26"/>
+          <w:szCs w:val="26"/>
         </w:rPr>
         <w:t xml:space="preserve"> </w:t>
       </w:r>
       <w:r>
         <w:rPr>
           <w:spacing w:val="-2"/>
+          <w:sz w:val="26"/>
+          <w:szCs w:val="26"/>
         </w:rPr>
         <w:t>Python</w:t>
       </w:r>
@@ -717,53 +823,91 @@
         <w:pStyle w:val="BodyText"/>
         <w:spacing w:before="174" w:line="410" w:lineRule="auto"/>
         <w:ind w:left="307" w:right="5095"/>
-      </w:pPr>
-      <w:r>
+        <w:rPr>
+          <w:sz w:val="24"/>
+          <w:szCs w:val="24"/>
+        </w:rPr>
+      </w:pPr>
+      <w:r>
+        <w:rPr>
+          <w:sz w:val="24"/>
+          <w:szCs w:val="24"/>
+        </w:rPr>
         <w:t>Step</w:t>
       </w:r>
       <w:r>
         <w:rPr>
           <w:spacing w:val="-14"/>
-        </w:rPr>
-        <w:t xml:space="preserve"> </w:t>
-      </w:r>
-      <w:r>
+          <w:sz w:val="24"/>
+          <w:szCs w:val="24"/>
+        </w:rPr>
+        <w:t xml:space="preserve"> </w:t>
+      </w:r>
+      <w:r>
+        <w:rPr>
+          <w:sz w:val="24"/>
+          <w:szCs w:val="24"/>
+        </w:rPr>
         <w:t>1:</w:t>
       </w:r>
       <w:r>
         <w:rPr>
           <w:spacing w:val="-13"/>
-        </w:rPr>
-        <w:t xml:space="preserve"> </w:t>
-      </w:r>
-      <w:r>
+          <w:sz w:val="24"/>
+          <w:szCs w:val="24"/>
+        </w:rPr>
+        <w:t xml:space="preserve"> </w:t>
+      </w:r>
+      <w:r>
+        <w:rPr>
+          <w:sz w:val="24"/>
+          <w:szCs w:val="24"/>
+        </w:rPr>
         <w:t>Download</w:t>
       </w:r>
       <w:r>
         <w:rPr>
           <w:spacing w:val="-11"/>
-        </w:rPr>
-        <w:t xml:space="preserve"> </w:t>
-      </w:r>
-      <w:r>
+          <w:sz w:val="24"/>
+          <w:szCs w:val="24"/>
+        </w:rPr>
+        <w:t xml:space="preserve"> </w:t>
+      </w:r>
+      <w:r>
+        <w:rPr>
+          <w:sz w:val="24"/>
+          <w:szCs w:val="24"/>
+        </w:rPr>
         <w:t>Python</w:t>
       </w:r>
       <w:r>
         <w:rPr>
           <w:spacing w:val="-14"/>
-        </w:rPr>
-        <w:t xml:space="preserve"> </w:t>
-      </w:r>
-      <w:r>
+          <w:sz w:val="24"/>
+          <w:szCs w:val="24"/>
+        </w:rPr>
+        <w:t xml:space="preserve"> </w:t>
+      </w:r>
+      <w:r>
+        <w:rPr>
+          <w:sz w:val="24"/>
+          <w:szCs w:val="24"/>
+        </w:rPr>
         <w:t>from</w:t>
       </w:r>
       <w:r>
         <w:rPr>
           <w:spacing w:val="-14"/>
-        </w:rPr>
-        <w:t xml:space="preserve"> </w:t>
-      </w:r>
-      <w:r>
+          <w:sz w:val="24"/>
+          <w:szCs w:val="24"/>
+        </w:rPr>
+        <w:t xml:space="preserve"> </w:t>
+      </w:r>
+      <w:r>
+        <w:rPr>
+          <w:sz w:val="24"/>
+          <w:szCs w:val="24"/>
+        </w:rPr>
         <w:t>python.org Step 2: Run the installer</w:t>
       </w:r>
     </w:p>
@@ -772,66 +916,107 @@
         <w:pStyle w:val="BodyText"/>
         <w:spacing w:before="4" w:line="410" w:lineRule="auto"/>
         <w:ind w:left="307" w:right="5574"/>
-      </w:pPr>
-      <w:r>
+        <w:rPr>
+          <w:sz w:val="24"/>
+          <w:szCs w:val="24"/>
+        </w:rPr>
+      </w:pPr>
+      <w:r>
+        <w:rPr>
+          <w:sz w:val="24"/>
+          <w:szCs w:val="24"/>
+        </w:rPr>
         <w:t>Step</w:t>
       </w:r>
       <w:r>
         <w:rPr>
           <w:spacing w:val="-15"/>
-        </w:rPr>
-        <w:t xml:space="preserve"> </w:t>
-      </w:r>
-      <w:r>
+          <w:sz w:val="24"/>
+          <w:szCs w:val="24"/>
+        </w:rPr>
+        <w:t xml:space="preserve"> </w:t>
+      </w:r>
+      <w:r>
+        <w:rPr>
+          <w:sz w:val="24"/>
+          <w:szCs w:val="24"/>
+        </w:rPr>
         <w:t>3:</w:t>
       </w:r>
       <w:r>
         <w:rPr>
           <w:spacing w:val="-14"/>
-        </w:rPr>
-        <w:t xml:space="preserve"> </w:t>
-      </w:r>
-      <w:r>
+          <w:sz w:val="24"/>
+          <w:szCs w:val="24"/>
+        </w:rPr>
+        <w:t xml:space="preserve"> </w:t>
+      </w:r>
+      <w:r>
+        <w:rPr>
+          <w:sz w:val="24"/>
+          <w:szCs w:val="24"/>
+        </w:rPr>
         <w:t>Select</w:t>
       </w:r>
       <w:r>
         <w:rPr>
           <w:spacing w:val="-14"/>
-        </w:rPr>
-        <w:t xml:space="preserve"> </w:t>
-      </w:r>
-      <w:r>
+          <w:sz w:val="24"/>
+          <w:szCs w:val="24"/>
+        </w:rPr>
+        <w:t xml:space="preserve"> </w:t>
+      </w:r>
+      <w:r>
+        <w:rPr>
+          <w:sz w:val="24"/>
+          <w:szCs w:val="24"/>
+        </w:rPr>
         <w:t>"Add</w:t>
       </w:r>
       <w:r>
         <w:rPr>
           <w:spacing w:val="-14"/>
-        </w:rPr>
-        <w:t xml:space="preserve"> </w:t>
-      </w:r>
-      <w:r>
+          <w:sz w:val="24"/>
+          <w:szCs w:val="24"/>
+        </w:rPr>
+        <w:t xml:space="preserve"> </w:t>
+      </w:r>
+      <w:r>
+        <w:rPr>
+          <w:sz w:val="24"/>
+          <w:szCs w:val="24"/>
+        </w:rPr>
         <w:t>Python</w:t>
       </w:r>
       <w:r>
         <w:rPr>
           <w:spacing w:val="-16"/>
-        </w:rPr>
-        <w:t xml:space="preserve"> </w:t>
-      </w:r>
-      <w:r>
+          <w:sz w:val="24"/>
+          <w:szCs w:val="24"/>
+        </w:rPr>
+        <w:t xml:space="preserve"> </w:t>
+      </w:r>
+      <w:r>
+        <w:rPr>
+          <w:sz w:val="24"/>
+          <w:szCs w:val="24"/>
+        </w:rPr>
         <w:t>to</w:t>
       </w:r>
       <w:r>
         <w:rPr>
           <w:spacing w:val="-14"/>
-        </w:rPr>
-        <w:t xml:space="preserve"> </w:t>
-      </w:r>
-      <w:r>
-        <w:t>PATH"</w:t>
-      </w:r>
-      <w:r>
-        <w:t xml:space="preserve"> Step 4: Click Install Now</w:t>
+          <w:sz w:val="24"/>
+          <w:szCs w:val="24"/>
+        </w:rPr>
+        <w:t xml:space="preserve"> </w:t>
+      </w:r>
+      <w:r>
+        <w:rPr>
+          <w:sz w:val="24"/>
+          <w:szCs w:val="24"/>
+        </w:rPr>
+        <w:t>PATH" Step 4: Click Install Now</w:t>
       </w:r>
     </w:p>
     <w:p>
@@ -839,46 +1024,64 @@
         <w:pStyle w:val="BodyText"/>
         <w:spacing w:before="1"/>
         <w:ind w:left="307"/>
+        <w:rPr>
+          <w:sz w:val="24"/>
+          <w:szCs w:val="24"/>
+        </w:rPr>
       </w:pPr>
       <w:r>
         <w:rPr>
           <w:spacing w:val="-2"/>
+          <w:sz w:val="24"/>
+          <w:szCs w:val="24"/>
         </w:rPr>
         <w:t>Step</w:t>
       </w:r>
       <w:r>
         <w:rPr>
           <w:spacing w:val="-7"/>
+          <w:sz w:val="24"/>
+          <w:szCs w:val="24"/>
         </w:rPr>
         <w:t xml:space="preserve"> </w:t>
       </w:r>
       <w:r>
         <w:rPr>
           <w:spacing w:val="-2"/>
+          <w:sz w:val="24"/>
+          <w:szCs w:val="24"/>
         </w:rPr>
         <w:t>5:</w:t>
       </w:r>
       <w:r>
         <w:rPr>
           <w:spacing w:val="-6"/>
+          <w:sz w:val="24"/>
+          <w:szCs w:val="24"/>
         </w:rPr>
         <w:t xml:space="preserve"> </w:t>
       </w:r>
       <w:r>
         <w:rPr>
           <w:spacing w:val="-2"/>
+          <w:sz w:val="24"/>
+          <w:szCs w:val="24"/>
         </w:rPr>
         <w:t>Verify</w:t>
       </w:r>
       <w:r>
         <w:rPr>
           <w:spacing w:val="-9"/>
+          <w:sz w:val="24"/>
+          <w:szCs w:val="24"/>
         </w:rPr>
         <w:t xml:space="preserve"> </w:t>
       </w:r>
       <w:r>
         <w:rPr>
           <w:spacing w:val="-2"/>
+          <w:sz w:val="24"/>
+          <w:szCs w:val="24"/>
         </w:rPr>
         <w:t>installation using:</w:t>
       </w:r>
@@ -888,24 +1091,40 @@
         <w:pStyle w:val="BodyText"/>
         <w:spacing w:before="179"/>
         <w:ind w:left="307"/>
+        <w:rPr>
+          <w:sz w:val="24"/>
+          <w:szCs w:val="24"/>
+        </w:rPr>
       </w:pPr>
       <w:proofErr w:type="gramStart"/>
       <w:r>
+        <w:rPr>
+          <w:sz w:val="24"/>
+          <w:szCs w:val="24"/>
+        </w:rPr>
         <w:t>python</w:t>
       </w:r>
       <w:proofErr w:type="gramEnd"/>
       <w:r>
         <w:rPr>
           <w:spacing w:val="-9"/>
-        </w:rPr>
-        <w:t xml:space="preserve"> </w:t>
-      </w:r>
-      <w:r>
+          <w:sz w:val="24"/>
+          <w:szCs w:val="24"/>
+        </w:rPr>
+        <w:t xml:space="preserve"> </w:t>
+      </w:r>
+      <w:r>
+        <w:rPr>
+          <w:sz w:val="24"/>
+          <w:szCs w:val="24"/>
+        </w:rPr>
         <w:t>--</w:t>
       </w:r>
       <w:r>
         <w:rPr>
           <w:spacing w:val="-2"/>
+          <w:sz w:val="24"/>
+          <w:szCs w:val="24"/>
         </w:rPr>
         <w:t>version</w:t>
       </w:r>
@@ -915,55 +1134,91 @@
         <w:pStyle w:val="BodyText"/>
         <w:spacing w:before="179"/>
         <w:ind w:left="307"/>
-      </w:pPr>
-      <w:r>
+        <w:rPr>
+          <w:sz w:val="24"/>
+          <w:szCs w:val="24"/>
+        </w:rPr>
+      </w:pPr>
+      <w:r>
+        <w:rPr>
+          <w:sz w:val="24"/>
+          <w:szCs w:val="24"/>
+        </w:rPr>
         <w:t>Step</w:t>
       </w:r>
       <w:r>
         <w:rPr>
           <w:spacing w:val="-11"/>
-        </w:rPr>
-        <w:t xml:space="preserve"> </w:t>
-      </w:r>
-      <w:r>
+          <w:sz w:val="24"/>
+          <w:szCs w:val="24"/>
+        </w:rPr>
+        <w:t xml:space="preserve"> </w:t>
+      </w:r>
+      <w:r>
+        <w:rPr>
+          <w:sz w:val="24"/>
+          <w:szCs w:val="24"/>
+        </w:rPr>
         <w:t>6:</w:t>
       </w:r>
       <w:r>
         <w:rPr>
           <w:spacing w:val="-5"/>
-        </w:rPr>
-        <w:t xml:space="preserve"> </w:t>
-      </w:r>
-      <w:r>
+          <w:sz w:val="24"/>
+          <w:szCs w:val="24"/>
+        </w:rPr>
+        <w:t xml:space="preserve"> </w:t>
+      </w:r>
+      <w:r>
+        <w:rPr>
+          <w:sz w:val="24"/>
+          <w:szCs w:val="24"/>
+        </w:rPr>
         <w:t>Observe</w:t>
       </w:r>
       <w:r>
         <w:rPr>
           <w:spacing w:val="-8"/>
-        </w:rPr>
-        <w:t xml:space="preserve"> </w:t>
-      </w:r>
-      <w:r>
+          <w:sz w:val="24"/>
+          <w:szCs w:val="24"/>
+        </w:rPr>
+        <w:t xml:space="preserve"> </w:t>
+      </w:r>
+      <w:r>
+        <w:rPr>
+          <w:sz w:val="24"/>
+          <w:szCs w:val="24"/>
+        </w:rPr>
         <w:t>installed</w:t>
       </w:r>
       <w:r>
         <w:rPr>
           <w:spacing w:val="-7"/>
-        </w:rPr>
-        <w:t xml:space="preserve"> </w:t>
-      </w:r>
-      <w:r>
+          <w:sz w:val="24"/>
+          <w:szCs w:val="24"/>
+        </w:rPr>
+        <w:t xml:space="preserve"> </w:t>
+      </w:r>
+      <w:r>
+        <w:rPr>
+          <w:sz w:val="24"/>
+          <w:szCs w:val="24"/>
+        </w:rPr>
         <w:t>Python</w:t>
       </w:r>
       <w:r>
         <w:rPr>
           <w:spacing w:val="-5"/>
+          <w:sz w:val="24"/>
+          <w:szCs w:val="24"/>
         </w:rPr>
         <w:t xml:space="preserve"> </w:t>
       </w:r>
       <w:r>
         <w:rPr>
           <w:spacing w:val="-2"/>
+          <w:sz w:val="24"/>
+          <w:szCs w:val="24"/>
         </w:rPr>
         <w:t>version.</w:t>
       </w:r>
@@ -1334,7 +1589,7 @@
           </mc:Choice>
           <mc:Fallback>
             <w:pict>
-              <v:group w14:anchorId="1B5AAB74" id="Group 8" o:spid="_x0000_s1026" style="position:absolute;margin-left:1in;margin-top:17.55pt;width:451.45pt;height:1.65pt;z-index:-15728128;mso-wrap-distance-left:0;mso-wrap-distance-right:0;mso-position-horizontal-relative:page" coordsize="57334,209" o:gfxdata="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">
+              <v:group w14:anchorId="3A12B15E" id="Group 8" o:spid="_x0000_s1026" style="position:absolute;margin-left:1in;margin-top:17.55pt;width:451.45pt;height:1.65pt;z-index:-15728128;mso-wrap-distance-left:0;mso-wrap-distance-right:0;mso-position-horizontal-relative:page" coordsize="57334,209" o:gfxdata="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">
                 <v:shape id="Graphic 9" o:spid="_x0000_s1027" style="position:absolute;width:57315;height:196;visibility:visible;mso-wrap-style:square;v-text-anchor:top" coordsize="5731510,19685" o:gfxdata="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" path="m5731509,l,,,19685r5731509,l5731509,xe" fillcolor="#9f9f9f" stroked="f">
                   <v:path arrowok="t"/>
                 </v:shape>
@@ -1432,48 +1687,84 @@
         <w:pStyle w:val="BodyText"/>
         <w:spacing w:before="172" w:line="412" w:lineRule="auto"/>
         <w:ind w:left="307" w:right="5923"/>
-      </w:pPr>
-      <w:r>
+        <w:rPr>
+          <w:sz w:val="24"/>
+          <w:szCs w:val="24"/>
+        </w:rPr>
+      </w:pPr>
+      <w:r>
+        <w:rPr>
+          <w:sz w:val="24"/>
+          <w:szCs w:val="24"/>
+        </w:rPr>
         <w:t>Step</w:t>
       </w:r>
       <w:r>
         <w:rPr>
           <w:spacing w:val="-14"/>
-        </w:rPr>
-        <w:t xml:space="preserve"> </w:t>
-      </w:r>
-      <w:r>
+          <w:sz w:val="24"/>
+          <w:szCs w:val="24"/>
+        </w:rPr>
+        <w:t xml:space="preserve"> </w:t>
+      </w:r>
+      <w:r>
+        <w:rPr>
+          <w:sz w:val="24"/>
+          <w:szCs w:val="24"/>
+        </w:rPr>
         <w:t>1:</w:t>
       </w:r>
       <w:r>
         <w:rPr>
           <w:spacing w:val="-14"/>
-        </w:rPr>
-        <w:t xml:space="preserve"> </w:t>
-      </w:r>
-      <w:r>
+          <w:sz w:val="24"/>
+          <w:szCs w:val="24"/>
+        </w:rPr>
+        <w:t xml:space="preserve"> </w:t>
+      </w:r>
+      <w:r>
+        <w:rPr>
+          <w:sz w:val="24"/>
+          <w:szCs w:val="24"/>
+        </w:rPr>
         <w:t>Open</w:t>
       </w:r>
       <w:r>
         <w:rPr>
           <w:spacing w:val="-14"/>
-        </w:rPr>
-        <w:t xml:space="preserve"> </w:t>
-      </w:r>
-      <w:r>
+          <w:sz w:val="24"/>
+          <w:szCs w:val="24"/>
+        </w:rPr>
+        <w:t xml:space="preserve"> </w:t>
+      </w:r>
+      <w:r>
+        <w:rPr>
+          <w:sz w:val="24"/>
+          <w:szCs w:val="24"/>
+        </w:rPr>
         <w:t>Command</w:t>
       </w:r>
       <w:r>
         <w:rPr>
           <w:spacing w:val="-13"/>
-        </w:rPr>
-        <w:t xml:space="preserve"> </w:t>
-      </w:r>
-      <w:r>
+          <w:sz w:val="24"/>
+          <w:szCs w:val="24"/>
+        </w:rPr>
+        <w:t xml:space="preserve"> </w:t>
+      </w:r>
+      <w:r>
+        <w:rPr>
+          <w:sz w:val="24"/>
+          <w:szCs w:val="24"/>
+        </w:rPr>
         <w:t xml:space="preserve">Prompt Step 2: Install </w:t>
       </w:r>
       <w:proofErr w:type="spellStart"/>
       <w:r>
+        <w:rPr>
+          <w:sz w:val="24"/>
+          <w:szCs w:val="24"/>
+        </w:rPr>
         <w:t>Jupyter</w:t>
       </w:r>
       <w:proofErr w:type="spellEnd"/>
@@ -1483,30 +1774,48 @@
         <w:pStyle w:val="BodyText"/>
         <w:spacing w:line="250" w:lineRule="exact"/>
         <w:ind w:left="307"/>
+        <w:rPr>
+          <w:sz w:val="24"/>
+          <w:szCs w:val="24"/>
+        </w:rPr>
       </w:pPr>
       <w:proofErr w:type="gramStart"/>
       <w:r>
+        <w:rPr>
+          <w:sz w:val="24"/>
+          <w:szCs w:val="24"/>
+        </w:rPr>
         <w:t>pip</w:t>
       </w:r>
       <w:proofErr w:type="gramEnd"/>
       <w:r>
         <w:rPr>
           <w:spacing w:val="-7"/>
-        </w:rPr>
-        <w:t xml:space="preserve"> </w:t>
-      </w:r>
-      <w:r>
+          <w:sz w:val="24"/>
+          <w:szCs w:val="24"/>
+        </w:rPr>
+        <w:t xml:space="preserve"> </w:t>
+      </w:r>
+      <w:r>
+        <w:rPr>
+          <w:sz w:val="24"/>
+          <w:szCs w:val="24"/>
+        </w:rPr>
         <w:t>install</w:t>
       </w:r>
       <w:r>
         <w:rPr>
           <w:spacing w:val="-3"/>
+          <w:sz w:val="24"/>
+          <w:szCs w:val="24"/>
         </w:rPr>
         <w:t xml:space="preserve"> </w:t>
       </w:r>
       <w:r>
         <w:rPr>
           <w:spacing w:val="-2"/>
+          <w:sz w:val="24"/>
+          <w:szCs w:val="24"/>
         </w:rPr>
         <w:t>notebook</w:t>
       </w:r>
@@ -1516,54 +1825,94 @@
         <w:pStyle w:val="BodyText"/>
         <w:spacing w:before="179" w:line="410" w:lineRule="auto"/>
         <w:ind w:left="307" w:right="5574"/>
-      </w:pPr>
-      <w:r>
+        <w:rPr>
+          <w:sz w:val="24"/>
+          <w:szCs w:val="24"/>
+        </w:rPr>
+      </w:pPr>
+      <w:r>
+        <w:rPr>
+          <w:sz w:val="24"/>
+          <w:szCs w:val="24"/>
+        </w:rPr>
         <w:t>Step</w:t>
       </w:r>
       <w:r>
         <w:rPr>
           <w:spacing w:val="-14"/>
-        </w:rPr>
-        <w:t xml:space="preserve"> </w:t>
-      </w:r>
-      <w:r>
+          <w:sz w:val="24"/>
+          <w:szCs w:val="24"/>
+        </w:rPr>
+        <w:t xml:space="preserve"> </w:t>
+      </w:r>
+      <w:r>
+        <w:rPr>
+          <w:sz w:val="24"/>
+          <w:szCs w:val="24"/>
+        </w:rPr>
         <w:t>3:</w:t>
       </w:r>
       <w:r>
         <w:rPr>
           <w:spacing w:val="-14"/>
-        </w:rPr>
-        <w:t xml:space="preserve"> </w:t>
-      </w:r>
-      <w:r>
+          <w:sz w:val="24"/>
+          <w:szCs w:val="24"/>
+        </w:rPr>
+        <w:t xml:space="preserve"> </w:t>
+      </w:r>
+      <w:r>
+        <w:rPr>
+          <w:sz w:val="24"/>
+          <w:szCs w:val="24"/>
+        </w:rPr>
         <w:t>Launch</w:t>
       </w:r>
       <w:r>
         <w:rPr>
           <w:spacing w:val="-14"/>
+          <w:sz w:val="24"/>
+          <w:szCs w:val="24"/>
         </w:rPr>
         <w:t xml:space="preserve"> </w:t>
       </w:r>
       <w:proofErr w:type="spellStart"/>
       <w:r>
+        <w:rPr>
+          <w:sz w:val="24"/>
+          <w:szCs w:val="24"/>
+        </w:rPr>
         <w:t>Jupyter</w:t>
       </w:r>
       <w:proofErr w:type="spellEnd"/>
       <w:r>
         <w:rPr>
           <w:spacing w:val="-13"/>
-        </w:rPr>
-        <w:t xml:space="preserve"> </w:t>
-      </w:r>
-      <w:r>
+          <w:sz w:val="24"/>
+          <w:szCs w:val="24"/>
+        </w:rPr>
+        <w:t xml:space="preserve"> </w:t>
+      </w:r>
+      <w:r>
+        <w:rPr>
+          <w:sz w:val="24"/>
+          <w:szCs w:val="24"/>
+        </w:rPr>
         <w:t xml:space="preserve">Notebook </w:t>
       </w:r>
       <w:proofErr w:type="spellStart"/>
       <w:r>
+        <w:rPr>
+          <w:sz w:val="24"/>
+          <w:szCs w:val="24"/>
+        </w:rPr>
         <w:t>jupyter</w:t>
       </w:r>
       <w:proofErr w:type="spellEnd"/>
       <w:r>
+        <w:rPr>
+          <w:sz w:val="24"/>
+          <w:szCs w:val="24"/>
+        </w:rPr>
         <w:t xml:space="preserve"> notebook</w:t>
       </w:r>
     </w:p>
@@ -1572,64 +1921,106 @@
         <w:pStyle w:val="BodyText"/>
         <w:spacing w:before="3"/>
         <w:ind w:left="307"/>
-      </w:pPr>
-      <w:r>
+        <w:rPr>
+          <w:sz w:val="24"/>
+          <w:szCs w:val="24"/>
+        </w:rPr>
+      </w:pPr>
+      <w:r>
+        <w:rPr>
+          <w:sz w:val="24"/>
+          <w:szCs w:val="24"/>
+        </w:rPr>
         <w:t>Step</w:t>
       </w:r>
       <w:r>
         <w:rPr>
           <w:spacing w:val="-9"/>
-        </w:rPr>
-        <w:t xml:space="preserve"> </w:t>
-      </w:r>
-      <w:r>
+          <w:sz w:val="24"/>
+          <w:szCs w:val="24"/>
+        </w:rPr>
+        <w:t xml:space="preserve"> </w:t>
+      </w:r>
+      <w:r>
+        <w:rPr>
+          <w:sz w:val="24"/>
+          <w:szCs w:val="24"/>
+        </w:rPr>
         <w:t>4:</w:t>
       </w:r>
       <w:r>
         <w:rPr>
           <w:spacing w:val="-8"/>
-        </w:rPr>
-        <w:t xml:space="preserve"> </w:t>
-      </w:r>
-      <w:r>
+          <w:sz w:val="24"/>
+          <w:szCs w:val="24"/>
+        </w:rPr>
+        <w:t xml:space="preserve"> </w:t>
+      </w:r>
+      <w:r>
+        <w:rPr>
+          <w:sz w:val="24"/>
+          <w:szCs w:val="24"/>
+        </w:rPr>
         <w:t>Browser</w:t>
       </w:r>
       <w:r>
         <w:rPr>
           <w:spacing w:val="-10"/>
-        </w:rPr>
-        <w:t xml:space="preserve"> </w:t>
-      </w:r>
-      <w:r>
+          <w:sz w:val="24"/>
+          <w:szCs w:val="24"/>
+        </w:rPr>
+        <w:t xml:space="preserve"> </w:t>
+      </w:r>
+      <w:r>
+        <w:rPr>
+          <w:sz w:val="24"/>
+          <w:szCs w:val="24"/>
+        </w:rPr>
         <w:t>automatically</w:t>
       </w:r>
       <w:r>
         <w:rPr>
           <w:spacing w:val="-9"/>
-        </w:rPr>
-        <w:t xml:space="preserve"> </w:t>
-      </w:r>
-      <w:r>
+          <w:sz w:val="24"/>
+          <w:szCs w:val="24"/>
+        </w:rPr>
+        <w:t xml:space="preserve"> </w:t>
+      </w:r>
+      <w:r>
+        <w:rPr>
+          <w:sz w:val="24"/>
+          <w:szCs w:val="24"/>
+        </w:rPr>
         <w:t>opens</w:t>
       </w:r>
       <w:r>
         <w:rPr>
           <w:spacing w:val="-11"/>
-        </w:rPr>
-        <w:t xml:space="preserve"> </w:t>
-      </w:r>
-      <w:r>
+          <w:sz w:val="24"/>
+          <w:szCs w:val="24"/>
+        </w:rPr>
+        <w:t xml:space="preserve"> </w:t>
+      </w:r>
+      <w:r>
+        <w:rPr>
+          <w:sz w:val="24"/>
+          <w:szCs w:val="24"/>
+        </w:rPr>
         <w:t>Notebook</w:t>
       </w:r>
       <w:r>
         <w:rPr>
           <w:spacing w:val="-10"/>
+          <w:sz w:val="24"/>
+          <w:szCs w:val="24"/>
         </w:rPr>
         <w:t xml:space="preserve"> </w:t>
       </w:r>
       <w:r>
         <w:rPr>
           <w:spacing w:val="-2"/>
+          <w:sz w:val="24"/>
+          <w:szCs w:val="24"/>
         </w:rPr>
         <w:t>Dashboard.</w:t>
       </w:r>
@@ -2000,7 +2391,7 @@
           </mc:Choice>
           <mc:Fallback>
             <w:pict>
-              <v:group w14:anchorId="21B093A5" id="Group 15" o:spid="_x0000_s1026" style="position:absolute;margin-left:1in;margin-top:17.35pt;width:451.45pt;height:1.7pt;z-index:-15727616;mso-wrap-distance-left:0;mso-wrap-distance-right:0;mso-position-horizontal-relative:page" coordsize="57334,215" o:gfxdata="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">
+              <v:group w14:anchorId="32A6C8E6" id="Group 15" o:spid="_x0000_s1026" style="position:absolute;margin-left:1in;margin-top:17.35pt;width:451.45pt;height:1.7pt;z-index:-15727616;mso-wrap-distance-left:0;mso-wrap-distance-right:0;mso-position-horizontal-relative:page" coordsize="57334,215" o:gfxdata="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">
                 <v:shape id="Graphic 16" o:spid="_x0000_s1027" style="position:absolute;width:57315;height:203;visibility:visible;mso-wrap-style:square;v-text-anchor:top" coordsize="5731510,20320" o:gfxdata="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" path="m5731509,l,,,20320r5731509,l5731509,xe" fillcolor="#9f9f9f" stroked="f">
                   <v:path arrowok="t"/>
                 </v:shape>
@@ -2081,46 +2472,78 @@
         <w:spacing w:before="177" w:line="410" w:lineRule="auto"/>
         <w:ind w:left="307" w:right="6189"/>
         <w:jc w:val="both"/>
-      </w:pPr>
-      <w:r>
+        <w:rPr>
+          <w:sz w:val="24"/>
+          <w:szCs w:val="24"/>
+        </w:rPr>
+      </w:pPr>
+      <w:r>
+        <w:rPr>
+          <w:sz w:val="24"/>
+          <w:szCs w:val="24"/>
+        </w:rPr>
         <w:t>Step</w:t>
       </w:r>
       <w:r>
         <w:rPr>
           <w:spacing w:val="-7"/>
-        </w:rPr>
-        <w:t xml:space="preserve"> </w:t>
-      </w:r>
-      <w:r>
+          <w:sz w:val="24"/>
+          <w:szCs w:val="24"/>
+        </w:rPr>
+        <w:t xml:space="preserve"> </w:t>
+      </w:r>
+      <w:r>
+        <w:rPr>
+          <w:sz w:val="24"/>
+          <w:szCs w:val="24"/>
+        </w:rPr>
         <w:t>1:</w:t>
       </w:r>
       <w:r>
         <w:rPr>
           <w:spacing w:val="-6"/>
-        </w:rPr>
-        <w:t xml:space="preserve"> </w:t>
-      </w:r>
-      <w:r>
+          <w:sz w:val="24"/>
+          <w:szCs w:val="24"/>
+        </w:rPr>
+        <w:t xml:space="preserve"> </w:t>
+      </w:r>
+      <w:r>
+        <w:rPr>
+          <w:sz w:val="24"/>
+          <w:szCs w:val="24"/>
+        </w:rPr>
         <w:t>Open</w:t>
       </w:r>
       <w:r>
         <w:rPr>
           <w:spacing w:val="-8"/>
+          <w:sz w:val="24"/>
+          <w:szCs w:val="24"/>
         </w:rPr>
         <w:t xml:space="preserve"> </w:t>
       </w:r>
       <w:proofErr w:type="spellStart"/>
       <w:r>
+        <w:rPr>
+          <w:sz w:val="24"/>
+          <w:szCs w:val="24"/>
+        </w:rPr>
         <w:t>Jupyter</w:t>
       </w:r>
       <w:proofErr w:type="spellEnd"/>
       <w:r>
         <w:rPr>
           <w:spacing w:val="-7"/>
-        </w:rPr>
-        <w:t xml:space="preserve"> </w:t>
-      </w:r>
-      <w:r>
+          <w:sz w:val="24"/>
+          <w:szCs w:val="24"/>
+        </w:rPr>
+        <w:t xml:space="preserve"> </w:t>
+      </w:r>
+      <w:r>
+        <w:rPr>
+          <w:sz w:val="24"/>
+          <w:szCs w:val="24"/>
+        </w:rPr>
         <w:t>Dashboard Step 2: Select New → Python 3 Step 3: Create Notebook</w:t>
       </w:r>
     </w:p>
@@ -2130,105 +2553,586 @@
         <w:spacing w:before="1"/>
         <w:ind w:left="307"/>
         <w:jc w:val="both"/>
-      </w:pPr>
-      <w:r>
+        <w:rPr>
+          <w:spacing w:val="-2"/>
+          <w:sz w:val="24"/>
+          <w:szCs w:val="24"/>
+        </w:rPr>
+      </w:pPr>
+      <w:r>
+        <w:rPr>
+          <w:sz w:val="24"/>
+          <w:szCs w:val="24"/>
+        </w:rPr>
         <w:t>Step</w:t>
       </w:r>
       <w:r>
         <w:rPr>
           <w:spacing w:val="-8"/>
-        </w:rPr>
-        <w:t xml:space="preserve"> </w:t>
-      </w:r>
-      <w:r>
+          <w:sz w:val="24"/>
+          <w:szCs w:val="24"/>
+        </w:rPr>
+        <w:t xml:space="preserve"> </w:t>
+      </w:r>
+      <w:r>
+        <w:rPr>
+          <w:sz w:val="24"/>
+          <w:szCs w:val="24"/>
+        </w:rPr>
         <w:t>4:</w:t>
       </w:r>
       <w:r>
         <w:rPr>
           <w:spacing w:val="-4"/>
-        </w:rPr>
-        <w:t xml:space="preserve"> </w:t>
-      </w:r>
-      <w:r>
+          <w:sz w:val="24"/>
+          <w:szCs w:val="24"/>
+        </w:rPr>
+        <w:t xml:space="preserve"> </w:t>
+      </w:r>
+      <w:r>
+        <w:rPr>
+          <w:sz w:val="24"/>
+          <w:szCs w:val="24"/>
+        </w:rPr>
         <w:t>Rename</w:t>
       </w:r>
       <w:r>
         <w:rPr>
           <w:spacing w:val="-4"/>
+          <w:sz w:val="24"/>
+          <w:szCs w:val="24"/>
         </w:rPr>
         <w:t xml:space="preserve"> </w:t>
       </w:r>
       <w:r>
         <w:rPr>
           <w:spacing w:val="-2"/>
+          <w:sz w:val="24"/>
+          <w:szCs w:val="24"/>
         </w:rPr>
         <w:t>Notebook</w:t>
       </w:r>
+    </w:p>
+    <w:p>
+      <w:pPr>
+        <w:pStyle w:val="BodyText"/>
+        <w:spacing w:before="1"/>
+        <w:ind w:left="307"/>
+        <w:jc w:val="both"/>
+        <w:rPr>
+          <w:sz w:val="24"/>
+          <w:szCs w:val="24"/>
+        </w:rPr>
+      </w:pPr>
     </w:p>
     <w:p>
       <w:pPr>
         <w:pStyle w:val="BodyText"/>
         <w:spacing w:before="177"/>
         <w:ind w:left="307"/>
-      </w:pPr>
-      <w:r>
+        <w:rPr>
+          <w:spacing w:val="-4"/>
+          <w:sz w:val="24"/>
+          <w:szCs w:val="24"/>
+        </w:rPr>
+      </w:pPr>
+      <w:r>
+        <w:rPr>
+          <w:sz w:val="24"/>
+          <w:szCs w:val="24"/>
+        </w:rPr>
+        <w:lastRenderedPageBreak/>
         <w:t>Step</w:t>
       </w:r>
       <w:r>
         <w:rPr>
           <w:spacing w:val="-7"/>
-        </w:rPr>
-        <w:t xml:space="preserve"> </w:t>
-      </w:r>
-      <w:r>
+          <w:sz w:val="24"/>
+          <w:szCs w:val="24"/>
+        </w:rPr>
+        <w:t xml:space="preserve"> </w:t>
+      </w:r>
+      <w:r>
+        <w:rPr>
+          <w:sz w:val="24"/>
+          <w:szCs w:val="24"/>
+        </w:rPr>
         <w:t>5:</w:t>
       </w:r>
       <w:r>
         <w:rPr>
           <w:spacing w:val="-5"/>
-        </w:rPr>
-        <w:t xml:space="preserve"> </w:t>
-      </w:r>
-      <w:r>
+          <w:sz w:val="24"/>
+          <w:szCs w:val="24"/>
+        </w:rPr>
+        <w:t xml:space="preserve"> </w:t>
+      </w:r>
+      <w:r>
+        <w:rPr>
+          <w:sz w:val="24"/>
+          <w:szCs w:val="24"/>
+        </w:rPr>
         <w:t>Create</w:t>
       </w:r>
       <w:r>
         <w:rPr>
           <w:spacing w:val="-4"/>
-        </w:rPr>
-        <w:t xml:space="preserve"> </w:t>
-      </w:r>
-      <w:r>
+          <w:sz w:val="24"/>
+          <w:szCs w:val="24"/>
+        </w:rPr>
+        <w:t xml:space="preserve"> </w:t>
+      </w:r>
+      <w:r>
+        <w:rPr>
+          <w:sz w:val="24"/>
+          <w:szCs w:val="24"/>
+        </w:rPr>
         <w:t>Code</w:t>
       </w:r>
       <w:r>
         <w:rPr>
           <w:spacing w:val="-9"/>
-        </w:rPr>
-        <w:t xml:space="preserve"> </w:t>
-      </w:r>
-      <w:r>
+          <w:sz w:val="24"/>
+          <w:szCs w:val="24"/>
+        </w:rPr>
+        <w:t xml:space="preserve"> </w:t>
+      </w:r>
+      <w:r>
+        <w:rPr>
+          <w:sz w:val="24"/>
+          <w:szCs w:val="24"/>
+        </w:rPr>
         <w:t>and</w:t>
       </w:r>
       <w:r>
         <w:rPr>
           <w:spacing w:val="-8"/>
-        </w:rPr>
-        <w:t xml:space="preserve"> </w:t>
-      </w:r>
-      <w:r>
+          <w:sz w:val="24"/>
+          <w:szCs w:val="24"/>
+        </w:rPr>
+        <w:t xml:space="preserve"> </w:t>
+      </w:r>
+      <w:r>
+        <w:rPr>
+          <w:sz w:val="24"/>
+          <w:szCs w:val="24"/>
+        </w:rPr>
         <w:t>Markdown</w:t>
       </w:r>
       <w:r>
         <w:rPr>
           <w:spacing w:val="-4"/>
-        </w:rPr>
-        <w:t xml:space="preserve"> Cells</w:t>
-      </w:r>
-    </w:p>
-    <w:p>
-      <w:pPr>
-        <w:pStyle w:val="BodyText"/>
+          <w:sz w:val="24"/>
+          <w:szCs w:val="24"/>
+        </w:rPr>
+        <w:t xml:space="preserve"> C</w:t>
+      </w:r>
+    </w:p>
+    <w:p>
+      <w:pPr>
+        <w:pStyle w:val="BodyText"/>
+        <w:spacing w:before="177"/>
+        <w:ind w:left="307"/>
+        <w:rPr>
+          <w:spacing w:val="-4"/>
+          <w:sz w:val="24"/>
+          <w:szCs w:val="24"/>
+        </w:rPr>
+      </w:pPr>
+    </w:p>
+    <w:p>
+      <w:pPr>
+        <w:pStyle w:val="BodyText"/>
+        <w:spacing w:before="177"/>
+        <w:ind w:left="307"/>
+        <w:rPr>
+          <w:spacing w:val="-4"/>
+          <w:sz w:val="24"/>
+          <w:szCs w:val="24"/>
+        </w:rPr>
+      </w:pPr>
+    </w:p>
+    <w:p>
+      <w:pPr>
+        <w:pStyle w:val="BodyText"/>
+        <w:spacing w:before="177"/>
+        <w:ind w:left="307"/>
+        <w:rPr>
+          <w:spacing w:val="-4"/>
+          <w:sz w:val="24"/>
+          <w:szCs w:val="24"/>
+        </w:rPr>
+      </w:pPr>
+    </w:p>
+    <w:p>
+      <w:pPr>
+        <w:pStyle w:val="BodyText"/>
+        <w:spacing w:before="177"/>
+        <w:ind w:left="307"/>
+        <w:rPr>
+          <w:spacing w:val="-4"/>
+          <w:sz w:val="24"/>
+          <w:szCs w:val="24"/>
+        </w:rPr>
+      </w:pPr>
+    </w:p>
+    <w:p>
+      <w:pPr>
+        <w:pStyle w:val="BodyText"/>
+        <w:spacing w:before="177"/>
+        <w:ind w:left="307"/>
+        <w:rPr>
+          <w:spacing w:val="-4"/>
+          <w:sz w:val="24"/>
+          <w:szCs w:val="24"/>
+        </w:rPr>
+      </w:pPr>
+    </w:p>
+    <w:p>
+      <w:pPr>
+        <w:pStyle w:val="BodyText"/>
+        <w:spacing w:before="177"/>
+        <w:ind w:left="307"/>
+        <w:rPr>
+          <w:spacing w:val="-4"/>
+          <w:sz w:val="24"/>
+          <w:szCs w:val="24"/>
+        </w:rPr>
+      </w:pPr>
+    </w:p>
+    <w:p>
+      <w:pPr>
+        <w:pStyle w:val="BodyText"/>
+        <w:spacing w:before="177"/>
+        <w:ind w:left="307"/>
+        <w:rPr>
+          <w:spacing w:val="-4"/>
+          <w:sz w:val="24"/>
+          <w:szCs w:val="24"/>
+        </w:rPr>
+      </w:pPr>
+    </w:p>
+    <w:p>
+      <w:pPr>
+        <w:pStyle w:val="BodyText"/>
+        <w:spacing w:before="177"/>
+        <w:ind w:left="307"/>
+        <w:rPr>
+          <w:spacing w:val="-4"/>
+          <w:sz w:val="24"/>
+          <w:szCs w:val="24"/>
+        </w:rPr>
+      </w:pPr>
+    </w:p>
+    <w:p>
+      <w:pPr>
+        <w:pStyle w:val="BodyText"/>
+        <w:spacing w:before="177"/>
+        <w:ind w:left="307"/>
+        <w:rPr>
+          <w:spacing w:val="-4"/>
+          <w:sz w:val="24"/>
+          <w:szCs w:val="24"/>
+        </w:rPr>
+      </w:pPr>
+    </w:p>
+    <w:p>
+      <w:pPr>
+        <w:pStyle w:val="BodyText"/>
+        <w:spacing w:before="177"/>
+        <w:ind w:left="307"/>
+        <w:rPr>
+          <w:spacing w:val="-4"/>
+          <w:sz w:val="24"/>
+          <w:szCs w:val="24"/>
+        </w:rPr>
+      </w:pPr>
+    </w:p>
+    <w:p>
+      <w:pPr>
+        <w:pStyle w:val="BodyText"/>
+        <w:spacing w:before="177"/>
+        <w:ind w:left="307"/>
+        <w:rPr>
+          <w:spacing w:val="-4"/>
+          <w:sz w:val="24"/>
+          <w:szCs w:val="24"/>
+        </w:rPr>
+      </w:pPr>
+    </w:p>
+    <w:p>
+      <w:pPr>
+        <w:pStyle w:val="BodyText"/>
+        <w:spacing w:before="177"/>
+        <w:ind w:left="307"/>
+        <w:rPr>
+          <w:spacing w:val="-4"/>
+          <w:sz w:val="24"/>
+          <w:szCs w:val="24"/>
+        </w:rPr>
+      </w:pPr>
+    </w:p>
+    <w:p>
+      <w:pPr>
+        <w:pStyle w:val="BodyText"/>
+        <w:spacing w:before="177"/>
+        <w:ind w:left="307"/>
+        <w:rPr>
+          <w:spacing w:val="-4"/>
+          <w:sz w:val="24"/>
+          <w:szCs w:val="24"/>
+        </w:rPr>
+      </w:pPr>
+    </w:p>
+    <w:p>
+      <w:pPr>
+        <w:pStyle w:val="BodyText"/>
+        <w:spacing w:before="177"/>
+        <w:ind w:left="307"/>
+        <w:rPr>
+          <w:spacing w:val="-4"/>
+          <w:sz w:val="24"/>
+          <w:szCs w:val="24"/>
+        </w:rPr>
+      </w:pPr>
+    </w:p>
+    <w:p>
+      <w:pPr>
+        <w:pStyle w:val="BodyText"/>
+        <w:spacing w:before="177"/>
+        <w:ind w:left="307"/>
+        <w:rPr>
+          <w:spacing w:val="-4"/>
+          <w:sz w:val="24"/>
+          <w:szCs w:val="24"/>
+        </w:rPr>
+      </w:pPr>
+    </w:p>
+    <w:p>
+      <w:pPr>
+        <w:pStyle w:val="BodyText"/>
+        <w:spacing w:before="177"/>
+        <w:ind w:left="307"/>
+        <w:rPr>
+          <w:spacing w:val="-4"/>
+          <w:sz w:val="24"/>
+          <w:szCs w:val="24"/>
+        </w:rPr>
+      </w:pPr>
+    </w:p>
+    <w:p>
+      <w:pPr>
+        <w:pStyle w:val="BodyText"/>
+        <w:spacing w:before="177"/>
+        <w:ind w:left="307"/>
+        <w:rPr>
+          <w:spacing w:val="-4"/>
+          <w:sz w:val="24"/>
+          <w:szCs w:val="24"/>
+        </w:rPr>
+      </w:pPr>
+    </w:p>
+    <w:p>
+      <w:pPr>
+        <w:pStyle w:val="BodyText"/>
+        <w:spacing w:before="177"/>
+        <w:ind w:left="307"/>
+        <w:rPr>
+          <w:spacing w:val="-4"/>
+          <w:sz w:val="24"/>
+          <w:szCs w:val="24"/>
+        </w:rPr>
+      </w:pPr>
+    </w:p>
+    <w:p>
+      <w:pPr>
+        <w:pStyle w:val="BodyText"/>
+        <w:spacing w:before="177"/>
+        <w:ind w:left="307"/>
+        <w:rPr>
+          <w:spacing w:val="-4"/>
+          <w:sz w:val="24"/>
+          <w:szCs w:val="24"/>
+        </w:rPr>
+      </w:pPr>
+    </w:p>
+    <w:p>
+      <w:pPr>
+        <w:pStyle w:val="BodyText"/>
+        <w:spacing w:before="177"/>
+        <w:ind w:left="307"/>
+        <w:rPr>
+          <w:spacing w:val="-4"/>
+          <w:sz w:val="24"/>
+          <w:szCs w:val="24"/>
+        </w:rPr>
+      </w:pPr>
+    </w:p>
+    <w:p>
+      <w:pPr>
+        <w:pStyle w:val="BodyText"/>
+        <w:spacing w:before="177"/>
+        <w:ind w:left="307"/>
+        <w:rPr>
+          <w:spacing w:val="-4"/>
+          <w:sz w:val="24"/>
+          <w:szCs w:val="24"/>
+        </w:rPr>
+      </w:pPr>
+    </w:p>
+    <w:p>
+      <w:pPr>
+        <w:pStyle w:val="BodyText"/>
+        <w:spacing w:before="177"/>
+        <w:ind w:left="307"/>
+        <w:rPr>
+          <w:spacing w:val="-4"/>
+          <w:sz w:val="24"/>
+          <w:szCs w:val="24"/>
+        </w:rPr>
+      </w:pPr>
+    </w:p>
+    <w:p>
+      <w:pPr>
+        <w:pStyle w:val="BodyText"/>
+        <w:spacing w:before="177"/>
+        <w:ind w:left="307"/>
+        <w:rPr>
+          <w:spacing w:val="-4"/>
+          <w:sz w:val="24"/>
+          <w:szCs w:val="24"/>
+        </w:rPr>
+      </w:pPr>
+    </w:p>
+    <w:p>
+      <w:pPr>
+        <w:pStyle w:val="BodyText"/>
+        <w:spacing w:before="177"/>
+        <w:ind w:left="307"/>
+        <w:rPr>
+          <w:spacing w:val="-4"/>
+          <w:sz w:val="24"/>
+          <w:szCs w:val="24"/>
+        </w:rPr>
+      </w:pPr>
+    </w:p>
+    <w:p>
+      <w:pPr>
+        <w:pStyle w:val="BodyText"/>
+        <w:spacing w:before="177"/>
+        <w:ind w:left="307"/>
+        <w:rPr>
+          <w:spacing w:val="-4"/>
+          <w:sz w:val="24"/>
+          <w:szCs w:val="24"/>
+        </w:rPr>
+      </w:pPr>
+    </w:p>
+    <w:p>
+      <w:pPr>
+        <w:pStyle w:val="BodyText"/>
+        <w:spacing w:before="177"/>
+        <w:ind w:left="307"/>
+        <w:rPr>
+          <w:spacing w:val="-4"/>
+          <w:sz w:val="24"/>
+          <w:szCs w:val="24"/>
+        </w:rPr>
+      </w:pPr>
+    </w:p>
+    <w:p>
+      <w:pPr>
+        <w:pStyle w:val="Heading1"/>
+      </w:pPr>
+      <w:r>
+        <w:rPr>
+          <w:color w:val="2E5395"/>
+          <w:spacing w:val="-2"/>
+        </w:rPr>
+        <w:t>Result:</w:t>
+      </w:r>
+    </w:p>
+    <w:p>
+      <w:pPr>
+        <w:pStyle w:val="BodyText"/>
+        <w:spacing w:before="76"/>
+        <w:ind w:left="861"/>
+      </w:pPr>
+      <w:r>
+        <w:t>Python</w:t>
+      </w:r>
+      <w:r>
+        <w:rPr>
+          <w:spacing w:val="-3"/>
+        </w:rPr>
+        <w:t xml:space="preserve"> </w:t>
+      </w:r>
+      <w:r>
+        <w:t>and</w:t>
+      </w:r>
+      <w:r>
+        <w:rPr>
+          <w:spacing w:val="-5"/>
+        </w:rPr>
+        <w:t xml:space="preserve"> </w:t>
+      </w:r>
+      <w:proofErr w:type="spellStart"/>
+      <w:r>
+        <w:t>Jupyter</w:t>
+      </w:r>
+      <w:proofErr w:type="spellEnd"/>
+      <w:r>
+        <w:rPr>
+          <w:spacing w:val="-2"/>
+        </w:rPr>
+        <w:t xml:space="preserve"> </w:t>
+      </w:r>
+      <w:r>
+        <w:t>Notebook</w:t>
+      </w:r>
+      <w:r>
+        <w:rPr>
+          <w:spacing w:val="-5"/>
+        </w:rPr>
+        <w:t xml:space="preserve"> </w:t>
+      </w:r>
+      <w:r>
+        <w:t>has</w:t>
+      </w:r>
+      <w:r>
+        <w:rPr>
+          <w:spacing w:val="-3"/>
+        </w:rPr>
+        <w:t xml:space="preserve"> </w:t>
+      </w:r>
+      <w:r>
+        <w:t>been</w:t>
+      </w:r>
+      <w:r>
+        <w:rPr>
+          <w:spacing w:val="-6"/>
+        </w:rPr>
+        <w:t xml:space="preserve"> </w:t>
+      </w:r>
+      <w:r>
+        <w:t>installed</w:t>
+      </w:r>
+      <w:r>
+        <w:rPr>
+          <w:spacing w:val="-2"/>
+        </w:rPr>
+        <w:t xml:space="preserve"> successfully.</w:t>
+      </w:r>
+    </w:p>
+    <w:p>
+      <w:pPr>
+        <w:pStyle w:val="BodyText"/>
+        <w:spacing w:before="177"/>
+        <w:ind w:left="307"/>
+        <w:rPr>
+          <w:sz w:val="24"/>
+          <w:szCs w:val="24"/>
+        </w:rPr>
         <w:sectPr>
           <w:type w:val="continuous"/>
           <w:pgSz w:w="11920" w:h="16850"/>
@@ -2246,695 +3150,6 @@
     <w:p>
       <w:pPr>
         <w:pStyle w:val="BodyText"/>
-        <w:spacing w:before="68"/>
-        <w:ind w:left="307"/>
-      </w:pPr>
-      <w:r>
-        <w:rPr>
-          <w:noProof/>
-          <w:lang w:val="en-IN" w:eastAsia="en-IN"/>
-        </w:rPr>
-        <w:lastRenderedPageBreak/>
-        <mc:AlternateContent>
-          <mc:Choice Requires="wpg">
-            <w:drawing>
-              <wp:anchor distT="0" distB="0" distL="0" distR="0" simplePos="0" relativeHeight="487589376" behindDoc="1" locked="0" layoutInCell="1" allowOverlap="1">
-                <wp:simplePos x="0" y="0"/>
-                <wp:positionH relativeFrom="page">
-                  <wp:posOffset>914400</wp:posOffset>
-                </wp:positionH>
-                <wp:positionV relativeFrom="paragraph">
-                  <wp:posOffset>228727</wp:posOffset>
-                </wp:positionV>
-                <wp:extent cx="5733415" cy="20320"/>
-                <wp:effectExtent l="0" t="0" r="0" b="0"/>
-                <wp:wrapTopAndBottom/>
-                <wp:docPr id="22" name="Group 22"/>
-                <wp:cNvGraphicFramePr>
-                  <a:graphicFrameLocks xmlns:a="http://schemas.openxmlformats.org/drawingml/2006/main"/>
-                </wp:cNvGraphicFramePr>
-                <a:graphic xmlns:a="http://schemas.openxmlformats.org/drawingml/2006/main">
-                  <a:graphicData uri="http://schemas.microsoft.com/office/word/2010/wordprocessingGroup">
-                    <wpg:wgp>
-                      <wpg:cNvGrpSpPr>
-                        <a:grpSpLocks/>
-                      </wpg:cNvGrpSpPr>
-                      <wpg:grpSpPr>
-                        <a:xfrm>
-                          <a:off x="0" y="0"/>
-                          <a:ext cx="5733415" cy="20320"/>
-                          <a:chOff x="0" y="0"/>
-                          <a:chExt cx="5733415" cy="20320"/>
-                        </a:xfrm>
-                      </wpg:grpSpPr>
-                      <wps:wsp>
-                        <wps:cNvPr id="23" name="Graphic 23"/>
-                        <wps:cNvSpPr/>
-                        <wps:spPr>
-                          <a:xfrm>
-                            <a:off x="0" y="0"/>
-                            <a:ext cx="5731510" cy="20320"/>
-                          </a:xfrm>
-                          <a:custGeom>
-                            <a:avLst/>
-                            <a:gdLst/>
-                            <a:ahLst/>
-                            <a:cxnLst/>
-                            <a:rect l="l" t="t" r="r" b="b"/>
-                            <a:pathLst>
-                              <a:path w="5731510" h="20320">
-                                <a:moveTo>
-                                  <a:pt x="5731509" y="0"/>
-                                </a:moveTo>
-                                <a:lnTo>
-                                  <a:pt x="0" y="0"/>
-                                </a:lnTo>
-                                <a:lnTo>
-                                  <a:pt x="0" y="20320"/>
-                                </a:lnTo>
-                                <a:lnTo>
-                                  <a:pt x="5731509" y="20320"/>
-                                </a:lnTo>
-                                <a:lnTo>
-                                  <a:pt x="5731509" y="0"/>
-                                </a:lnTo>
-                                <a:close/>
-                              </a:path>
-                            </a:pathLst>
-                          </a:custGeom>
-                          <a:solidFill>
-                            <a:srgbClr val="9F9F9F"/>
-                          </a:solidFill>
-                        </wps:spPr>
-                        <wps:bodyPr wrap="square" lIns="0" tIns="0" rIns="0" bIns="0" rtlCol="0">
-                          <a:prstTxWarp prst="textNoShape">
-                            <a:avLst/>
-                          </a:prstTxWarp>
-                          <a:noAutofit/>
-                        </wps:bodyPr>
-                      </wps:wsp>
-                      <wps:wsp>
-                        <wps:cNvPr id="24" name="Graphic 24"/>
-                        <wps:cNvSpPr/>
-                        <wps:spPr>
-                          <a:xfrm>
-                            <a:off x="5729985" y="507"/>
-                            <a:ext cx="3175" cy="3175"/>
-                          </a:xfrm>
-                          <a:custGeom>
-                            <a:avLst/>
-                            <a:gdLst/>
-                            <a:ahLst/>
-                            <a:cxnLst/>
-                            <a:rect l="l" t="t" r="r" b="b"/>
-                            <a:pathLst>
-                              <a:path w="3175" h="3175">
-                                <a:moveTo>
-                                  <a:pt x="3047" y="0"/>
-                                </a:moveTo>
-                                <a:lnTo>
-                                  <a:pt x="0" y="0"/>
-                                </a:lnTo>
-                                <a:lnTo>
-                                  <a:pt x="0" y="3048"/>
-                                </a:lnTo>
-                                <a:lnTo>
-                                  <a:pt x="3047" y="3048"/>
-                                </a:lnTo>
-                                <a:lnTo>
-                                  <a:pt x="3047" y="0"/>
-                                </a:lnTo>
-                                <a:close/>
-                              </a:path>
-                            </a:pathLst>
-                          </a:custGeom>
-                          <a:solidFill>
-                            <a:srgbClr val="E1E1E1"/>
-                          </a:solidFill>
-                        </wps:spPr>
-                        <wps:bodyPr wrap="square" lIns="0" tIns="0" rIns="0" bIns="0" rtlCol="0">
-                          <a:prstTxWarp prst="textNoShape">
-                            <a:avLst/>
-                          </a:prstTxWarp>
-                          <a:noAutofit/>
-                        </wps:bodyPr>
-                      </wps:wsp>
-                      <wps:wsp>
-                        <wps:cNvPr id="25" name="Graphic 25"/>
-                        <wps:cNvSpPr/>
-                        <wps:spPr>
-                          <a:xfrm>
-                            <a:off x="304" y="507"/>
-                            <a:ext cx="5732780" cy="17145"/>
-                          </a:xfrm>
-                          <a:custGeom>
-                            <a:avLst/>
-                            <a:gdLst/>
-                            <a:ahLst/>
-                            <a:cxnLst/>
-                            <a:rect l="l" t="t" r="r" b="b"/>
-                            <a:pathLst>
-                              <a:path w="5732780" h="17145">
-                                <a:moveTo>
-                                  <a:pt x="3048" y="3048"/>
-                                </a:moveTo>
-                                <a:lnTo>
-                                  <a:pt x="0" y="3048"/>
-                                </a:lnTo>
-                                <a:lnTo>
-                                  <a:pt x="0" y="16764"/>
-                                </a:lnTo>
-                                <a:lnTo>
-                                  <a:pt x="3048" y="16764"/>
-                                </a:lnTo>
-                                <a:lnTo>
-                                  <a:pt x="3048" y="3048"/>
-                                </a:lnTo>
-                                <a:close/>
-                              </a:path>
-                              <a:path w="5732780" h="17145">
-                                <a:moveTo>
-                                  <a:pt x="5732716" y="0"/>
-                                </a:moveTo>
-                                <a:lnTo>
-                                  <a:pt x="5729668" y="0"/>
-                                </a:lnTo>
-                                <a:lnTo>
-                                  <a:pt x="5729668" y="3048"/>
-                                </a:lnTo>
-                                <a:lnTo>
-                                  <a:pt x="5732716" y="3048"/>
-                                </a:lnTo>
-                                <a:lnTo>
-                                  <a:pt x="5732716" y="0"/>
-                                </a:lnTo>
-                                <a:close/>
-                              </a:path>
-                            </a:pathLst>
-                          </a:custGeom>
-                          <a:solidFill>
-                            <a:srgbClr val="9F9F9F"/>
-                          </a:solidFill>
-                        </wps:spPr>
-                        <wps:bodyPr wrap="square" lIns="0" tIns="0" rIns="0" bIns="0" rtlCol="0">
-                          <a:prstTxWarp prst="textNoShape">
-                            <a:avLst/>
-                          </a:prstTxWarp>
-                          <a:noAutofit/>
-                        </wps:bodyPr>
-                      </wps:wsp>
-                      <wps:wsp>
-                        <wps:cNvPr id="26" name="Graphic 26"/>
-                        <wps:cNvSpPr/>
-                        <wps:spPr>
-                          <a:xfrm>
-                            <a:off x="5729985" y="3556"/>
-                            <a:ext cx="3175" cy="13970"/>
-                          </a:xfrm>
-                          <a:custGeom>
-                            <a:avLst/>
-                            <a:gdLst/>
-                            <a:ahLst/>
-                            <a:cxnLst/>
-                            <a:rect l="l" t="t" r="r" b="b"/>
-                            <a:pathLst>
-                              <a:path w="3175" h="13970">
-                                <a:moveTo>
-                                  <a:pt x="3047" y="0"/>
-                                </a:moveTo>
-                                <a:lnTo>
-                                  <a:pt x="0" y="0"/>
-                                </a:lnTo>
-                                <a:lnTo>
-                                  <a:pt x="0" y="13716"/>
-                                </a:lnTo>
-                                <a:lnTo>
-                                  <a:pt x="3047" y="13716"/>
-                                </a:lnTo>
-                                <a:lnTo>
-                                  <a:pt x="3047" y="0"/>
-                                </a:lnTo>
-                                <a:close/>
-                              </a:path>
-                            </a:pathLst>
-                          </a:custGeom>
-                          <a:solidFill>
-                            <a:srgbClr val="E1E1E1"/>
-                          </a:solidFill>
-                        </wps:spPr>
-                        <wps:bodyPr wrap="square" lIns="0" tIns="0" rIns="0" bIns="0" rtlCol="0">
-                          <a:prstTxWarp prst="textNoShape">
-                            <a:avLst/>
-                          </a:prstTxWarp>
-                          <a:noAutofit/>
-                        </wps:bodyPr>
-                      </wps:wsp>
-                      <wps:wsp>
-                        <wps:cNvPr id="27" name="Graphic 27"/>
-                        <wps:cNvSpPr/>
-                        <wps:spPr>
-                          <a:xfrm>
-                            <a:off x="304" y="17272"/>
-                            <a:ext cx="3175" cy="3175"/>
-                          </a:xfrm>
-                          <a:custGeom>
-                            <a:avLst/>
-                            <a:gdLst/>
-                            <a:ahLst/>
-                            <a:cxnLst/>
-                            <a:rect l="l" t="t" r="r" b="b"/>
-                            <a:pathLst>
-                              <a:path w="3175" h="3175">
-                                <a:moveTo>
-                                  <a:pt x="3046" y="0"/>
-                                </a:moveTo>
-                                <a:lnTo>
-                                  <a:pt x="0" y="0"/>
-                                </a:lnTo>
-                                <a:lnTo>
-                                  <a:pt x="0" y="3048"/>
-                                </a:lnTo>
-                                <a:lnTo>
-                                  <a:pt x="3046" y="3048"/>
-                                </a:lnTo>
-                                <a:lnTo>
-                                  <a:pt x="3046" y="0"/>
-                                </a:lnTo>
-                                <a:close/>
-                              </a:path>
-                            </a:pathLst>
-                          </a:custGeom>
-                          <a:solidFill>
-                            <a:srgbClr val="9F9F9F"/>
-                          </a:solidFill>
-                        </wps:spPr>
-                        <wps:bodyPr wrap="square" lIns="0" tIns="0" rIns="0" bIns="0" rtlCol="0">
-                          <a:prstTxWarp prst="textNoShape">
-                            <a:avLst/>
-                          </a:prstTxWarp>
-                          <a:noAutofit/>
-                        </wps:bodyPr>
-                      </wps:wsp>
-                      <wps:wsp>
-                        <wps:cNvPr id="28" name="Graphic 28"/>
-                        <wps:cNvSpPr/>
-                        <wps:spPr>
-                          <a:xfrm>
-                            <a:off x="304" y="17271"/>
-                            <a:ext cx="5732780" cy="3175"/>
-                          </a:xfrm>
-                          <a:custGeom>
-                            <a:avLst/>
-                            <a:gdLst/>
-                            <a:ahLst/>
-                            <a:cxnLst/>
-                            <a:rect l="l" t="t" r="r" b="b"/>
-                            <a:pathLst>
-                              <a:path w="5732780" h="3175">
-                                <a:moveTo>
-                                  <a:pt x="5729541" y="0"/>
-                                </a:moveTo>
-                                <a:lnTo>
-                                  <a:pt x="0" y="0"/>
-                                </a:lnTo>
-                                <a:lnTo>
-                                  <a:pt x="0" y="3048"/>
-                                </a:lnTo>
-                                <a:lnTo>
-                                  <a:pt x="5729541" y="3048"/>
-                                </a:lnTo>
-                                <a:lnTo>
-                                  <a:pt x="5729541" y="0"/>
-                                </a:lnTo>
-                                <a:close/>
-                              </a:path>
-                              <a:path w="5732780" h="3175">
-                                <a:moveTo>
-                                  <a:pt x="5732716" y="0"/>
-                                </a:moveTo>
-                                <a:lnTo>
-                                  <a:pt x="5729668" y="0"/>
-                                </a:lnTo>
-                                <a:lnTo>
-                                  <a:pt x="5729668" y="3048"/>
-                                </a:lnTo>
-                                <a:lnTo>
-                                  <a:pt x="5732716" y="3048"/>
-                                </a:lnTo>
-                                <a:lnTo>
-                                  <a:pt x="5732716" y="0"/>
-                                </a:lnTo>
-                                <a:close/>
-                              </a:path>
-                            </a:pathLst>
-                          </a:custGeom>
-                          <a:solidFill>
-                            <a:srgbClr val="E1E1E1"/>
-                          </a:solidFill>
-                        </wps:spPr>
-                        <wps:bodyPr wrap="square" lIns="0" tIns="0" rIns="0" bIns="0" rtlCol="0">
-                          <a:prstTxWarp prst="textNoShape">
-                            <a:avLst/>
-                          </a:prstTxWarp>
-                          <a:noAutofit/>
-                        </wps:bodyPr>
-                      </wps:wsp>
-                    </wpg:wgp>
-                  </a:graphicData>
-                </a:graphic>
-              </wp:anchor>
-            </w:drawing>
-          </mc:Choice>
-          <mc:Fallback>
-            <w:pict>
-              <v:group w14:anchorId="46935A5B" id="Group 22" o:spid="_x0000_s1026" style="position:absolute;margin-left:1in;margin-top:18pt;width:451.45pt;height:1.6pt;z-index:-15727104;mso-wrap-distance-left:0;mso-wrap-distance-right:0;mso-position-horizontal-relative:page" coordsize="57334,203" o:gfxdata="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">
-                <v:shape id="Graphic 23" o:spid="_x0000_s1027" style="position:absolute;width:57315;height:203;visibility:visible;mso-wrap-style:square;v-text-anchor:top" coordsize="5731510,20320" o:gfxdata="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" path="m5731509,l,,,20320r5731509,l5731509,xe" fillcolor="#9f9f9f" stroked="f">
-                  <v:path arrowok="t"/>
-                </v:shape>
-                <v:shape id="Graphic 24" o:spid="_x0000_s1028" style="position:absolute;left:57299;top:5;width:32;height:31;visibility:visible;mso-wrap-style:square;v-text-anchor:top" coordsize="3175,3175" o:gfxdata="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" path="m3047,l,,,3048r3047,l3047,xe" fillcolor="#e1e1e1" stroked="f">
-                  <v:path arrowok="t"/>
-                </v:shape>
-                <v:shape id="Graphic 25" o:spid="_x0000_s1029" style="position:absolute;left:3;top:5;width:57327;height:171;visibility:visible;mso-wrap-style:square;v-text-anchor:top" coordsize="5732780,17145" o:gfxdata="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" path="m3048,3048l,3048,,16764r3048,l3048,3048xem5732716,r-3048,l5729668,3048r3048,l5732716,xe" fillcolor="#9f9f9f" stroked="f">
-                  <v:path arrowok="t"/>
-                </v:shape>
-                <v:shape id="Graphic 26" o:spid="_x0000_s1030" style="position:absolute;left:57299;top:35;width:32;height:140;visibility:visible;mso-wrap-style:square;v-text-anchor:top" coordsize="3175,13970" o:gfxdata="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" path="m3047,l,,,13716r3047,l3047,xe" fillcolor="#e1e1e1" stroked="f">
-                  <v:path arrowok="t"/>
-                </v:shape>
-                <v:shape id="Graphic 27" o:spid="_x0000_s1031" style="position:absolute;left:3;top:172;width:31;height:32;visibility:visible;mso-wrap-style:square;v-text-anchor:top" coordsize="3175,3175" o:gfxdata="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" path="m3046,l,,,3048r3046,l3046,xe" fillcolor="#9f9f9f" stroked="f">
-                  <v:path arrowok="t"/>
-                </v:shape>
-                <v:shape id="Graphic 28" o:spid="_x0000_s1032" style="position:absolute;left:3;top:172;width:57327;height:32;visibility:visible;mso-wrap-style:square;v-text-anchor:top" coordsize="5732780,3175" o:gfxdata="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" path="m5729541,l,,,3048r5729541,l5729541,xem5732716,r-3048,l5729668,3048r3048,l5732716,xe" fillcolor="#e1e1e1" stroked="f">
-                  <v:path arrowok="t"/>
-                </v:shape>
-                <w10:wrap type="topAndBottom" anchorx="page"/>
-              </v:group>
-            </w:pict>
-          </mc:Fallback>
-        </mc:AlternateContent>
-      </w:r>
-      <w:r>
-        <w:t>Step</w:t>
-      </w:r>
-      <w:r>
-        <w:rPr>
-          <w:spacing w:val="-2"/>
-        </w:rPr>
-        <w:t xml:space="preserve"> </w:t>
-      </w:r>
-      <w:proofErr w:type="gramStart"/>
-      <w:r>
-        <w:t>6</w:t>
-      </w:r>
-      <w:r>
-        <w:rPr>
-          <w:spacing w:val="-5"/>
-        </w:rPr>
-        <w:t xml:space="preserve"> </w:t>
-      </w:r>
-      <w:r>
-        <w:t>:</w:t>
-      </w:r>
-      <w:proofErr w:type="gramEnd"/>
-      <w:r>
-        <w:t xml:space="preserve"> Execute</w:t>
-      </w:r>
-      <w:r>
-        <w:rPr>
-          <w:spacing w:val="-4"/>
-        </w:rPr>
-        <w:t xml:space="preserve"> </w:t>
-      </w:r>
-      <w:r>
-        <w:t>cells</w:t>
-      </w:r>
-      <w:r>
-        <w:rPr>
-          <w:spacing w:val="-3"/>
-        </w:rPr>
-        <w:t xml:space="preserve"> </w:t>
-      </w:r>
-      <w:r>
-        <w:t>using</w:t>
-      </w:r>
-      <w:r>
-        <w:rPr>
-          <w:spacing w:val="-8"/>
-        </w:rPr>
-        <w:t xml:space="preserve"> </w:t>
-      </w:r>
-      <w:r>
-        <w:t>Shift</w:t>
-      </w:r>
-      <w:r>
-        <w:rPr>
-          <w:spacing w:val="-4"/>
-        </w:rPr>
-        <w:t xml:space="preserve"> </w:t>
-      </w:r>
-      <w:r>
-        <w:t>+</w:t>
-      </w:r>
-      <w:r>
-        <w:rPr>
-          <w:spacing w:val="-3"/>
-        </w:rPr>
-        <w:t xml:space="preserve"> </w:t>
-      </w:r>
-      <w:r>
-        <w:rPr>
-          <w:spacing w:val="-4"/>
-        </w:rPr>
-        <w:t>Enter</w:t>
-      </w:r>
-    </w:p>
-    <w:p>
-      <w:pPr>
-        <w:pStyle w:val="BodyText"/>
-      </w:pPr>
-    </w:p>
-    <w:p>
-      <w:pPr>
-        <w:pStyle w:val="BodyText"/>
-      </w:pPr>
-    </w:p>
-    <w:p>
-      <w:pPr>
-        <w:pStyle w:val="BodyText"/>
-      </w:pPr>
-    </w:p>
-    <w:p>
-      <w:pPr>
-        <w:pStyle w:val="BodyText"/>
-      </w:pPr>
-    </w:p>
-    <w:p>
-      <w:pPr>
-        <w:pStyle w:val="BodyText"/>
-      </w:pPr>
-    </w:p>
-    <w:p>
-      <w:pPr>
-        <w:pStyle w:val="BodyText"/>
-      </w:pPr>
-    </w:p>
-    <w:p>
-      <w:pPr>
-        <w:pStyle w:val="BodyText"/>
-      </w:pPr>
-    </w:p>
-    <w:p>
-      <w:pPr>
-        <w:pStyle w:val="BodyText"/>
-      </w:pPr>
-    </w:p>
-    <w:p>
-      <w:pPr>
-        <w:pStyle w:val="BodyText"/>
-      </w:pPr>
-    </w:p>
-    <w:p>
-      <w:pPr>
-        <w:pStyle w:val="BodyText"/>
-      </w:pPr>
-    </w:p>
-    <w:p>
-      <w:pPr>
-        <w:pStyle w:val="BodyText"/>
-      </w:pPr>
-    </w:p>
-    <w:p>
-      <w:pPr>
-        <w:pStyle w:val="BodyText"/>
-      </w:pPr>
-    </w:p>
-    <w:p>
-      <w:pPr>
-        <w:pStyle w:val="BodyText"/>
-      </w:pPr>
-    </w:p>
-    <w:p>
-      <w:pPr>
-        <w:pStyle w:val="BodyText"/>
-      </w:pPr>
-    </w:p>
-    <w:p>
-      <w:pPr>
-        <w:pStyle w:val="BodyText"/>
-      </w:pPr>
-    </w:p>
-    <w:p>
-      <w:pPr>
-        <w:pStyle w:val="BodyText"/>
-      </w:pPr>
-    </w:p>
-    <w:p>
-      <w:pPr>
-        <w:pStyle w:val="BodyText"/>
-      </w:pPr>
-    </w:p>
-    <w:p>
-      <w:pPr>
-        <w:pStyle w:val="BodyText"/>
-      </w:pPr>
-    </w:p>
-    <w:p>
-      <w:pPr>
-        <w:pStyle w:val="BodyText"/>
-      </w:pPr>
-    </w:p>
-    <w:p>
-      <w:pPr>
-        <w:pStyle w:val="BodyText"/>
-      </w:pPr>
-    </w:p>
-    <w:p>
-      <w:pPr>
-        <w:pStyle w:val="BodyText"/>
-      </w:pPr>
-    </w:p>
-    <w:p>
-      <w:pPr>
-        <w:pStyle w:val="BodyText"/>
-      </w:pPr>
-    </w:p>
-    <w:p>
-      <w:pPr>
-        <w:pStyle w:val="BodyText"/>
-      </w:pPr>
-    </w:p>
-    <w:p>
-      <w:pPr>
-        <w:pStyle w:val="BodyText"/>
-      </w:pPr>
-    </w:p>
-    <w:p>
-      <w:pPr>
-        <w:pStyle w:val="BodyText"/>
-      </w:pPr>
-    </w:p>
-    <w:p>
-      <w:pPr>
-        <w:pStyle w:val="BodyText"/>
-      </w:pPr>
-    </w:p>
-    <w:p>
-      <w:pPr>
-        <w:pStyle w:val="BodyText"/>
-      </w:pPr>
-    </w:p>
-    <w:p>
-      <w:pPr>
-        <w:pStyle w:val="BodyText"/>
-      </w:pPr>
-    </w:p>
-    <w:p>
-      <w:pPr>
-        <w:pStyle w:val="BodyText"/>
-      </w:pPr>
-    </w:p>
-    <w:p>
-      <w:pPr>
-        <w:pStyle w:val="BodyText"/>
-      </w:pPr>
-    </w:p>
-    <w:p>
-      <w:pPr>
-        <w:pStyle w:val="BodyText"/>
-      </w:pPr>
-    </w:p>
-    <w:p>
-      <w:pPr>
-        <w:pStyle w:val="BodyText"/>
-      </w:pPr>
-    </w:p>
-    <w:p>
-      <w:pPr>
-        <w:pStyle w:val="BodyText"/>
-      </w:pPr>
-    </w:p>
-    <w:p>
-      <w:pPr>
-        <w:pStyle w:val="BodyText"/>
-      </w:pPr>
-    </w:p>
-    <w:p>
-      <w:pPr>
-        <w:pStyle w:val="BodyText"/>
-      </w:pPr>
-    </w:p>
-    <w:p>
-      <w:pPr>
-        <w:pStyle w:val="BodyText"/>
-      </w:pPr>
-    </w:p>
-    <w:p>
-      <w:pPr>
-        <w:pStyle w:val="BodyText"/>
-      </w:pPr>
-    </w:p>
-    <w:p>
-      <w:pPr>
-        <w:pStyle w:val="BodyText"/>
-      </w:pPr>
-    </w:p>
-    <w:p>
-      <w:pPr>
-        <w:pStyle w:val="BodyText"/>
-      </w:pPr>
-    </w:p>
-    <w:p>
-      <w:pPr>
-        <w:pStyle w:val="BodyText"/>
-      </w:pPr>
-    </w:p>
-    <w:p>
-      <w:pPr>
-        <w:pStyle w:val="BodyText"/>
-      </w:pPr>
-    </w:p>
-    <w:p>
-      <w:pPr>
-        <w:pStyle w:val="BodyText"/>
-      </w:pPr>
-    </w:p>
-    <w:p>
-      <w:pPr>
-        <w:pStyle w:val="BodyText"/>
-      </w:pPr>
-    </w:p>
-    <w:p>
-      <w:pPr>
-        <w:pStyle w:val="BodyText"/>
-      </w:pPr>
-    </w:p>
-    <w:p>
-      <w:pPr>
-        <w:pStyle w:val="BodyText"/>
-      </w:pPr>
-    </w:p>
-    <w:p>
-      <w:pPr>
-        <w:pStyle w:val="BodyText"/>
       </w:pPr>
     </w:p>
     <w:p>
@@ -2962,69 +3177,117 @@
         <w:ind w:left="861"/>
       </w:pPr>
       <w:r>
+        <w:rPr>
+          <w:sz w:val="24"/>
+          <w:szCs w:val="24"/>
+        </w:rPr>
         <w:t>Python</w:t>
       </w:r>
       <w:r>
         <w:rPr>
           <w:spacing w:val="-3"/>
-        </w:rPr>
-        <w:t xml:space="preserve"> </w:t>
-      </w:r>
-      <w:r>
+          <w:sz w:val="24"/>
+          <w:szCs w:val="24"/>
+        </w:rPr>
+        <w:t xml:space="preserve"> </w:t>
+      </w:r>
+      <w:r>
+        <w:rPr>
+          <w:sz w:val="24"/>
+          <w:szCs w:val="24"/>
+        </w:rPr>
         <w:t>and</w:t>
       </w:r>
       <w:r>
         <w:rPr>
           <w:spacing w:val="-5"/>
+          <w:sz w:val="24"/>
+          <w:szCs w:val="24"/>
         </w:rPr>
         <w:t xml:space="preserve"> </w:t>
       </w:r>
       <w:proofErr w:type="spellStart"/>
       <w:r>
+        <w:rPr>
+          <w:sz w:val="24"/>
+          <w:szCs w:val="24"/>
+        </w:rPr>
         <w:t>Jupyter</w:t>
       </w:r>
       <w:proofErr w:type="spellEnd"/>
       <w:r>
         <w:rPr>
           <w:spacing w:val="-2"/>
-        </w:rPr>
-        <w:t xml:space="preserve"> </w:t>
-      </w:r>
-      <w:r>
+          <w:sz w:val="24"/>
+          <w:szCs w:val="24"/>
+        </w:rPr>
+        <w:t xml:space="preserve"> </w:t>
+      </w:r>
+      <w:r>
+        <w:rPr>
+          <w:sz w:val="24"/>
+          <w:szCs w:val="24"/>
+        </w:rPr>
         <w:t>Notebook</w:t>
       </w:r>
       <w:r>
         <w:rPr>
           <w:spacing w:val="-5"/>
-        </w:rPr>
-        <w:t xml:space="preserve"> </w:t>
-      </w:r>
-      <w:r>
+          <w:sz w:val="24"/>
+          <w:szCs w:val="24"/>
+        </w:rPr>
+        <w:t xml:space="preserve"> </w:t>
+      </w:r>
+      <w:r>
+        <w:rPr>
+          <w:sz w:val="24"/>
+          <w:szCs w:val="24"/>
+        </w:rPr>
         <w:t>has</w:t>
       </w:r>
       <w:r>
         <w:rPr>
           <w:spacing w:val="-3"/>
-        </w:rPr>
-        <w:t xml:space="preserve"> </w:t>
-      </w:r>
-      <w:r>
+          <w:sz w:val="24"/>
+          <w:szCs w:val="24"/>
+        </w:rPr>
+        <w:t xml:space="preserve"> </w:t>
+      </w:r>
+      <w:r>
+        <w:rPr>
+          <w:sz w:val="24"/>
+          <w:szCs w:val="24"/>
+        </w:rPr>
         <w:t>been</w:t>
       </w:r>
       <w:r>
         <w:rPr>
           <w:spacing w:val="-6"/>
-        </w:rPr>
-        <w:t xml:space="preserve"> </w:t>
-      </w:r>
-      <w:r>
+          <w:sz w:val="24"/>
+          <w:szCs w:val="24"/>
+        </w:rPr>
+        <w:t xml:space="preserve"> </w:t>
+      </w:r>
+      <w:r>
+        <w:rPr>
+          <w:sz w:val="24"/>
+          <w:szCs w:val="24"/>
+        </w:rPr>
         <w:t>installed</w:t>
       </w:r>
       <w:r>
         <w:rPr>
           <w:spacing w:val="-2"/>
-        </w:rPr>
-        <w:t xml:space="preserve"> successfully.</w:t>
+          <w:sz w:val="24"/>
+          <w:szCs w:val="24"/>
+        </w:rPr>
+        <w:t xml:space="preserve"> successfully</w:t>
+      </w:r>
+      <w:r>
+        <w:rPr>
+          <w:spacing w:val="-2"/>
+        </w:rPr>
+        <w:t>.</w:t>
       </w:r>
     </w:p>
     <w:p>
@@ -3085,7 +3348,7 @@
         <w:t xml:space="preserve"> </w:t>
       </w:r>
       <w:r>
-        <w:t>MINING</w:t>
+        <w:t>ANALYSIS</w:t>
       </w:r>
       <w:r>
         <w:rPr>
@@ -3468,7 +3731,7 @@
           </mc:Choice>
           <mc:Fallback>
             <w:pict>
-              <v:group w14:anchorId="279538E2" id="Group 29" o:spid="_x0000_s1026" style="position:absolute;margin-left:1in;margin-top:7.7pt;width:451.45pt;height:1.6pt;z-index:-15726592;mso-wrap-distance-left:0;mso-wrap-distance-right:0;mso-position-horizontal-relative:page" coordsize="57334,203" o:gfxdata="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">
+              <v:group w14:anchorId="0F27BE86" id="Group 29" o:spid="_x0000_s1026" style="position:absolute;margin-left:1in;margin-top:7.7pt;width:451.45pt;height:1.6pt;z-index:-15726592;mso-wrap-distance-left:0;mso-wrap-distance-right:0;mso-position-horizontal-relative:page" coordsize="57334,203" o:gfxdata="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">
                 <v:shape id="Graphic 30" o:spid="_x0000_s1027" style="position:absolute;width:57315;height:196;visibility:visible;mso-wrap-style:square;v-text-anchor:top" coordsize="5731510,19685" o:gfxdata="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" path="m5731509,l,,,19672r5731509,l5731509,xe" fillcolor="#9f9f9f" stroked="f">
                   <v:path arrowok="t"/>
                 </v:shape>
@@ -3530,121 +3793,203 @@
         <w:pStyle w:val="BodyText"/>
         <w:spacing w:before="177" w:line="259" w:lineRule="auto"/>
         <w:ind w:left="307"/>
-      </w:pPr>
-      <w:r>
+        <w:rPr>
+          <w:sz w:val="24"/>
+          <w:szCs w:val="24"/>
+        </w:rPr>
+      </w:pPr>
+      <w:r>
+        <w:rPr>
+          <w:sz w:val="24"/>
+          <w:szCs w:val="24"/>
+        </w:rPr>
         <w:t>To</w:t>
       </w:r>
       <w:r>
         <w:rPr>
           <w:spacing w:val="-9"/>
-        </w:rPr>
-        <w:t xml:space="preserve"> </w:t>
-      </w:r>
-      <w:r>
+          <w:sz w:val="24"/>
+          <w:szCs w:val="24"/>
+        </w:rPr>
+        <w:t xml:space="preserve"> </w:t>
+      </w:r>
+      <w:r>
+        <w:rPr>
+          <w:sz w:val="24"/>
+          <w:szCs w:val="24"/>
+        </w:rPr>
         <w:t>install</w:t>
       </w:r>
       <w:r>
         <w:rPr>
           <w:spacing w:val="-6"/>
-        </w:rPr>
-        <w:t xml:space="preserve"> </w:t>
-      </w:r>
-      <w:r>
+          <w:sz w:val="24"/>
+          <w:szCs w:val="24"/>
+        </w:rPr>
+        <w:t xml:space="preserve"> </w:t>
+      </w:r>
+      <w:r>
+        <w:rPr>
+          <w:sz w:val="24"/>
+          <w:szCs w:val="24"/>
+        </w:rPr>
         <w:t>and</w:t>
       </w:r>
       <w:r>
         <w:rPr>
           <w:spacing w:val="-2"/>
-        </w:rPr>
-        <w:t xml:space="preserve"> </w:t>
-      </w:r>
-      <w:r>
+          <w:sz w:val="24"/>
+          <w:szCs w:val="24"/>
+        </w:rPr>
+        <w:t xml:space="preserve"> </w:t>
+      </w:r>
+      <w:r>
+        <w:rPr>
+          <w:sz w:val="24"/>
+          <w:szCs w:val="24"/>
+        </w:rPr>
         <w:t>import</w:t>
       </w:r>
       <w:r>
         <w:rPr>
           <w:spacing w:val="-4"/>
-        </w:rPr>
-        <w:t xml:space="preserve"> </w:t>
-      </w:r>
-      <w:r>
+          <w:sz w:val="24"/>
+          <w:szCs w:val="24"/>
+        </w:rPr>
+        <w:t xml:space="preserve"> </w:t>
+      </w:r>
+      <w:r>
+        <w:rPr>
+          <w:sz w:val="24"/>
+          <w:szCs w:val="24"/>
+        </w:rPr>
         <w:t>libraries,</w:t>
       </w:r>
       <w:r>
         <w:rPr>
           <w:spacing w:val="-2"/>
-        </w:rPr>
-        <w:t xml:space="preserve"> </w:t>
-      </w:r>
-      <w:r>
+          <w:sz w:val="24"/>
+          <w:szCs w:val="24"/>
+        </w:rPr>
+        <w:t xml:space="preserve"> </w:t>
+      </w:r>
+      <w:r>
+        <w:rPr>
+          <w:sz w:val="24"/>
+          <w:szCs w:val="24"/>
+        </w:rPr>
         <w:t>import</w:t>
       </w:r>
       <w:r>
         <w:rPr>
           <w:spacing w:val="-4"/>
-        </w:rPr>
-        <w:t xml:space="preserve"> </w:t>
-      </w:r>
-      <w:r>
+          <w:sz w:val="24"/>
+          <w:szCs w:val="24"/>
+        </w:rPr>
+        <w:t xml:space="preserve"> </w:t>
+      </w:r>
+      <w:r>
+        <w:rPr>
+          <w:sz w:val="24"/>
+          <w:szCs w:val="24"/>
+        </w:rPr>
         <w:t>dataset</w:t>
       </w:r>
       <w:r>
         <w:rPr>
           <w:spacing w:val="-1"/>
-        </w:rPr>
-        <w:t xml:space="preserve"> </w:t>
-      </w:r>
-      <w:r>
+          <w:sz w:val="24"/>
+          <w:szCs w:val="24"/>
+        </w:rPr>
+        <w:t xml:space="preserve"> </w:t>
+      </w:r>
+      <w:r>
+        <w:rPr>
+          <w:sz w:val="24"/>
+          <w:szCs w:val="24"/>
+        </w:rPr>
         <w:t>and</w:t>
       </w:r>
       <w:r>
         <w:rPr>
           <w:spacing w:val="-2"/>
-        </w:rPr>
-        <w:t xml:space="preserve"> </w:t>
-      </w:r>
-      <w:r>
+          <w:sz w:val="24"/>
+          <w:szCs w:val="24"/>
+        </w:rPr>
+        <w:t xml:space="preserve"> </w:t>
+      </w:r>
+      <w:r>
+        <w:rPr>
+          <w:sz w:val="24"/>
+          <w:szCs w:val="24"/>
+        </w:rPr>
         <w:t>perform</w:t>
       </w:r>
       <w:r>
         <w:rPr>
           <w:spacing w:val="-5"/>
-        </w:rPr>
-        <w:t xml:space="preserve"> </w:t>
-      </w:r>
-      <w:r>
+          <w:sz w:val="24"/>
+          <w:szCs w:val="24"/>
+        </w:rPr>
+        <w:t xml:space="preserve"> </w:t>
+      </w:r>
+      <w:r>
+        <w:rPr>
+          <w:sz w:val="24"/>
+          <w:szCs w:val="24"/>
+        </w:rPr>
         <w:t>data</w:t>
       </w:r>
       <w:r>
         <w:rPr>
           <w:spacing w:val="-2"/>
-        </w:rPr>
-        <w:t xml:space="preserve"> </w:t>
-      </w:r>
-      <w:r>
+          <w:sz w:val="24"/>
+          <w:szCs w:val="24"/>
+        </w:rPr>
+        <w:t xml:space="preserve"> </w:t>
+      </w:r>
+      <w:r>
+        <w:rPr>
+          <w:sz w:val="24"/>
+          <w:szCs w:val="24"/>
+        </w:rPr>
         <w:t>pre-preprocessing</w:t>
       </w:r>
       <w:r>
         <w:rPr>
           <w:spacing w:val="-5"/>
-        </w:rPr>
-        <w:t xml:space="preserve"> </w:t>
-      </w:r>
-      <w:r>
+          <w:sz w:val="24"/>
+          <w:szCs w:val="24"/>
+        </w:rPr>
+        <w:t xml:space="preserve"> </w:t>
+      </w:r>
+      <w:r>
+        <w:rPr>
+          <w:sz w:val="24"/>
+          <w:szCs w:val="24"/>
+        </w:rPr>
         <w:t>using</w:t>
       </w:r>
       <w:r>
         <w:rPr>
           <w:spacing w:val="-3"/>
-        </w:rPr>
-        <w:t xml:space="preserve"> </w:t>
-      </w:r>
-      <w:r>
-        <w:t xml:space="preserve">CRISP </w:t>
+          <w:sz w:val="24"/>
+          <w:szCs w:val="24"/>
+        </w:rPr>
+        <w:t xml:space="preserve"> </w:t>
+      </w:r>
+      <w:r>
+        <w:rPr>
+          <w:sz w:val="24"/>
+          <w:szCs w:val="24"/>
+        </w:rPr>
+        <w:t xml:space="preserve">CRISP, SEMMA and KDD </w:t>
       </w:r>
       <w:r>
         <w:rPr>
           <w:spacing w:val="-2"/>
+          <w:sz w:val="24"/>
+          <w:szCs w:val="24"/>
         </w:rPr>
         <w:t>framework.</w:t>
       </w:r>
@@ -3658,748 +4003,280 @@
     <w:p>
       <w:pPr>
         <w:pStyle w:val="Heading1"/>
-      </w:pPr>
-      <w:r>
         <w:rPr>
           <w:color w:val="2E5395"/>
           <w:spacing w:val="-2"/>
         </w:rPr>
+      </w:pPr>
+      <w:r>
+        <w:rPr>
+          <w:color w:val="2E5395"/>
+          <w:spacing w:val="-2"/>
+        </w:rPr>
         <w:t>Algorithm</w:t>
       </w:r>
-    </w:p>
-    <w:p>
-      <w:pPr>
-        <w:pStyle w:val="Heading4"/>
-      </w:pPr>
-      <w:r>
+      <w:r>
+        <w:rPr>
+          <w:color w:val="2E5395"/>
+          <w:spacing w:val="-2"/>
+        </w:rPr>
+        <w:t>:</w:t>
+      </w:r>
+    </w:p>
+    <w:p>
+      <w:pPr>
+        <w:widowControl/>
+        <w:autoSpaceDE/>
+        <w:autoSpaceDN/>
+        <w:spacing w:before="100" w:beforeAutospacing="1" w:after="100" w:afterAutospacing="1"/>
+        <w:rPr>
+          <w:sz w:val="24"/>
+          <w:szCs w:val="24"/>
+          <w:lang w:val="en-IN" w:eastAsia="en-IN"/>
+        </w:rPr>
+      </w:pPr>
+      <w:r>
+        <w:rPr>
+          <w:b/>
+          <w:bCs/>
+          <w:sz w:val="24"/>
+          <w:szCs w:val="24"/>
+          <w:lang w:val="en-IN" w:eastAsia="en-IN"/>
+        </w:rPr>
         <w:t>Algorithm</w:t>
       </w:r>
       <w:r>
         <w:rPr>
-          <w:spacing w:val="-10"/>
-        </w:rPr>
-        <w:t xml:space="preserve"> </w:t>
-      </w:r>
-      <w:r>
-        <w:t>1:</w:t>
-      </w:r>
-      <w:r>
-        <w:rPr>
-          <w:spacing w:val="-12"/>
-        </w:rPr>
-        <w:t xml:space="preserve"> </w:t>
-      </w:r>
-      <w:r>
-        <w:t>Installing</w:t>
-      </w:r>
-      <w:r>
-        <w:rPr>
-          <w:spacing w:val="-13"/>
-        </w:rPr>
-        <w:t xml:space="preserve"> </w:t>
-      </w:r>
-      <w:r>
-        <w:rPr>
-          <w:spacing w:val="-2"/>
-        </w:rPr>
-        <w:t>Python</w:t>
-      </w:r>
-    </w:p>
-    <w:p>
-      <w:pPr>
-        <w:pStyle w:val="BodyText"/>
-        <w:spacing w:before="174"/>
-        <w:ind w:left="307"/>
-      </w:pPr>
-      <w:r>
-        <w:t>Step</w:t>
-      </w:r>
-      <w:r>
-        <w:rPr>
-          <w:spacing w:val="-3"/>
-        </w:rPr>
-        <w:t xml:space="preserve"> </w:t>
-      </w:r>
-      <w:r>
-        <w:t>1:</w:t>
-      </w:r>
-      <w:r>
-        <w:rPr>
-          <w:spacing w:val="-2"/>
-        </w:rPr>
-        <w:t xml:space="preserve"> </w:t>
-      </w:r>
-      <w:r>
-        <w:t>Import</w:t>
-      </w:r>
-      <w:r>
-        <w:rPr>
-          <w:spacing w:val="-2"/>
-        </w:rPr>
-        <w:t xml:space="preserve"> </w:t>
-      </w:r>
-      <w:r>
-        <w:t>pandas</w:t>
-      </w:r>
-      <w:r>
-        <w:rPr>
-          <w:spacing w:val="-3"/>
-        </w:rPr>
-        <w:t xml:space="preserve"> </w:t>
-      </w:r>
-      <w:r>
-        <w:t>to</w:t>
-      </w:r>
-      <w:r>
-        <w:rPr>
-          <w:spacing w:val="-3"/>
-        </w:rPr>
-        <w:t xml:space="preserve"> </w:t>
-      </w:r>
-      <w:r>
-        <w:t>read</w:t>
-      </w:r>
-      <w:r>
-        <w:rPr>
-          <w:spacing w:val="-2"/>
-        </w:rPr>
-        <w:t xml:space="preserve"> dataset.</w:t>
-      </w:r>
-    </w:p>
-    <w:p>
-      <w:pPr>
-        <w:pStyle w:val="BodyText"/>
-        <w:spacing w:before="53"/>
-      </w:pPr>
-    </w:p>
-    <w:p>
-      <w:pPr>
-        <w:pStyle w:val="BodyText"/>
-        <w:spacing w:before="1"/>
-        <w:ind w:left="307"/>
-      </w:pPr>
-      <w:r>
-        <w:t>Step</w:t>
-      </w:r>
-      <w:r>
-        <w:rPr>
-          <w:spacing w:val="-3"/>
-        </w:rPr>
-        <w:t xml:space="preserve"> </w:t>
-      </w:r>
-      <w:r>
-        <w:t>2:</w:t>
-      </w:r>
-      <w:r>
-        <w:rPr>
-          <w:spacing w:val="-2"/>
-        </w:rPr>
-        <w:t xml:space="preserve"> </w:t>
-      </w:r>
-      <w:r>
-        <w:t>Read</w:t>
-      </w:r>
-      <w:r>
-        <w:rPr>
-          <w:spacing w:val="-2"/>
-        </w:rPr>
-        <w:t xml:space="preserve"> </w:t>
-      </w:r>
-      <w:r>
-        <w:t>the</w:t>
-      </w:r>
-      <w:r>
-        <w:rPr>
-          <w:spacing w:val="-3"/>
-        </w:rPr>
-        <w:t xml:space="preserve"> </w:t>
-      </w:r>
-      <w:r>
-        <w:t>dataset</w:t>
-      </w:r>
-      <w:r>
-        <w:rPr>
-          <w:spacing w:val="-4"/>
-        </w:rPr>
-        <w:t xml:space="preserve"> file</w:t>
-      </w:r>
-    </w:p>
-    <w:p>
-      <w:pPr>
-        <w:pStyle w:val="BodyText"/>
-        <w:spacing w:before="128" w:line="360" w:lineRule="auto"/>
-        <w:ind w:left="307" w:right="5095"/>
-      </w:pPr>
-      <w:r>
-        <w:t>Step</w:t>
-      </w:r>
-      <w:r>
-        <w:rPr>
-          <w:spacing w:val="-15"/>
-        </w:rPr>
-        <w:t xml:space="preserve"> </w:t>
-      </w:r>
-      <w:r>
-        <w:t>3:</w:t>
-      </w:r>
-      <w:r>
-        <w:rPr>
-          <w:spacing w:val="-14"/>
-        </w:rPr>
-        <w:t xml:space="preserve"> </w:t>
-      </w:r>
-      <w:r>
-        <w:t>Find</w:t>
-      </w:r>
-      <w:r>
-        <w:rPr>
-          <w:spacing w:val="-6"/>
-        </w:rPr>
-        <w:t xml:space="preserve"> </w:t>
-      </w:r>
-      <w:r>
-        <w:t>the</w:t>
-      </w:r>
-      <w:r>
-        <w:rPr>
-          <w:spacing w:val="-4"/>
-        </w:rPr>
-        <w:t xml:space="preserve"> </w:t>
-      </w:r>
-      <w:r>
-        <w:t>first</w:t>
-      </w:r>
-      <w:r>
-        <w:rPr>
-          <w:spacing w:val="-5"/>
-        </w:rPr>
-        <w:t xml:space="preserve"> </w:t>
-      </w:r>
-      <w:r>
-        <w:t>few</w:t>
-      </w:r>
-      <w:r>
-        <w:rPr>
-          <w:spacing w:val="-5"/>
-        </w:rPr>
-        <w:t xml:space="preserve"> </w:t>
-      </w:r>
-      <w:r>
-        <w:t>rows</w:t>
-      </w:r>
-      <w:r>
-        <w:rPr>
-          <w:spacing w:val="-4"/>
-        </w:rPr>
-        <w:t xml:space="preserve"> </w:t>
-      </w:r>
-      <w:r>
-        <w:t>and</w:t>
-      </w:r>
-      <w:r>
-        <w:rPr>
-          <w:spacing w:val="-4"/>
-        </w:rPr>
-        <w:t xml:space="preserve"> </w:t>
-      </w:r>
-      <w:r>
-        <w:t>the number of features.</w:t>
-      </w:r>
-    </w:p>
-    <w:p>
-      <w:pPr>
-        <w:pStyle w:val="BodyText"/>
-        <w:spacing w:line="360" w:lineRule="auto"/>
-        <w:ind w:left="307" w:right="5574" w:firstLine="55"/>
-      </w:pPr>
-      <w:r>
-        <w:t>Step</w:t>
-      </w:r>
-      <w:r>
-        <w:rPr>
-          <w:spacing w:val="-7"/>
-        </w:rPr>
-        <w:t xml:space="preserve"> </w:t>
-      </w:r>
-      <w:r>
-        <w:t>4:</w:t>
-      </w:r>
-      <w:r>
-        <w:rPr>
-          <w:spacing w:val="-6"/>
-        </w:rPr>
-        <w:t xml:space="preserve"> </w:t>
-      </w:r>
-      <w:r>
-        <w:t>Perform</w:t>
-      </w:r>
-      <w:r>
-        <w:rPr>
-          <w:spacing w:val="-10"/>
-        </w:rPr>
-        <w:t xml:space="preserve"> </w:t>
-      </w:r>
-      <w:r>
-        <w:t>data</w:t>
-      </w:r>
-      <w:r>
-        <w:rPr>
-          <w:spacing w:val="-6"/>
-        </w:rPr>
-        <w:t xml:space="preserve"> </w:t>
-      </w:r>
-      <w:r>
-        <w:t>pre-processing and get the total stroke output.</w:t>
-      </w:r>
-    </w:p>
-    <w:p>
-      <w:pPr>
-        <w:pStyle w:val="BodyText"/>
-        <w:spacing w:line="360" w:lineRule="auto"/>
-        <w:ind w:left="307" w:right="5574"/>
-      </w:pPr>
-      <w:r>
-        <w:rPr>
-          <w:noProof/>
+          <w:b/>
+          <w:bCs/>
+          <w:sz w:val="24"/>
+          <w:szCs w:val="24"/>
           <w:lang w:val="en-IN" w:eastAsia="en-IN"/>
         </w:rPr>
-        <mc:AlternateContent>
-          <mc:Choice Requires="wpg">
-            <w:drawing>
-              <wp:anchor distT="0" distB="0" distL="0" distR="0" simplePos="0" relativeHeight="15731200" behindDoc="0" locked="0" layoutInCell="1" allowOverlap="1">
-                <wp:simplePos x="0" y="0"/>
-                <wp:positionH relativeFrom="page">
-                  <wp:posOffset>971550</wp:posOffset>
-                </wp:positionH>
-                <wp:positionV relativeFrom="paragraph">
-                  <wp:posOffset>604067</wp:posOffset>
-                </wp:positionV>
-                <wp:extent cx="5733415" cy="21590"/>
-                <wp:effectExtent l="0" t="0" r="0" b="0"/>
-                <wp:wrapNone/>
-                <wp:docPr id="36" name="Group 36"/>
-                <wp:cNvGraphicFramePr>
-                  <a:graphicFrameLocks xmlns:a="http://schemas.openxmlformats.org/drawingml/2006/main"/>
-                </wp:cNvGraphicFramePr>
-                <a:graphic xmlns:a="http://schemas.openxmlformats.org/drawingml/2006/main">
-                  <a:graphicData uri="http://schemas.microsoft.com/office/word/2010/wordprocessingGroup">
-                    <wpg:wgp>
-                      <wpg:cNvGrpSpPr>
-                        <a:grpSpLocks/>
-                      </wpg:cNvGrpSpPr>
-                      <wpg:grpSpPr>
-                        <a:xfrm>
-                          <a:off x="0" y="0"/>
-                          <a:ext cx="5733415" cy="21590"/>
-                          <a:chOff x="0" y="0"/>
-                          <a:chExt cx="5733415" cy="21590"/>
-                        </a:xfrm>
-                      </wpg:grpSpPr>
-                      <wps:wsp>
-                        <wps:cNvPr id="37" name="Graphic 37"/>
-                        <wps:cNvSpPr/>
-                        <wps:spPr>
-                          <a:xfrm>
-                            <a:off x="0" y="0"/>
-                            <a:ext cx="5731510" cy="20320"/>
-                          </a:xfrm>
-                          <a:custGeom>
-                            <a:avLst/>
-                            <a:gdLst/>
-                            <a:ahLst/>
-                            <a:cxnLst/>
-                            <a:rect l="l" t="t" r="r" b="b"/>
-                            <a:pathLst>
-                              <a:path w="5731510" h="20320">
-                                <a:moveTo>
-                                  <a:pt x="5731509" y="0"/>
-                                </a:moveTo>
-                                <a:lnTo>
-                                  <a:pt x="0" y="0"/>
-                                </a:lnTo>
-                                <a:lnTo>
-                                  <a:pt x="0" y="20320"/>
-                                </a:lnTo>
-                                <a:lnTo>
-                                  <a:pt x="5731509" y="20320"/>
-                                </a:lnTo>
-                                <a:lnTo>
-                                  <a:pt x="5731509" y="0"/>
-                                </a:lnTo>
-                                <a:close/>
-                              </a:path>
-                            </a:pathLst>
-                          </a:custGeom>
-                          <a:solidFill>
-                            <a:srgbClr val="9F9F9F"/>
-                          </a:solidFill>
-                        </wps:spPr>
-                        <wps:bodyPr wrap="square" lIns="0" tIns="0" rIns="0" bIns="0" rtlCol="0">
-                          <a:prstTxWarp prst="textNoShape">
-                            <a:avLst/>
-                          </a:prstTxWarp>
-                          <a:noAutofit/>
-                        </wps:bodyPr>
-                      </wps:wsp>
-                      <wps:wsp>
-                        <wps:cNvPr id="38" name="Graphic 38"/>
-                        <wps:cNvSpPr/>
-                        <wps:spPr>
-                          <a:xfrm>
-                            <a:off x="5729985" y="1524"/>
-                            <a:ext cx="3175" cy="3175"/>
-                          </a:xfrm>
-                          <a:custGeom>
-                            <a:avLst/>
-                            <a:gdLst/>
-                            <a:ahLst/>
-                            <a:cxnLst/>
-                            <a:rect l="l" t="t" r="r" b="b"/>
-                            <a:pathLst>
-                              <a:path w="3175" h="3175">
-                                <a:moveTo>
-                                  <a:pt x="3047" y="0"/>
-                                </a:moveTo>
-                                <a:lnTo>
-                                  <a:pt x="0" y="0"/>
-                                </a:lnTo>
-                                <a:lnTo>
-                                  <a:pt x="0" y="3047"/>
-                                </a:lnTo>
-                                <a:lnTo>
-                                  <a:pt x="3047" y="3047"/>
-                                </a:lnTo>
-                                <a:lnTo>
-                                  <a:pt x="3047" y="0"/>
-                                </a:lnTo>
-                                <a:close/>
-                              </a:path>
-                            </a:pathLst>
-                          </a:custGeom>
-                          <a:solidFill>
-                            <a:srgbClr val="E1E1E1"/>
-                          </a:solidFill>
-                        </wps:spPr>
-                        <wps:bodyPr wrap="square" lIns="0" tIns="0" rIns="0" bIns="0" rtlCol="0">
-                          <a:prstTxWarp prst="textNoShape">
-                            <a:avLst/>
-                          </a:prstTxWarp>
-                          <a:noAutofit/>
-                        </wps:bodyPr>
-                      </wps:wsp>
-                      <wps:wsp>
-                        <wps:cNvPr id="39" name="Graphic 39"/>
-                        <wps:cNvSpPr/>
-                        <wps:spPr>
-                          <a:xfrm>
-                            <a:off x="304" y="1536"/>
-                            <a:ext cx="5732780" cy="17145"/>
-                          </a:xfrm>
-                          <a:custGeom>
-                            <a:avLst/>
-                            <a:gdLst/>
-                            <a:ahLst/>
-                            <a:cxnLst/>
-                            <a:rect l="l" t="t" r="r" b="b"/>
-                            <a:pathLst>
-                              <a:path w="5732780" h="17145">
-                                <a:moveTo>
-                                  <a:pt x="3048" y="3035"/>
-                                </a:moveTo>
-                                <a:lnTo>
-                                  <a:pt x="0" y="3035"/>
-                                </a:lnTo>
-                                <a:lnTo>
-                                  <a:pt x="0" y="16751"/>
-                                </a:lnTo>
-                                <a:lnTo>
-                                  <a:pt x="3048" y="16751"/>
-                                </a:lnTo>
-                                <a:lnTo>
-                                  <a:pt x="3048" y="3035"/>
-                                </a:lnTo>
-                                <a:close/>
-                              </a:path>
-                              <a:path w="5732780" h="17145">
-                                <a:moveTo>
-                                  <a:pt x="5732716" y="0"/>
-                                </a:moveTo>
-                                <a:lnTo>
-                                  <a:pt x="5729681" y="0"/>
-                                </a:lnTo>
-                                <a:lnTo>
-                                  <a:pt x="5729681" y="3035"/>
-                                </a:lnTo>
-                                <a:lnTo>
-                                  <a:pt x="5732716" y="3035"/>
-                                </a:lnTo>
-                                <a:lnTo>
-                                  <a:pt x="5732716" y="0"/>
-                                </a:lnTo>
-                                <a:close/>
-                              </a:path>
-                            </a:pathLst>
-                          </a:custGeom>
-                          <a:solidFill>
-                            <a:srgbClr val="9F9F9F"/>
-                          </a:solidFill>
-                        </wps:spPr>
-                        <wps:bodyPr wrap="square" lIns="0" tIns="0" rIns="0" bIns="0" rtlCol="0">
-                          <a:prstTxWarp prst="textNoShape">
-                            <a:avLst/>
-                          </a:prstTxWarp>
-                          <a:noAutofit/>
-                        </wps:bodyPr>
-                      </wps:wsp>
-                      <wps:wsp>
-                        <wps:cNvPr id="40" name="Graphic 40"/>
-                        <wps:cNvSpPr/>
-                        <wps:spPr>
-                          <a:xfrm>
-                            <a:off x="5729985" y="4572"/>
-                            <a:ext cx="3175" cy="13970"/>
-                          </a:xfrm>
-                          <a:custGeom>
-                            <a:avLst/>
-                            <a:gdLst/>
-                            <a:ahLst/>
-                            <a:cxnLst/>
-                            <a:rect l="l" t="t" r="r" b="b"/>
-                            <a:pathLst>
-                              <a:path w="3175" h="13970">
-                                <a:moveTo>
-                                  <a:pt x="3047" y="0"/>
-                                </a:moveTo>
-                                <a:lnTo>
-                                  <a:pt x="0" y="0"/>
-                                </a:lnTo>
-                                <a:lnTo>
-                                  <a:pt x="0" y="13715"/>
-                                </a:lnTo>
-                                <a:lnTo>
-                                  <a:pt x="3047" y="13715"/>
-                                </a:lnTo>
-                                <a:lnTo>
-                                  <a:pt x="3047" y="0"/>
-                                </a:lnTo>
-                                <a:close/>
-                              </a:path>
-                            </a:pathLst>
-                          </a:custGeom>
-                          <a:solidFill>
-                            <a:srgbClr val="E1E1E1"/>
-                          </a:solidFill>
-                        </wps:spPr>
-                        <wps:bodyPr wrap="square" lIns="0" tIns="0" rIns="0" bIns="0" rtlCol="0">
-                          <a:prstTxWarp prst="textNoShape">
-                            <a:avLst/>
-                          </a:prstTxWarp>
-                          <a:noAutofit/>
-                        </wps:bodyPr>
-                      </wps:wsp>
-                      <wps:wsp>
-                        <wps:cNvPr id="41" name="Graphic 41"/>
-                        <wps:cNvSpPr/>
-                        <wps:spPr>
-                          <a:xfrm>
-                            <a:off x="304" y="18288"/>
-                            <a:ext cx="3175" cy="3175"/>
-                          </a:xfrm>
-                          <a:custGeom>
-                            <a:avLst/>
-                            <a:gdLst/>
-                            <a:ahLst/>
-                            <a:cxnLst/>
-                            <a:rect l="l" t="t" r="r" b="b"/>
-                            <a:pathLst>
-                              <a:path w="3175" h="3175">
-                                <a:moveTo>
-                                  <a:pt x="3046" y="0"/>
-                                </a:moveTo>
-                                <a:lnTo>
-                                  <a:pt x="0" y="0"/>
-                                </a:lnTo>
-                                <a:lnTo>
-                                  <a:pt x="0" y="3047"/>
-                                </a:lnTo>
-                                <a:lnTo>
-                                  <a:pt x="3046" y="3047"/>
-                                </a:lnTo>
-                                <a:lnTo>
-                                  <a:pt x="3046" y="0"/>
-                                </a:lnTo>
-                                <a:close/>
-                              </a:path>
-                            </a:pathLst>
-                          </a:custGeom>
-                          <a:solidFill>
-                            <a:srgbClr val="9F9F9F"/>
-                          </a:solidFill>
-                        </wps:spPr>
-                        <wps:bodyPr wrap="square" lIns="0" tIns="0" rIns="0" bIns="0" rtlCol="0">
-                          <a:prstTxWarp prst="textNoShape">
-                            <a:avLst/>
-                          </a:prstTxWarp>
-                          <a:noAutofit/>
-                        </wps:bodyPr>
-                      </wps:wsp>
-                      <wps:wsp>
-                        <wps:cNvPr id="42" name="Graphic 42"/>
-                        <wps:cNvSpPr/>
-                        <wps:spPr>
-                          <a:xfrm>
-                            <a:off x="304" y="18287"/>
-                            <a:ext cx="5732780" cy="3175"/>
-                          </a:xfrm>
-                          <a:custGeom>
-                            <a:avLst/>
-                            <a:gdLst/>
-                            <a:ahLst/>
-                            <a:cxnLst/>
-                            <a:rect l="l" t="t" r="r" b="b"/>
-                            <a:pathLst>
-                              <a:path w="5732780" h="3175">
-                                <a:moveTo>
-                                  <a:pt x="5729554" y="0"/>
-                                </a:moveTo>
-                                <a:lnTo>
-                                  <a:pt x="0" y="0"/>
-                                </a:lnTo>
-                                <a:lnTo>
-                                  <a:pt x="0" y="3048"/>
-                                </a:lnTo>
-                                <a:lnTo>
-                                  <a:pt x="5729554" y="3048"/>
-                                </a:lnTo>
-                                <a:lnTo>
-                                  <a:pt x="5729554" y="0"/>
-                                </a:lnTo>
-                                <a:close/>
-                              </a:path>
-                              <a:path w="5732780" h="3175">
-                                <a:moveTo>
-                                  <a:pt x="5732716" y="25"/>
-                                </a:moveTo>
-                                <a:lnTo>
-                                  <a:pt x="5729681" y="25"/>
-                                </a:lnTo>
-                                <a:lnTo>
-                                  <a:pt x="5729681" y="3048"/>
-                                </a:lnTo>
-                                <a:lnTo>
-                                  <a:pt x="5732716" y="3048"/>
-                                </a:lnTo>
-                                <a:lnTo>
-                                  <a:pt x="5732716" y="25"/>
-                                </a:lnTo>
-                                <a:close/>
-                              </a:path>
-                            </a:pathLst>
-                          </a:custGeom>
-                          <a:solidFill>
-                            <a:srgbClr val="E1E1E1"/>
-                          </a:solidFill>
-                        </wps:spPr>
-                        <wps:bodyPr wrap="square" lIns="0" tIns="0" rIns="0" bIns="0" rtlCol="0">
-                          <a:prstTxWarp prst="textNoShape">
-                            <a:avLst/>
-                          </a:prstTxWarp>
-                          <a:noAutofit/>
-                        </wps:bodyPr>
-                      </wps:wsp>
-                    </wpg:wgp>
-                  </a:graphicData>
-                </a:graphic>
-              </wp:anchor>
-            </w:drawing>
-          </mc:Choice>
-          <mc:Fallback>
-            <w:pict>
-              <v:group w14:anchorId="01F637A7" id="Group 36" o:spid="_x0000_s1026" style="position:absolute;margin-left:76.5pt;margin-top:47.55pt;width:451.45pt;height:1.7pt;z-index:15731200;mso-wrap-distance-left:0;mso-wrap-distance-right:0;mso-position-horizontal-relative:page" coordsize="57334,215" o:gfxdata="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">
-                <v:shape id="Graphic 37" o:spid="_x0000_s1027" style="position:absolute;width:57315;height:203;visibility:visible;mso-wrap-style:square;v-text-anchor:top" coordsize="5731510,20320" o:gfxdata="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" path="m5731509,l,,,20320r5731509,l5731509,xe" fillcolor="#9f9f9f" stroked="f">
-                  <v:path arrowok="t"/>
-                </v:shape>
-                <v:shape id="Graphic 38" o:spid="_x0000_s1028" style="position:absolute;left:57299;top:15;width:32;height:31;visibility:visible;mso-wrap-style:square;v-text-anchor:top" coordsize="3175,3175" o:gfxdata="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" path="m3047,l,,,3047r3047,l3047,xe" fillcolor="#e1e1e1" stroked="f">
-                  <v:path arrowok="t"/>
-                </v:shape>
-                <v:shape id="Graphic 39" o:spid="_x0000_s1029" style="position:absolute;left:3;top:15;width:57327;height:171;visibility:visible;mso-wrap-style:square;v-text-anchor:top" coordsize="5732780,17145" o:gfxdata="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" path="m3048,3035l,3035,,16751r3048,l3048,3035xem5732716,r-3035,l5729681,3035r3035,l5732716,xe" fillcolor="#9f9f9f" stroked="f">
-                  <v:path arrowok="t"/>
-                </v:shape>
-                <v:shape id="Graphic 40" o:spid="_x0000_s1030" style="position:absolute;left:57299;top:45;width:32;height:140;visibility:visible;mso-wrap-style:square;v-text-anchor:top" coordsize="3175,13970" o:gfxdata="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" path="m3047,l,,,13715r3047,l3047,xe" fillcolor="#e1e1e1" stroked="f">
-                  <v:path arrowok="t"/>
-                </v:shape>
-                <v:shape id="Graphic 41" o:spid="_x0000_s1031" style="position:absolute;left:3;top:182;width:31;height:32;visibility:visible;mso-wrap-style:square;v-text-anchor:top" coordsize="3175,3175" o:gfxdata="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" path="m3046,l,,,3047r3046,l3046,xe" fillcolor="#9f9f9f" stroked="f">
-                  <v:path arrowok="t"/>
-                </v:shape>
-                <v:shape id="Graphic 42" o:spid="_x0000_s1032" style="position:absolute;left:3;top:182;width:57327;height:32;visibility:visible;mso-wrap-style:square;v-text-anchor:top" coordsize="5732780,3175" o:gfxdata="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" path="m5729554,l,,,3048r5729554,l5729554,xem5732716,25r-3035,l5729681,3048r3035,l5732716,25xe" fillcolor="#e1e1e1" stroked="f">
-                  <v:path arrowok="t"/>
-                </v:shape>
-                <w10:wrap anchorx="page"/>
-              </v:group>
-            </w:pict>
-          </mc:Fallback>
-        </mc:AlternateContent>
-      </w:r>
-      <w:r>
-        <w:t>Step</w:t>
-      </w:r>
-      <w:r>
-        <w:rPr>
-          <w:spacing w:val="-15"/>
-        </w:rPr>
-        <w:t xml:space="preserve"> </w:t>
-      </w:r>
-      <w:r>
-        <w:t>5:</w:t>
-      </w:r>
-      <w:r>
-        <w:rPr>
-          <w:spacing w:val="-14"/>
-        </w:rPr>
-        <w:t xml:space="preserve"> </w:t>
-      </w:r>
-      <w:r>
-        <w:t>Visualize</w:t>
-      </w:r>
-      <w:r>
-        <w:rPr>
-          <w:spacing w:val="-13"/>
-        </w:rPr>
-        <w:t xml:space="preserve"> </w:t>
-      </w:r>
-      <w:r>
-        <w:t>the</w:t>
-      </w:r>
-      <w:r>
-        <w:rPr>
-          <w:spacing w:val="-7"/>
-        </w:rPr>
-        <w:t xml:space="preserve"> </w:t>
-      </w:r>
-      <w:r>
-        <w:t>data</w:t>
-      </w:r>
-      <w:r>
-        <w:rPr>
-          <w:spacing w:val="-6"/>
-        </w:rPr>
-        <w:t xml:space="preserve"> </w:t>
-      </w:r>
-      <w:r>
-        <w:t xml:space="preserve">using </w:t>
+        <w:t xml:space="preserve"> 1</w:t>
+      </w:r>
+      <w:r>
+        <w:rPr>
+          <w:b/>
+          <w:bCs/>
+          <w:sz w:val="24"/>
+          <w:szCs w:val="24"/>
+          <w:lang w:val="en-IN" w:eastAsia="en-IN"/>
+        </w:rPr>
+        <w:t>: CRISP-DM Framework</w:t>
+      </w:r>
+    </w:p>
+    <w:p>
+      <w:pPr>
+        <w:widowControl/>
+        <w:numPr>
+          <w:ilvl w:val="0"/>
+          <w:numId w:val="2"/>
+        </w:numPr>
+        <w:autoSpaceDE/>
+        <w:autoSpaceDN/>
+        <w:spacing w:before="100" w:beforeAutospacing="1" w:after="100" w:afterAutospacing="1"/>
+        <w:rPr>
+          <w:sz w:val="24"/>
+          <w:szCs w:val="24"/>
+          <w:lang w:val="en-IN" w:eastAsia="en-IN"/>
+        </w:rPr>
+      </w:pPr>
+      <w:r>
+        <w:rPr>
+          <w:bCs/>
+          <w:sz w:val="24"/>
+          <w:szCs w:val="24"/>
+          <w:lang w:val="en-IN" w:eastAsia="en-IN"/>
+        </w:rPr>
+        <w:t>Business Understanding</w:t>
+      </w:r>
+      <w:r>
+        <w:rPr>
+          <w:sz w:val="24"/>
+          <w:szCs w:val="24"/>
+          <w:lang w:val="en-IN" w:eastAsia="en-IN"/>
+        </w:rPr>
+        <w:t xml:space="preserve"> – Define the objective of </w:t>
       </w:r>
       <w:proofErr w:type="spellStart"/>
       <w:r>
-        <w:t>matplotlib</w:t>
+        <w:rPr>
+          <w:sz w:val="24"/>
+          <w:szCs w:val="24"/>
+          <w:lang w:val="en-IN" w:eastAsia="en-IN"/>
+        </w:rPr>
+        <w:t>analyzing</w:t>
       </w:r>
       <w:proofErr w:type="spellEnd"/>
       <w:r>
-        <w:t xml:space="preserve"> library.</w:t>
-      </w:r>
-    </w:p>
-    <w:p>
-      <w:pPr>
-        <w:pStyle w:val="BodyText"/>
+        <w:rPr>
+          <w:sz w:val="24"/>
+          <w:szCs w:val="24"/>
+          <w:lang w:val="en-IN" w:eastAsia="en-IN"/>
+        </w:rPr>
+        <w:t xml:space="preserve"> the healthcare stroke dataset and identify the problem to be solved. </w:t>
+      </w:r>
+    </w:p>
+    <w:p>
+      <w:pPr>
+        <w:widowControl/>
+        <w:numPr>
+          <w:ilvl w:val="0"/>
+          <w:numId w:val="2"/>
+        </w:numPr>
+        <w:autoSpaceDE/>
+        <w:autoSpaceDN/>
+        <w:spacing w:before="100" w:beforeAutospacing="1" w:after="100" w:afterAutospacing="1"/>
+        <w:rPr>
+          <w:sz w:val="24"/>
+          <w:szCs w:val="24"/>
+          <w:lang w:val="en-IN" w:eastAsia="en-IN"/>
+        </w:rPr>
+      </w:pPr>
+      <w:r>
+        <w:rPr>
+          <w:bCs/>
+          <w:sz w:val="24"/>
+          <w:szCs w:val="24"/>
+          <w:lang w:val="en-IN" w:eastAsia="en-IN"/>
+        </w:rPr>
+        <w:t>Data Understanding</w:t>
+      </w:r>
+      <w:r>
+        <w:rPr>
+          <w:sz w:val="24"/>
+          <w:szCs w:val="24"/>
+          <w:lang w:val="en-IN" w:eastAsia="en-IN"/>
+        </w:rPr>
+        <w:t xml:space="preserve"> – Load and examine the dataset, its features, data types, missing values, and stroke distribution. </w:t>
+      </w:r>
+    </w:p>
+    <w:p>
+      <w:pPr>
+        <w:widowControl/>
+        <w:numPr>
+          <w:ilvl w:val="0"/>
+          <w:numId w:val="2"/>
+        </w:numPr>
+        <w:autoSpaceDE/>
+        <w:autoSpaceDN/>
+        <w:spacing w:before="100" w:beforeAutospacing="1" w:after="100" w:afterAutospacing="1"/>
+        <w:rPr>
+          <w:sz w:val="24"/>
+          <w:szCs w:val="24"/>
+          <w:lang w:val="en-IN" w:eastAsia="en-IN"/>
+        </w:rPr>
+      </w:pPr>
+      <w:r>
+        <w:rPr>
+          <w:bCs/>
+          <w:sz w:val="24"/>
+          <w:szCs w:val="24"/>
+          <w:lang w:val="en-IN" w:eastAsia="en-IN"/>
+        </w:rPr>
+        <w:t>Data Preparation</w:t>
+      </w:r>
+      <w:r>
+        <w:rPr>
+          <w:sz w:val="24"/>
+          <w:szCs w:val="24"/>
+          <w:lang w:val="en-IN" w:eastAsia="en-IN"/>
+        </w:rPr>
+        <w:t xml:space="preserve"> – Clean and </w:t>
+      </w:r>
+      <w:proofErr w:type="spellStart"/>
+      <w:r>
+        <w:rPr>
+          <w:sz w:val="24"/>
+          <w:szCs w:val="24"/>
+          <w:lang w:val="en-IN" w:eastAsia="en-IN"/>
+        </w:rPr>
+        <w:t>preprocess</w:t>
+      </w:r>
+      <w:proofErr w:type="spellEnd"/>
+      <w:r>
+        <w:rPr>
+          <w:sz w:val="24"/>
+          <w:szCs w:val="24"/>
+          <w:lang w:val="en-IN" w:eastAsia="en-IN"/>
+        </w:rPr>
+        <w:t xml:space="preserve"> the data by handling missing values and converting categorical variables into a suitable format. </w:t>
+      </w:r>
+    </w:p>
+    <w:p>
+      <w:pPr>
+        <w:widowControl/>
+        <w:numPr>
+          <w:ilvl w:val="0"/>
+          <w:numId w:val="2"/>
+        </w:numPr>
+        <w:autoSpaceDE/>
+        <w:autoSpaceDN/>
+        <w:spacing w:before="100" w:beforeAutospacing="1" w:after="100" w:afterAutospacing="1"/>
+        <w:rPr>
+          <w:sz w:val="24"/>
+          <w:szCs w:val="24"/>
+          <w:lang w:val="en-IN" w:eastAsia="en-IN"/>
+        </w:rPr>
+      </w:pPr>
+      <w:proofErr w:type="spellStart"/>
+      <w:r>
+        <w:rPr>
+          <w:bCs/>
+          <w:sz w:val="24"/>
+          <w:szCs w:val="24"/>
+          <w:lang w:val="en-IN" w:eastAsia="en-IN"/>
+        </w:rPr>
+        <w:t>Modeling</w:t>
+      </w:r>
+      <w:proofErr w:type="spellEnd"/>
+      <w:r>
+        <w:rPr>
+          <w:sz w:val="24"/>
+          <w:szCs w:val="24"/>
+          <w:lang w:val="en-IN" w:eastAsia="en-IN"/>
+        </w:rPr>
+        <w:t xml:space="preserve"> – Apply an appropriate machine-learning/data-mining model to the prepared dataset. </w:t>
+      </w:r>
+    </w:p>
+    <w:p>
+      <w:pPr>
+        <w:widowControl/>
+        <w:numPr>
+          <w:ilvl w:val="0"/>
+          <w:numId w:val="2"/>
+        </w:numPr>
+        <w:autoSpaceDE/>
+        <w:autoSpaceDN/>
+        <w:spacing w:before="100" w:beforeAutospacing="1" w:after="100" w:afterAutospacing="1"/>
+        <w:rPr>
+          <w:sz w:val="24"/>
+          <w:szCs w:val="24"/>
+          <w:lang w:val="en-IN" w:eastAsia="en-IN"/>
+        </w:rPr>
+      </w:pPr>
+      <w:r>
+        <w:rPr>
+          <w:bCs/>
+          <w:sz w:val="24"/>
+          <w:szCs w:val="24"/>
+          <w:lang w:val="en-IN" w:eastAsia="en-IN"/>
+        </w:rPr>
+        <w:t>Evaluation &amp; Deployment</w:t>
+      </w:r>
+      <w:r>
+        <w:rPr>
+          <w:sz w:val="24"/>
+          <w:szCs w:val="24"/>
+          <w:lang w:val="en-IN" w:eastAsia="en-IN"/>
+        </w:rPr>
+        <w:t xml:space="preserve"> – Evaluate the model results using suitable performance measures and present the useful findings.</w:t>
+      </w:r>
+    </w:p>
+    <w:p>
+      <w:pPr>
+        <w:pStyle w:val="Heading1"/>
       </w:pPr>
     </w:p>
     <w:p>
@@ -4441,7 +4318,7 @@
                     <pic:cNvPicPr/>
                   </pic:nvPicPr>
                   <pic:blipFill>
-                    <a:blip r:embed="rId4" cstate="print"/>
+                    <a:blip r:embed="rId5" cstate="print"/>
                     <a:stretch>
                       <a:fillRect/>
                     </a:stretch>
@@ -4466,7 +4343,21 @@
           <w:color w:val="2E5395"/>
           <w:spacing w:val="-2"/>
         </w:rPr>
-        <w:t>Program:</w:t>
+        <w:t>Program</w:t>
+      </w:r>
+      <w:r>
+        <w:rPr>
+          <w:color w:val="2E5395"/>
+          <w:spacing w:val="-2"/>
+        </w:rPr>
+        <w:t xml:space="preserve"> &amp; Output</w:t>
+      </w:r>
+      <w:r>
+        <w:rPr>
+          <w:color w:val="2E5395"/>
+          <w:spacing w:val="-2"/>
+        </w:rPr>
+        <w:t>:</w:t>
       </w:r>
     </w:p>
     <w:p>
@@ -4525,7 +4416,7 @@
                     <pic:cNvPicPr/>
                   </pic:nvPicPr>
                   <pic:blipFill>
-                    <a:blip r:embed="rId5" cstate="print"/>
+                    <a:blip r:embed="rId6" cstate="print"/>
                     <a:stretch>
                       <a:fillRect/>
                     </a:stretch>
@@ -4776,7 +4667,7 @@
                     <pic:cNvPicPr/>
                   </pic:nvPicPr>
                   <pic:blipFill>
-                    <a:blip r:embed="rId6" cstate="print"/>
+                    <a:blip r:embed="rId7" cstate="print"/>
                     <a:stretch>
                       <a:fillRect/>
                     </a:stretch>
@@ -4848,7 +4739,7 @@
                     <pic:cNvPicPr/>
                   </pic:nvPicPr>
                   <pic:blipFill>
-                    <a:blip r:embed="rId7" cstate="print"/>
+                    <a:blip r:embed="rId8" cstate="print"/>
                     <a:stretch>
                       <a:fillRect/>
                     </a:stretch>
@@ -4909,7 +4800,7 @@
                     <pic:cNvPicPr/>
                   </pic:nvPicPr>
                   <pic:blipFill>
-                    <a:blip r:embed="rId8" cstate="print"/>
+                    <a:blip r:embed="rId9" cstate="print"/>
                     <a:stretch>
                       <a:fillRect/>
                     </a:stretch>
@@ -4960,7 +4851,7 @@
                     <pic:cNvPicPr/>
                   </pic:nvPicPr>
                   <pic:blipFill>
-                    <a:blip r:embed="rId9" cstate="print"/>
+                    <a:blip r:embed="rId10" cstate="print"/>
                     <a:stretch>
                       <a:fillRect/>
                     </a:stretch>
@@ -4993,108 +4884,1199 @@
     </w:p>
     <w:p>
       <w:pPr>
+        <w:pStyle w:val="BodyText"/>
+        <w:spacing w:before="1"/>
+        <w:rPr>
+          <w:rFonts w:ascii="Calibri Light"/>
+          <w:sz w:val="9"/>
+        </w:rPr>
+      </w:pPr>
+    </w:p>
+    <w:p>
+      <w:pPr>
         <w:pStyle w:val="Heading1"/>
         <w:spacing w:before="452"/>
-      </w:pPr>
-      <w:r>
         <w:rPr>
           <w:color w:val="2E5395"/>
           <w:spacing w:val="-2"/>
         </w:rPr>
-        <w:t>Result:</w:t>
-      </w:r>
-    </w:p>
-    <w:p>
-      <w:pPr>
-        <w:pStyle w:val="BodyText"/>
-        <w:spacing w:before="328"/>
-        <w:ind w:left="141" w:firstLine="1439"/>
-      </w:pPr>
-      <w:r>
-        <w:t>The</w:t>
-      </w:r>
-      <w:r>
-        <w:rPr>
-          <w:spacing w:val="-4"/>
-        </w:rPr>
-        <w:t xml:space="preserve"> </w:t>
+      </w:pPr>
+    </w:p>
+    <w:p>
+      <w:pPr>
+        <w:pStyle w:val="Heading1"/>
+        <w:spacing w:before="452"/>
+        <w:rPr>
+          <w:color w:val="2E5395"/>
+          <w:spacing w:val="-2"/>
+        </w:rPr>
+      </w:pPr>
+    </w:p>
+    <w:p>
+      <w:pPr>
+        <w:pStyle w:val="Heading1"/>
+        <w:spacing w:before="452"/>
+        <w:rPr>
+          <w:color w:val="2E5395"/>
+          <w:spacing w:val="-2"/>
+        </w:rPr>
+      </w:pPr>
+    </w:p>
+    <w:p>
+      <w:pPr>
+        <w:widowControl/>
+        <w:autoSpaceDE/>
+        <w:autoSpaceDN/>
+        <w:spacing w:before="100" w:beforeAutospacing="1" w:after="100" w:afterAutospacing="1"/>
+        <w:rPr>
+          <w:sz w:val="24"/>
+          <w:szCs w:val="24"/>
+          <w:lang w:val="en-IN" w:eastAsia="en-IN"/>
+        </w:rPr>
+      </w:pPr>
+      <w:r>
+        <w:rPr>
+          <w:b/>
+          <w:bCs/>
+          <w:sz w:val="24"/>
+          <w:szCs w:val="24"/>
+          <w:lang w:val="en-IN" w:eastAsia="en-IN"/>
+        </w:rPr>
+        <w:lastRenderedPageBreak/>
+        <w:t>Algorithm</w:t>
+      </w:r>
+      <w:r>
+        <w:rPr>
+          <w:b/>
+          <w:bCs/>
+          <w:sz w:val="24"/>
+          <w:szCs w:val="24"/>
+          <w:lang w:val="en-IN" w:eastAsia="en-IN"/>
+        </w:rPr>
+        <w:t xml:space="preserve"> 2</w:t>
+      </w:r>
+      <w:r>
+        <w:rPr>
+          <w:b/>
+          <w:bCs/>
+          <w:sz w:val="24"/>
+          <w:szCs w:val="24"/>
+          <w:lang w:val="en-IN" w:eastAsia="en-IN"/>
+        </w:rPr>
+        <w:t>: SEMMA Framework</w:t>
+      </w:r>
+    </w:p>
+    <w:p>
+      <w:pPr>
+        <w:widowControl/>
+        <w:numPr>
+          <w:ilvl w:val="0"/>
+          <w:numId w:val="1"/>
+        </w:numPr>
+        <w:autoSpaceDE/>
+        <w:autoSpaceDN/>
+        <w:spacing w:before="100" w:beforeAutospacing="1" w:after="100" w:afterAutospacing="1"/>
+        <w:rPr>
+          <w:sz w:val="24"/>
+          <w:szCs w:val="24"/>
+          <w:lang w:val="en-IN" w:eastAsia="en-IN"/>
+        </w:rPr>
+      </w:pPr>
+      <w:r>
+        <w:rPr>
+          <w:bCs/>
+          <w:sz w:val="24"/>
+          <w:szCs w:val="24"/>
+          <w:lang w:val="en-IN" w:eastAsia="en-IN"/>
+        </w:rPr>
+        <w:t>Sample</w:t>
+      </w:r>
+      <w:r>
+        <w:rPr>
+          <w:sz w:val="24"/>
+          <w:szCs w:val="24"/>
+          <w:lang w:val="en-IN" w:eastAsia="en-IN"/>
+        </w:rPr>
+        <w:t xml:space="preserve"> – Select a representative sample from the healthcare stroke dataset. </w:t>
+      </w:r>
+    </w:p>
+    <w:p>
+      <w:pPr>
+        <w:widowControl/>
+        <w:numPr>
+          <w:ilvl w:val="0"/>
+          <w:numId w:val="1"/>
+        </w:numPr>
+        <w:autoSpaceDE/>
+        <w:autoSpaceDN/>
+        <w:spacing w:before="100" w:beforeAutospacing="1" w:after="100" w:afterAutospacing="1"/>
+        <w:rPr>
+          <w:sz w:val="24"/>
+          <w:szCs w:val="24"/>
+          <w:lang w:val="en-IN" w:eastAsia="en-IN"/>
+        </w:rPr>
+      </w:pPr>
+      <w:r>
+        <w:rPr>
+          <w:bCs/>
+          <w:sz w:val="24"/>
+          <w:szCs w:val="24"/>
+          <w:lang w:val="en-IN" w:eastAsia="en-IN"/>
+        </w:rPr>
+        <w:t>Explore</w:t>
+      </w:r>
+      <w:r>
+        <w:rPr>
+          <w:sz w:val="24"/>
+          <w:szCs w:val="24"/>
+          <w:lang w:val="en-IN" w:eastAsia="en-IN"/>
+        </w:rPr>
+        <w:t xml:space="preserve"> – </w:t>
       </w:r>
       <w:proofErr w:type="spellStart"/>
       <w:r>
-        <w:t>heart_stroke</w:t>
+        <w:rPr>
+          <w:sz w:val="24"/>
+          <w:szCs w:val="24"/>
+          <w:lang w:val="en-IN" w:eastAsia="en-IN"/>
+        </w:rPr>
+        <w:t>Analyze</w:t>
       </w:r>
       <w:proofErr w:type="spellEnd"/>
       <w:r>
         <w:rPr>
-          <w:spacing w:val="-3"/>
-        </w:rPr>
-        <w:t xml:space="preserve"> </w:t>
-      </w:r>
-      <w:r>
-        <w:t>dataset</w:t>
-      </w:r>
-      <w:r>
-        <w:rPr>
+          <w:sz w:val="24"/>
+          <w:szCs w:val="24"/>
+          <w:lang w:val="en-IN" w:eastAsia="en-IN"/>
+        </w:rPr>
+        <w:t xml:space="preserve"> the dataset by examining its features, data types, missing values, and stroke distribution. </w:t>
+      </w:r>
+    </w:p>
+    <w:p>
+      <w:pPr>
+        <w:widowControl/>
+        <w:numPr>
+          <w:ilvl w:val="0"/>
+          <w:numId w:val="1"/>
+        </w:numPr>
+        <w:autoSpaceDE/>
+        <w:autoSpaceDN/>
+        <w:spacing w:before="100" w:beforeAutospacing="1" w:after="100" w:afterAutospacing="1"/>
+        <w:rPr>
+          <w:sz w:val="24"/>
+          <w:szCs w:val="24"/>
+          <w:lang w:val="en-IN" w:eastAsia="en-IN"/>
+        </w:rPr>
+      </w:pPr>
+      <w:r>
+        <w:rPr>
+          <w:bCs/>
+          <w:sz w:val="24"/>
+          <w:szCs w:val="24"/>
+          <w:lang w:val="en-IN" w:eastAsia="en-IN"/>
+        </w:rPr>
+        <w:t>Modify</w:t>
+      </w:r>
+      <w:r>
+        <w:rPr>
+          <w:sz w:val="24"/>
+          <w:szCs w:val="24"/>
+          <w:lang w:val="en-IN" w:eastAsia="en-IN"/>
+        </w:rPr>
+        <w:t xml:space="preserve"> – Pre-process the data by handling missing values and converting categorical data into a suitable format. </w:t>
+      </w:r>
+    </w:p>
+    <w:p>
+      <w:pPr>
+        <w:widowControl/>
+        <w:numPr>
+          <w:ilvl w:val="0"/>
+          <w:numId w:val="1"/>
+        </w:numPr>
+        <w:autoSpaceDE/>
+        <w:autoSpaceDN/>
+        <w:spacing w:before="100" w:beforeAutospacing="1" w:after="100" w:afterAutospacing="1"/>
+        <w:rPr>
+          <w:sz w:val="24"/>
+          <w:szCs w:val="24"/>
+          <w:lang w:val="en-IN" w:eastAsia="en-IN"/>
+        </w:rPr>
+      </w:pPr>
+      <w:r>
+        <w:rPr>
+          <w:bCs/>
+          <w:sz w:val="24"/>
+          <w:szCs w:val="24"/>
+          <w:lang w:val="en-IN" w:eastAsia="en-IN"/>
+        </w:rPr>
+        <w:t>Model</w:t>
+      </w:r>
+      <w:r>
+        <w:rPr>
+          <w:sz w:val="24"/>
+          <w:szCs w:val="24"/>
+          <w:lang w:val="en-IN" w:eastAsia="en-IN"/>
+        </w:rPr>
+        <w:t xml:space="preserve"> – Apply a suitable data-mining/machine-learning model to the prepared dataset. </w:t>
+      </w:r>
+    </w:p>
+    <w:p>
+      <w:pPr>
+        <w:widowControl/>
+        <w:numPr>
+          <w:ilvl w:val="0"/>
+          <w:numId w:val="1"/>
+        </w:numPr>
+        <w:autoSpaceDE/>
+        <w:autoSpaceDN/>
+        <w:spacing w:before="100" w:beforeAutospacing="1" w:after="100" w:afterAutospacing="1"/>
+        <w:rPr>
+          <w:sz w:val="24"/>
+          <w:szCs w:val="24"/>
+          <w:lang w:val="en-IN" w:eastAsia="en-IN"/>
+        </w:rPr>
+      </w:pPr>
+      <w:r>
+        <w:rPr>
+          <w:bCs/>
+          <w:sz w:val="24"/>
+          <w:szCs w:val="24"/>
+          <w:lang w:val="en-IN" w:eastAsia="en-IN"/>
+        </w:rPr>
+        <w:t>Assess</w:t>
+      </w:r>
+      <w:r>
+        <w:rPr>
+          <w:sz w:val="24"/>
+          <w:szCs w:val="24"/>
+          <w:lang w:val="en-IN" w:eastAsia="en-IN"/>
+        </w:rPr>
+        <w:t xml:space="preserve"> – Evaluate the model results using suitable performance measures such as accuracy and classification report.</w:t>
+      </w:r>
+    </w:p>
+    <w:p>
+      <w:pPr>
+        <w:pStyle w:val="Heading1"/>
+        <w:rPr>
+          <w:color w:val="2E5395"/>
           <w:spacing w:val="-2"/>
         </w:rPr>
-        <w:t xml:space="preserve"> </w:t>
-      </w:r>
-      <w:r>
-        <w:t>has</w:t>
-      </w:r>
-      <w:r>
-        <w:rPr>
-          <w:spacing w:val="-3"/>
-        </w:rPr>
-        <w:t xml:space="preserve"> </w:t>
-      </w:r>
-      <w:r>
-        <w:t>been</w:t>
-      </w:r>
-      <w:r>
-        <w:rPr>
-          <w:spacing w:val="-4"/>
-        </w:rPr>
-        <w:t xml:space="preserve"> </w:t>
-      </w:r>
-      <w:r>
-        <w:t>loaded,</w:t>
-      </w:r>
-      <w:r>
-        <w:rPr>
-          <w:spacing w:val="-3"/>
-        </w:rPr>
-        <w:t xml:space="preserve"> </w:t>
-      </w:r>
-      <w:r>
-        <w:t>pre-processed,</w:t>
-      </w:r>
-      <w:r>
-        <w:rPr>
-          <w:spacing w:val="-3"/>
-        </w:rPr>
-        <w:t xml:space="preserve"> </w:t>
-      </w:r>
-      <w:r>
-        <w:t>visualized</w:t>
-      </w:r>
-      <w:r>
-        <w:rPr>
-          <w:spacing w:val="-3"/>
-        </w:rPr>
-        <w:t xml:space="preserve"> </w:t>
-      </w:r>
-      <w:r>
-        <w:t>successfully</w:t>
-      </w:r>
-      <w:r>
-        <w:rPr>
-          <w:spacing w:val="-5"/>
-        </w:rPr>
-        <w:t xml:space="preserve"> </w:t>
-      </w:r>
-      <w:r>
-        <w:t>using CRISP framework.</w:t>
+      </w:pPr>
+      <w:r>
+        <w:rPr>
+          <w:color w:val="2E5395"/>
+          <w:spacing w:val="-2"/>
+        </w:rPr>
+        <w:t>Program &amp; Output</w:t>
+      </w:r>
+      <w:r>
+        <w:rPr>
+          <w:color w:val="2E5395"/>
+          <w:spacing w:val="-2"/>
+        </w:rPr>
+        <w:t>:</w:t>
+      </w:r>
+    </w:p>
+    <w:p>
+      <w:pPr>
+        <w:pStyle w:val="Heading1"/>
+      </w:pPr>
+      <w:r>
+        <w:drawing>
+          <wp:inline distT="0" distB="0" distL="0" distR="0" wp14:anchorId="755AF323" wp14:editId="6C899F19">
+            <wp:extent cx="5949950" cy="1789430"/>
+            <wp:effectExtent l="0" t="0" r="0" b="1270"/>
+            <wp:docPr id="49" name="Picture 49"/>
+            <wp:cNvGraphicFramePr>
+              <a:graphicFrameLocks xmlns:a="http://schemas.openxmlformats.org/drawingml/2006/main" noChangeAspect="1"/>
+            </wp:cNvGraphicFramePr>
+            <a:graphic xmlns:a="http://schemas.openxmlformats.org/drawingml/2006/main">
+              <a:graphicData uri="http://schemas.openxmlformats.org/drawingml/2006/picture">
+                <pic:pic xmlns:pic="http://schemas.openxmlformats.org/drawingml/2006/picture">
+                  <pic:nvPicPr>
+                    <pic:cNvPr id="1" name=""/>
+                    <pic:cNvPicPr/>
+                  </pic:nvPicPr>
+                  <pic:blipFill>
+                    <a:blip r:embed="rId11"/>
+                    <a:stretch>
+                      <a:fillRect/>
+                    </a:stretch>
+                  </pic:blipFill>
+                  <pic:spPr>
+                    <a:xfrm>
+                      <a:off x="0" y="0"/>
+                      <a:ext cx="5949950" cy="1789430"/>
+                    </a:xfrm>
+                    <a:prstGeom prst="rect">
+                      <a:avLst/>
+                    </a:prstGeom>
+                  </pic:spPr>
+                </pic:pic>
+              </a:graphicData>
+            </a:graphic>
+          </wp:inline>
+        </w:drawing>
+      </w:r>
+    </w:p>
+    <w:p>
+      <w:pPr>
+        <w:pStyle w:val="Heading1"/>
+        <w:ind w:left="1581" w:firstLine="579"/>
+      </w:pPr>
+      <w:r>
+        <w:drawing>
+          <wp:inline distT="0" distB="0" distL="0" distR="0" wp14:anchorId="33C5EB1A" wp14:editId="0620EB8F">
+            <wp:extent cx="3535373" cy="2735580"/>
+            <wp:effectExtent l="0" t="0" r="8255" b="7620"/>
+            <wp:docPr id="50" name="Picture 50"/>
+            <wp:cNvGraphicFramePr>
+              <a:graphicFrameLocks xmlns:a="http://schemas.openxmlformats.org/drawingml/2006/main" noChangeAspect="1"/>
+            </wp:cNvGraphicFramePr>
+            <a:graphic xmlns:a="http://schemas.openxmlformats.org/drawingml/2006/main">
+              <a:graphicData uri="http://schemas.openxmlformats.org/drawingml/2006/picture">
+                <pic:pic xmlns:pic="http://schemas.openxmlformats.org/drawingml/2006/picture">
+                  <pic:nvPicPr>
+                    <pic:cNvPr id="1" name=""/>
+                    <pic:cNvPicPr/>
+                  </pic:nvPicPr>
+                  <pic:blipFill>
+                    <a:blip r:embed="rId12"/>
+                    <a:stretch>
+                      <a:fillRect/>
+                    </a:stretch>
+                  </pic:blipFill>
+                  <pic:spPr>
+                    <a:xfrm>
+                      <a:off x="0" y="0"/>
+                      <a:ext cx="3542154" cy="2740827"/>
+                    </a:xfrm>
+                    <a:prstGeom prst="rect">
+                      <a:avLst/>
+                    </a:prstGeom>
+                  </pic:spPr>
+                </pic:pic>
+              </a:graphicData>
+            </a:graphic>
+          </wp:inline>
+        </w:drawing>
+      </w:r>
+    </w:p>
+    <w:p>
+      <w:pPr>
+        <w:pStyle w:val="Heading1"/>
+        <w:ind w:left="1002" w:firstLine="579"/>
+      </w:pPr>
+      <w:r>
+        <w:drawing>
+          <wp:inline distT="0" distB="0" distL="0" distR="0" wp14:anchorId="77312AC7" wp14:editId="75D416AA">
+            <wp:extent cx="3566160" cy="2491740"/>
+            <wp:effectExtent l="0" t="0" r="0" b="3810"/>
+            <wp:docPr id="51" name="Picture 51"/>
+            <wp:cNvGraphicFramePr>
+              <a:graphicFrameLocks xmlns:a="http://schemas.openxmlformats.org/drawingml/2006/main" noChangeAspect="1"/>
+            </wp:cNvGraphicFramePr>
+            <a:graphic xmlns:a="http://schemas.openxmlformats.org/drawingml/2006/main">
+              <a:graphicData uri="http://schemas.openxmlformats.org/drawingml/2006/picture">
+                <pic:pic xmlns:pic="http://schemas.openxmlformats.org/drawingml/2006/picture">
+                  <pic:nvPicPr>
+                    <pic:cNvPr id="1" name=""/>
+                    <pic:cNvPicPr/>
+                  </pic:nvPicPr>
+                  <pic:blipFill>
+                    <a:blip r:embed="rId13"/>
+                    <a:stretch>
+                      <a:fillRect/>
+                    </a:stretch>
+                  </pic:blipFill>
+                  <pic:spPr>
+                    <a:xfrm>
+                      <a:off x="0" y="0"/>
+                      <a:ext cx="3566472" cy="2491958"/>
+                    </a:xfrm>
+                    <a:prstGeom prst="rect">
+                      <a:avLst/>
+                    </a:prstGeom>
+                  </pic:spPr>
+                </pic:pic>
+              </a:graphicData>
+            </a:graphic>
+          </wp:inline>
+        </w:drawing>
+      </w:r>
+    </w:p>
+    <w:p>
+      <w:pPr>
+        <w:pStyle w:val="Heading1"/>
+      </w:pPr>
+    </w:p>
+    <w:p>
+      <w:pPr>
+        <w:pStyle w:val="Heading1"/>
+      </w:pPr>
+      <w:r>
+        <w:lastRenderedPageBreak/>
+        <w:drawing>
+          <wp:inline distT="0" distB="0" distL="0" distR="0" wp14:anchorId="079533B7" wp14:editId="3D5DEF95">
+            <wp:extent cx="5949950" cy="1692275"/>
+            <wp:effectExtent l="0" t="0" r="0" b="3175"/>
+            <wp:docPr id="52" name="Picture 52"/>
+            <wp:cNvGraphicFramePr>
+              <a:graphicFrameLocks xmlns:a="http://schemas.openxmlformats.org/drawingml/2006/main" noChangeAspect="1"/>
+            </wp:cNvGraphicFramePr>
+            <a:graphic xmlns:a="http://schemas.openxmlformats.org/drawingml/2006/main">
+              <a:graphicData uri="http://schemas.openxmlformats.org/drawingml/2006/picture">
+                <pic:pic xmlns:pic="http://schemas.openxmlformats.org/drawingml/2006/picture">
+                  <pic:nvPicPr>
+                    <pic:cNvPr id="1" name=""/>
+                    <pic:cNvPicPr/>
+                  </pic:nvPicPr>
+                  <pic:blipFill>
+                    <a:blip r:embed="rId14"/>
+                    <a:stretch>
+                      <a:fillRect/>
+                    </a:stretch>
+                  </pic:blipFill>
+                  <pic:spPr>
+                    <a:xfrm>
+                      <a:off x="0" y="0"/>
+                      <a:ext cx="5949950" cy="1692275"/>
+                    </a:xfrm>
+                    <a:prstGeom prst="rect">
+                      <a:avLst/>
+                    </a:prstGeom>
+                  </pic:spPr>
+                </pic:pic>
+              </a:graphicData>
+            </a:graphic>
+          </wp:inline>
+        </w:drawing>
+      </w:r>
+    </w:p>
+    <w:p>
+      <w:pPr>
+        <w:pStyle w:val="Heading1"/>
+      </w:pPr>
+      <w:r>
+        <w:drawing>
+          <wp:inline distT="0" distB="0" distL="0" distR="0" wp14:anchorId="69567516" wp14:editId="025F97D2">
+            <wp:extent cx="5949950" cy="2682240"/>
+            <wp:effectExtent l="0" t="0" r="0" b="3810"/>
+            <wp:docPr id="53" name="Picture 53"/>
+            <wp:cNvGraphicFramePr>
+              <a:graphicFrameLocks xmlns:a="http://schemas.openxmlformats.org/drawingml/2006/main" noChangeAspect="1"/>
+            </wp:cNvGraphicFramePr>
+            <a:graphic xmlns:a="http://schemas.openxmlformats.org/drawingml/2006/main">
+              <a:graphicData uri="http://schemas.openxmlformats.org/drawingml/2006/picture">
+                <pic:pic xmlns:pic="http://schemas.openxmlformats.org/drawingml/2006/picture">
+                  <pic:nvPicPr>
+                    <pic:cNvPr id="1" name=""/>
+                    <pic:cNvPicPr/>
+                  </pic:nvPicPr>
+                  <pic:blipFill>
+                    <a:blip r:embed="rId15"/>
+                    <a:stretch>
+                      <a:fillRect/>
+                    </a:stretch>
+                  </pic:blipFill>
+                  <pic:spPr>
+                    <a:xfrm>
+                      <a:off x="0" y="0"/>
+                      <a:ext cx="5949950" cy="2682240"/>
+                    </a:xfrm>
+                    <a:prstGeom prst="rect">
+                      <a:avLst/>
+                    </a:prstGeom>
+                  </pic:spPr>
+                </pic:pic>
+              </a:graphicData>
+            </a:graphic>
+          </wp:inline>
+        </w:drawing>
+      </w:r>
+    </w:p>
+    <w:p>
+      <w:pPr>
+        <w:pStyle w:val="Heading1"/>
+      </w:pPr>
+      <w:r>
+        <w:drawing>
+          <wp:inline distT="0" distB="0" distL="0" distR="0" wp14:anchorId="0C8B1883" wp14:editId="10C5D53A">
+            <wp:extent cx="5949950" cy="3583940"/>
+            <wp:effectExtent l="0" t="0" r="0" b="0"/>
+            <wp:docPr id="54" name="Picture 54"/>
+            <wp:cNvGraphicFramePr>
+              <a:graphicFrameLocks xmlns:a="http://schemas.openxmlformats.org/drawingml/2006/main" noChangeAspect="1"/>
+            </wp:cNvGraphicFramePr>
+            <a:graphic xmlns:a="http://schemas.openxmlformats.org/drawingml/2006/main">
+              <a:graphicData uri="http://schemas.openxmlformats.org/drawingml/2006/picture">
+                <pic:pic xmlns:pic="http://schemas.openxmlformats.org/drawingml/2006/picture">
+                  <pic:nvPicPr>
+                    <pic:cNvPr id="1" name=""/>
+                    <pic:cNvPicPr/>
+                  </pic:nvPicPr>
+                  <pic:blipFill>
+                    <a:blip r:embed="rId16"/>
+                    <a:stretch>
+                      <a:fillRect/>
+                    </a:stretch>
+                  </pic:blipFill>
+                  <pic:spPr>
+                    <a:xfrm>
+                      <a:off x="0" y="0"/>
+                      <a:ext cx="5949950" cy="3583940"/>
+                    </a:xfrm>
+                    <a:prstGeom prst="rect">
+                      <a:avLst/>
+                    </a:prstGeom>
+                  </pic:spPr>
+                </pic:pic>
+              </a:graphicData>
+            </a:graphic>
+          </wp:inline>
+        </w:drawing>
+      </w:r>
+    </w:p>
+    <w:p>
+      <w:pPr>
+        <w:pStyle w:val="Heading1"/>
+      </w:pPr>
+      <w:r>
+        <w:lastRenderedPageBreak/>
+        <w:drawing>
+          <wp:inline distT="0" distB="0" distL="0" distR="0" wp14:anchorId="0DEF28CB" wp14:editId="44F60A34">
+            <wp:extent cx="5949950" cy="2907665"/>
+            <wp:effectExtent l="0" t="0" r="0" b="6985"/>
+            <wp:docPr id="55" name="Picture 55"/>
+            <wp:cNvGraphicFramePr>
+              <a:graphicFrameLocks xmlns:a="http://schemas.openxmlformats.org/drawingml/2006/main" noChangeAspect="1"/>
+            </wp:cNvGraphicFramePr>
+            <a:graphic xmlns:a="http://schemas.openxmlformats.org/drawingml/2006/main">
+              <a:graphicData uri="http://schemas.openxmlformats.org/drawingml/2006/picture">
+                <pic:pic xmlns:pic="http://schemas.openxmlformats.org/drawingml/2006/picture">
+                  <pic:nvPicPr>
+                    <pic:cNvPr id="1" name=""/>
+                    <pic:cNvPicPr/>
+                  </pic:nvPicPr>
+                  <pic:blipFill>
+                    <a:blip r:embed="rId17"/>
+                    <a:stretch>
+                      <a:fillRect/>
+                    </a:stretch>
+                  </pic:blipFill>
+                  <pic:spPr>
+                    <a:xfrm>
+                      <a:off x="0" y="0"/>
+                      <a:ext cx="5949950" cy="2907665"/>
+                    </a:xfrm>
+                    <a:prstGeom prst="rect">
+                      <a:avLst/>
+                    </a:prstGeom>
+                  </pic:spPr>
+                </pic:pic>
+              </a:graphicData>
+            </a:graphic>
+          </wp:inline>
+        </w:drawing>
+      </w:r>
+    </w:p>
+    <w:p>
+      <w:pPr>
+        <w:pStyle w:val="Heading1"/>
+      </w:pPr>
+      <w:r>
+        <w:drawing>
+          <wp:inline distT="0" distB="0" distL="0" distR="0" wp14:anchorId="1803ADF0" wp14:editId="7B190196">
+            <wp:extent cx="5949950" cy="4606290"/>
+            <wp:effectExtent l="0" t="0" r="0" b="3810"/>
+            <wp:docPr id="56" name="Picture 56"/>
+            <wp:cNvGraphicFramePr>
+              <a:graphicFrameLocks xmlns:a="http://schemas.openxmlformats.org/drawingml/2006/main" noChangeAspect="1"/>
+            </wp:cNvGraphicFramePr>
+            <a:graphic xmlns:a="http://schemas.openxmlformats.org/drawingml/2006/main">
+              <a:graphicData uri="http://schemas.openxmlformats.org/drawingml/2006/picture">
+                <pic:pic xmlns:pic="http://schemas.openxmlformats.org/drawingml/2006/picture">
+                  <pic:nvPicPr>
+                    <pic:cNvPr id="1" name=""/>
+                    <pic:cNvPicPr/>
+                  </pic:nvPicPr>
+                  <pic:blipFill>
+                    <a:blip r:embed="rId18"/>
+                    <a:stretch>
+                      <a:fillRect/>
+                    </a:stretch>
+                  </pic:blipFill>
+                  <pic:spPr>
+                    <a:xfrm>
+                      <a:off x="0" y="0"/>
+                      <a:ext cx="5949950" cy="4606290"/>
+                    </a:xfrm>
+                    <a:prstGeom prst="rect">
+                      <a:avLst/>
+                    </a:prstGeom>
+                  </pic:spPr>
+                </pic:pic>
+              </a:graphicData>
+            </a:graphic>
+          </wp:inline>
+        </w:drawing>
+      </w:r>
+    </w:p>
+    <w:p>
+      <w:pPr>
+        <w:pStyle w:val="Heading1"/>
+      </w:pPr>
+    </w:p>
+    <w:p>
+      <w:pPr>
+        <w:pStyle w:val="Heading1"/>
+      </w:pPr>
+    </w:p>
+    <w:p>
+      <w:pPr>
+        <w:pStyle w:val="Heading1"/>
+      </w:pPr>
+    </w:p>
+    <w:p>
+      <w:pPr>
+        <w:pStyle w:val="Heading1"/>
+      </w:pPr>
+    </w:p>
+    <w:p>
+      <w:pPr>
+        <w:pStyle w:val="Heading1"/>
+      </w:pPr>
+    </w:p>
+    <w:p>
+      <w:pPr>
+        <w:pStyle w:val="Heading1"/>
+      </w:pPr>
+    </w:p>
+    <w:p>
+      <w:pPr>
+        <w:pStyle w:val="NormalWeb"/>
+      </w:pPr>
+      <w:r>
+        <w:rPr>
+          <w:rStyle w:val="Strong"/>
+        </w:rPr>
+        <w:lastRenderedPageBreak/>
+        <w:t>Algorithm</w:t>
+      </w:r>
+      <w:r>
+        <w:rPr>
+          <w:rStyle w:val="Strong"/>
+        </w:rPr>
+        <w:t xml:space="preserve"> 3</w:t>
+      </w:r>
+      <w:r>
+        <w:rPr>
+          <w:rStyle w:val="Strong"/>
+        </w:rPr>
+        <w:t>: KDD Framework</w:t>
+      </w:r>
+    </w:p>
+    <w:p>
+      <w:pPr>
+        <w:widowControl/>
+        <w:numPr>
+          <w:ilvl w:val="0"/>
+          <w:numId w:val="3"/>
+        </w:numPr>
+        <w:autoSpaceDE/>
+        <w:autoSpaceDN/>
+        <w:spacing w:before="100" w:beforeAutospacing="1" w:after="100" w:afterAutospacing="1"/>
+        <w:rPr>
+          <w:sz w:val="24"/>
+          <w:szCs w:val="24"/>
+        </w:rPr>
+      </w:pPr>
+      <w:r>
+        <w:rPr>
+          <w:rStyle w:val="Strong"/>
+          <w:b w:val="0"/>
+          <w:sz w:val="24"/>
+          <w:szCs w:val="24"/>
+        </w:rPr>
+        <w:t>Selection</w:t>
+      </w:r>
+      <w:r>
+        <w:rPr>
+          <w:b/>
+          <w:sz w:val="24"/>
+          <w:szCs w:val="24"/>
+        </w:rPr>
+        <w:t xml:space="preserve"> –</w:t>
+      </w:r>
+      <w:r>
+        <w:rPr>
+          <w:sz w:val="24"/>
+          <w:szCs w:val="24"/>
+        </w:rPr>
+        <w:t xml:space="preserve"> Select the relevant attributes from the healthcare stroke dataset for analysis. </w:t>
+      </w:r>
+    </w:p>
+    <w:p>
+      <w:pPr>
+        <w:widowControl/>
+        <w:numPr>
+          <w:ilvl w:val="0"/>
+          <w:numId w:val="3"/>
+        </w:numPr>
+        <w:autoSpaceDE/>
+        <w:autoSpaceDN/>
+        <w:spacing w:before="100" w:beforeAutospacing="1" w:after="100" w:afterAutospacing="1"/>
+        <w:rPr>
+          <w:sz w:val="24"/>
+          <w:szCs w:val="24"/>
+        </w:rPr>
+      </w:pPr>
+      <w:r>
+        <w:rPr>
+          <w:rStyle w:val="Strong"/>
+          <w:b w:val="0"/>
+          <w:sz w:val="24"/>
+          <w:szCs w:val="24"/>
+        </w:rPr>
+        <w:t>Preprocessing</w:t>
+      </w:r>
+      <w:r>
+        <w:rPr>
+          <w:sz w:val="24"/>
+          <w:szCs w:val="24"/>
+        </w:rPr>
+        <w:t xml:space="preserve"> – Identify and handle missing, inconsistent, or noisy data. </w:t>
+      </w:r>
+    </w:p>
+    <w:p>
+      <w:pPr>
+        <w:widowControl/>
+        <w:numPr>
+          <w:ilvl w:val="0"/>
+          <w:numId w:val="3"/>
+        </w:numPr>
+        <w:autoSpaceDE/>
+        <w:autoSpaceDN/>
+        <w:spacing w:before="100" w:beforeAutospacing="1" w:after="100" w:afterAutospacing="1"/>
+        <w:rPr>
+          <w:sz w:val="24"/>
+          <w:szCs w:val="24"/>
+        </w:rPr>
+      </w:pPr>
+      <w:r>
+        <w:rPr>
+          <w:rStyle w:val="Strong"/>
+          <w:b w:val="0"/>
+          <w:sz w:val="24"/>
+          <w:szCs w:val="24"/>
+        </w:rPr>
+        <w:t>Transformation</w:t>
+      </w:r>
+      <w:r>
+        <w:rPr>
+          <w:sz w:val="24"/>
+          <w:szCs w:val="24"/>
+        </w:rPr>
+        <w:t xml:space="preserve"> – Transform the data into a suitable format by encoding categorical variables and preparing the features. </w:t>
+      </w:r>
+    </w:p>
+    <w:p>
+      <w:pPr>
+        <w:widowControl/>
+        <w:numPr>
+          <w:ilvl w:val="0"/>
+          <w:numId w:val="3"/>
+        </w:numPr>
+        <w:autoSpaceDE/>
+        <w:autoSpaceDN/>
+        <w:spacing w:before="100" w:beforeAutospacing="1" w:after="100" w:afterAutospacing="1"/>
+        <w:rPr>
+          <w:sz w:val="24"/>
+          <w:szCs w:val="24"/>
+        </w:rPr>
+      </w:pPr>
+      <w:r>
+        <w:rPr>
+          <w:rStyle w:val="Strong"/>
+          <w:b w:val="0"/>
+          <w:sz w:val="24"/>
+          <w:szCs w:val="24"/>
+        </w:rPr>
+        <w:t>Data Mining</w:t>
+      </w:r>
+      <w:r>
+        <w:rPr>
+          <w:sz w:val="24"/>
+          <w:szCs w:val="24"/>
+        </w:rPr>
+        <w:t xml:space="preserve"> – Apply a suitable data-mining or machine-learning algorithm to discover patterns or make predictions. </w:t>
+      </w:r>
+    </w:p>
+    <w:p>
+      <w:pPr>
+        <w:widowControl/>
+        <w:numPr>
+          <w:ilvl w:val="0"/>
+          <w:numId w:val="3"/>
+        </w:numPr>
+        <w:autoSpaceDE/>
+        <w:autoSpaceDN/>
+        <w:spacing w:before="100" w:beforeAutospacing="1" w:after="100" w:afterAutospacing="1"/>
+        <w:rPr>
+          <w:sz w:val="24"/>
+          <w:szCs w:val="24"/>
+        </w:rPr>
+      </w:pPr>
+      <w:r>
+        <w:rPr>
+          <w:rStyle w:val="Strong"/>
+          <w:b w:val="0"/>
+          <w:sz w:val="24"/>
+          <w:szCs w:val="24"/>
+        </w:rPr>
+        <w:t>Interpretation/Evaluatio</w:t>
+      </w:r>
+      <w:r>
+        <w:rPr>
+          <w:rStyle w:val="Strong"/>
+          <w:b w:val="0"/>
+          <w:sz w:val="24"/>
+          <w:szCs w:val="24"/>
+        </w:rPr>
+        <w:t>n</w:t>
+      </w:r>
+      <w:r>
+        <w:rPr>
+          <w:sz w:val="24"/>
+          <w:szCs w:val="24"/>
+        </w:rPr>
+        <w:t>– Analyze and evaluate the discovered results using suitable performance measures and visualizations.</w:t>
+      </w:r>
+    </w:p>
+    <w:p>
+      <w:pPr>
+        <w:pStyle w:val="Heading1"/>
+        <w:rPr>
+          <w:color w:val="2E5395"/>
+          <w:spacing w:val="-2"/>
+        </w:rPr>
+      </w:pPr>
+      <w:r>
+        <w:rPr>
+          <w:color w:val="2E5395"/>
+          <w:spacing w:val="-2"/>
+        </w:rPr>
+        <w:t>Program &amp; Output:</w:t>
+      </w:r>
+    </w:p>
+    <w:p>
+      <w:pPr>
+        <w:pStyle w:val="Heading1"/>
+        <w:rPr>
+          <w:noProof/>
+          <w:lang w:val="en-IN" w:eastAsia="en-IN"/>
+        </w:rPr>
+      </w:pPr>
+      <w:r>
+        <w:drawing>
+          <wp:inline distT="0" distB="0" distL="0" distR="0" wp14:anchorId="0D48AEE1" wp14:editId="2DBC0D8C">
+            <wp:extent cx="5949950" cy="1824990"/>
+            <wp:effectExtent l="0" t="0" r="0" b="3810"/>
+            <wp:docPr id="57" name="Picture 57"/>
+            <wp:cNvGraphicFramePr>
+              <a:graphicFrameLocks xmlns:a="http://schemas.openxmlformats.org/drawingml/2006/main" noChangeAspect="1"/>
+            </wp:cNvGraphicFramePr>
+            <a:graphic xmlns:a="http://schemas.openxmlformats.org/drawingml/2006/main">
+              <a:graphicData uri="http://schemas.openxmlformats.org/drawingml/2006/picture">
+                <pic:pic xmlns:pic="http://schemas.openxmlformats.org/drawingml/2006/picture">
+                  <pic:nvPicPr>
+                    <pic:cNvPr id="1" name=""/>
+                    <pic:cNvPicPr/>
+                  </pic:nvPicPr>
+                  <pic:blipFill>
+                    <a:blip r:embed="rId19"/>
+                    <a:stretch>
+                      <a:fillRect/>
+                    </a:stretch>
+                  </pic:blipFill>
+                  <pic:spPr>
+                    <a:xfrm>
+                      <a:off x="0" y="0"/>
+                      <a:ext cx="5949950" cy="1824990"/>
+                    </a:xfrm>
+                    <a:prstGeom prst="rect">
+                      <a:avLst/>
+                    </a:prstGeom>
+                  </pic:spPr>
+                </pic:pic>
+              </a:graphicData>
+            </a:graphic>
+          </wp:inline>
+        </w:drawing>
+      </w:r>
+      <w:r>
+        <w:rPr>
+          <w:noProof/>
+          <w:lang w:val="en-IN" w:eastAsia="en-IN"/>
+        </w:rPr>
+        <w:t xml:space="preserve"> </w:t>
+      </w:r>
+      <w:r>
+        <w:drawing>
+          <wp:inline distT="0" distB="0" distL="0" distR="0" wp14:anchorId="39DA9275" wp14:editId="79533DC2">
+            <wp:extent cx="5949950" cy="3451860"/>
+            <wp:effectExtent l="0" t="0" r="0" b="0"/>
+            <wp:docPr id="58" name="Picture 58"/>
+            <wp:cNvGraphicFramePr>
+              <a:graphicFrameLocks xmlns:a="http://schemas.openxmlformats.org/drawingml/2006/main" noChangeAspect="1"/>
+            </wp:cNvGraphicFramePr>
+            <a:graphic xmlns:a="http://schemas.openxmlformats.org/drawingml/2006/main">
+              <a:graphicData uri="http://schemas.openxmlformats.org/drawingml/2006/picture">
+                <pic:pic xmlns:pic="http://schemas.openxmlformats.org/drawingml/2006/picture">
+                  <pic:nvPicPr>
+                    <pic:cNvPr id="1" name=""/>
+                    <pic:cNvPicPr/>
+                  </pic:nvPicPr>
+                  <pic:blipFill>
+                    <a:blip r:embed="rId20"/>
+                    <a:stretch>
+                      <a:fillRect/>
+                    </a:stretch>
+                  </pic:blipFill>
+                  <pic:spPr>
+                    <a:xfrm>
+                      <a:off x="0" y="0"/>
+                      <a:ext cx="5949950" cy="3451860"/>
+                    </a:xfrm>
+                    <a:prstGeom prst="rect">
+                      <a:avLst/>
+                    </a:prstGeom>
+                  </pic:spPr>
+                </pic:pic>
+              </a:graphicData>
+            </a:graphic>
+          </wp:inline>
+        </w:drawing>
+      </w:r>
+    </w:p>
+    <w:p>
+      <w:pPr>
+        <w:pStyle w:val="Heading1"/>
+        <w:rPr>
+          <w:noProof/>
+          <w:lang w:val="en-IN" w:eastAsia="en-IN"/>
+        </w:rPr>
+      </w:pPr>
+      <w:r>
+        <w:lastRenderedPageBreak/>
+        <w:drawing>
+          <wp:inline distT="0" distB="0" distL="0" distR="0" wp14:anchorId="00F9A0BC" wp14:editId="50005FD8">
+            <wp:extent cx="5949950" cy="2954020"/>
+            <wp:effectExtent l="0" t="0" r="0" b="0"/>
+            <wp:docPr id="60" name="Picture 60"/>
+            <wp:cNvGraphicFramePr>
+              <a:graphicFrameLocks xmlns:a="http://schemas.openxmlformats.org/drawingml/2006/main" noChangeAspect="1"/>
+            </wp:cNvGraphicFramePr>
+            <a:graphic xmlns:a="http://schemas.openxmlformats.org/drawingml/2006/main">
+              <a:graphicData uri="http://schemas.openxmlformats.org/drawingml/2006/picture">
+                <pic:pic xmlns:pic="http://schemas.openxmlformats.org/drawingml/2006/picture">
+                  <pic:nvPicPr>
+                    <pic:cNvPr id="1" name=""/>
+                    <pic:cNvPicPr/>
+                  </pic:nvPicPr>
+                  <pic:blipFill>
+                    <a:blip r:embed="rId21"/>
+                    <a:stretch>
+                      <a:fillRect/>
+                    </a:stretch>
+                  </pic:blipFill>
+                  <pic:spPr>
+                    <a:xfrm>
+                      <a:off x="0" y="0"/>
+                      <a:ext cx="5949950" cy="2954020"/>
+                    </a:xfrm>
+                    <a:prstGeom prst="rect">
+                      <a:avLst/>
+                    </a:prstGeom>
+                  </pic:spPr>
+                </pic:pic>
+              </a:graphicData>
+            </a:graphic>
+          </wp:inline>
+        </w:drawing>
+      </w:r>
+      <w:r>
+        <w:drawing>
+          <wp:inline distT="0" distB="0" distL="0" distR="0" wp14:anchorId="6D7C8BF0" wp14:editId="27B72BD1">
+            <wp:extent cx="5949950" cy="4438015"/>
+            <wp:effectExtent l="0" t="0" r="0" b="635"/>
+            <wp:docPr id="59" name="Picture 59"/>
+            <wp:cNvGraphicFramePr>
+              <a:graphicFrameLocks xmlns:a="http://schemas.openxmlformats.org/drawingml/2006/main" noChangeAspect="1"/>
+            </wp:cNvGraphicFramePr>
+            <a:graphic xmlns:a="http://schemas.openxmlformats.org/drawingml/2006/main">
+              <a:graphicData uri="http://schemas.openxmlformats.org/drawingml/2006/picture">
+                <pic:pic xmlns:pic="http://schemas.openxmlformats.org/drawingml/2006/picture">
+                  <pic:nvPicPr>
+                    <pic:cNvPr id="1" name=""/>
+                    <pic:cNvPicPr/>
+                  </pic:nvPicPr>
+                  <pic:blipFill>
+                    <a:blip r:embed="rId22"/>
+                    <a:stretch>
+                      <a:fillRect/>
+                    </a:stretch>
+                  </pic:blipFill>
+                  <pic:spPr>
+                    <a:xfrm>
+                      <a:off x="0" y="0"/>
+                      <a:ext cx="5949950" cy="4438015"/>
+                    </a:xfrm>
+                    <a:prstGeom prst="rect">
+                      <a:avLst/>
+                    </a:prstGeom>
+                  </pic:spPr>
+                </pic:pic>
+              </a:graphicData>
+            </a:graphic>
+          </wp:inline>
+        </w:drawing>
+      </w:r>
+      <w:r>
+        <w:rPr>
+          <w:noProof/>
+          <w:lang w:val="en-IN" w:eastAsia="en-IN"/>
+        </w:rPr>
+        <w:t xml:space="preserve"> </w:t>
+      </w:r>
+      <w:r>
+        <w:lastRenderedPageBreak/>
+        <w:drawing>
+          <wp:inline distT="0" distB="0" distL="0" distR="0" wp14:anchorId="4AC37EF2" wp14:editId="37B56CB8">
+            <wp:extent cx="5806943" cy="5944115"/>
+            <wp:effectExtent l="0" t="0" r="3810" b="0"/>
+            <wp:docPr id="61" name="Picture 61"/>
+            <wp:cNvGraphicFramePr>
+              <a:graphicFrameLocks xmlns:a="http://schemas.openxmlformats.org/drawingml/2006/main" noChangeAspect="1"/>
+            </wp:cNvGraphicFramePr>
+            <a:graphic xmlns:a="http://schemas.openxmlformats.org/drawingml/2006/main">
+              <a:graphicData uri="http://schemas.openxmlformats.org/drawingml/2006/picture">
+                <pic:pic xmlns:pic="http://schemas.openxmlformats.org/drawingml/2006/picture">
+                  <pic:nvPicPr>
+                    <pic:cNvPr id="1" name=""/>
+                    <pic:cNvPicPr/>
+                  </pic:nvPicPr>
+                  <pic:blipFill>
+                    <a:blip r:embed="rId23"/>
+                    <a:stretch>
+                      <a:fillRect/>
+                    </a:stretch>
+                  </pic:blipFill>
+                  <pic:spPr>
+                    <a:xfrm>
+                      <a:off x="0" y="0"/>
+                      <a:ext cx="5806943" cy="5944115"/>
+                    </a:xfrm>
+                    <a:prstGeom prst="rect">
+                      <a:avLst/>
+                    </a:prstGeom>
+                  </pic:spPr>
+                </pic:pic>
+              </a:graphicData>
+            </a:graphic>
+          </wp:inline>
+        </w:drawing>
+      </w:r>
+    </w:p>
+    <w:p>
+      <w:pPr>
+        <w:pStyle w:val="Heading1"/>
+        <w:rPr>
+          <w:noProof/>
+          <w:lang w:val="en-IN" w:eastAsia="en-IN"/>
+        </w:rPr>
+      </w:pPr>
+    </w:p>
+    <w:p>
+      <w:pPr>
+        <w:pStyle w:val="Heading1"/>
+        <w:rPr>
+          <w:noProof/>
+          <w:lang w:val="en-IN" w:eastAsia="en-IN"/>
+        </w:rPr>
+      </w:pPr>
+    </w:p>
+    <w:p>
+      <w:pPr>
+        <w:pStyle w:val="Heading1"/>
+        <w:rPr>
+          <w:noProof/>
+          <w:lang w:val="en-IN" w:eastAsia="en-IN"/>
+        </w:rPr>
+      </w:pPr>
+    </w:p>
+    <w:p>
+      <w:pPr>
+        <w:pStyle w:val="Heading1"/>
+        <w:ind w:left="0"/>
+        <w:rPr>
+          <w:noProof/>
+          <w:lang w:val="en-IN" w:eastAsia="en-IN"/>
+        </w:rPr>
+      </w:pPr>
+    </w:p>
+    <w:p>
+      <w:pPr>
+        <w:pStyle w:val="Heading1"/>
+        <w:rPr>
+          <w:color w:val="2E5395"/>
+          <w:spacing w:val="-2"/>
+        </w:rPr>
+      </w:pPr>
+      <w:r>
+        <w:rPr>
+          <w:color w:val="2E5395"/>
+          <w:spacing w:val="-2"/>
+        </w:rPr>
+        <w:t>Result</w:t>
+      </w:r>
+      <w:r>
+        <w:rPr>
+          <w:color w:val="2E5395"/>
+          <w:spacing w:val="-2"/>
+        </w:rPr>
+        <w:t>:</w:t>
+      </w:r>
+    </w:p>
+    <w:p>
+      <w:pPr>
+        <w:pStyle w:val="BodyText"/>
+        <w:rPr>
+          <w:sz w:val="24"/>
+          <w:szCs w:val="24"/>
+        </w:rPr>
+      </w:pPr>
+      <w:r>
+        <w:tab/>
+      </w:r>
+      <w:r>
+        <w:tab/>
+      </w:r>
+      <w:r>
+        <w:rPr>
+          <w:sz w:val="24"/>
+          <w:szCs w:val="24"/>
+        </w:rPr>
+        <w:t>The healthcare stroke dataset was successfully loaded, pre-processed, analyzed, and visualized using the CRISP-DM</w:t>
+      </w:r>
+      <w:bookmarkStart w:id="0" w:name="_GoBack"/>
+      <w:bookmarkEnd w:id="0"/>
+      <w:r>
+        <w:rPr>
+          <w:sz w:val="24"/>
+          <w:szCs w:val="24"/>
+        </w:rPr>
+        <w:t>, SEMMA, and KDD data mining frameworks. The dataset was successfully prepared for data mining and the results were evaluated using a suitable machine-learning model.</w:t>
       </w:r>
     </w:p>
     <w:sectPr>
@@ -5110,6 +6092,359 @@
     </w:sectPr>
   </w:body>
 </w:document>
+</file>
+
+<file path=word/numbering.xml><?xml version="1.0" encoding="utf-8"?>
+<w:numbering xmlns:wpc="http://schemas.microsoft.com/office/word/2010/wordprocessingCanvas" xmlns:mc="http://schemas.openxmlformats.org/markup-compatibility/2006" xmlns:o="urn:schemas-microsoft-com:office:office" xmlns:r="http://schemas.openxmlformats.org/officeDocument/2006/relationships" xmlns:m="http://schemas.openxmlformats.org/officeDocument/2006/math" xmlns:v="urn:schemas-microsoft-com:vml" xmlns:wp14="http://schemas.microsoft.com/office/word/2010/wordprocessingDrawing" xmlns:wp="http://schemas.openxmlformats.org/drawingml/2006/wordprocessingDrawing" xmlns:w10="urn:schemas-microsoft-com:office:word" xmlns:w="http://schemas.openxmlformats.org/wordprocessingml/2006/main" xmlns:w14="http://schemas.microsoft.com/office/word/2010/wordml" xmlns:w15="http://schemas.microsoft.com/office/word/2012/wordml" xmlns:wpg="http://schemas.microsoft.com/office/word/2010/wordprocessingGroup" xmlns:wpi="http://schemas.microsoft.com/office/word/2010/wordprocessingInk" xmlns:wne="http://schemas.microsoft.com/office/word/2006/wordml" xmlns:wps="http://schemas.microsoft.com/office/word/2010/wordprocessingShape" mc:Ignorable="w14 w15 wp14">
+  <w:abstractNum w:abstractNumId="0">
+    <w:nsid w:val="2C656462"/>
+    <w:multiLevelType w:val="multilevel"/>
+    <w:tmpl w:val="BEC4FA18"/>
+    <w:lvl w:ilvl="0">
+      <w:start w:val="1"/>
+      <w:numFmt w:val="decimal"/>
+      <w:lvlText w:val="%1."/>
+      <w:lvlJc w:val="left"/>
+      <w:pPr>
+        <w:tabs>
+          <w:tab w:val="num" w:pos="720"/>
+        </w:tabs>
+        <w:ind w:left="720" w:hanging="360"/>
+      </w:pPr>
+    </w:lvl>
+    <w:lvl w:ilvl="1" w:tentative="1">
+      <w:start w:val="1"/>
+      <w:numFmt w:val="decimal"/>
+      <w:lvlText w:val="%2."/>
+      <w:lvlJc w:val="left"/>
+      <w:pPr>
+        <w:tabs>
+          <w:tab w:val="num" w:pos="1440"/>
+        </w:tabs>
+        <w:ind w:left="1440" w:hanging="360"/>
+      </w:pPr>
+    </w:lvl>
+    <w:lvl w:ilvl="2" w:tentative="1">
+      <w:start w:val="1"/>
+      <w:numFmt w:val="decimal"/>
+      <w:lvlText w:val="%3."/>
+      <w:lvlJc w:val="left"/>
+      <w:pPr>
+        <w:tabs>
+          <w:tab w:val="num" w:pos="2160"/>
+        </w:tabs>
+        <w:ind w:left="2160" w:hanging="360"/>
+      </w:pPr>
+    </w:lvl>
+    <w:lvl w:ilvl="3" w:tentative="1">
+      <w:start w:val="1"/>
+      <w:numFmt w:val="decimal"/>
+      <w:lvlText w:val="%4."/>
+      <w:lvlJc w:val="left"/>
+      <w:pPr>
+        <w:tabs>
+          <w:tab w:val="num" w:pos="2880"/>
+        </w:tabs>
+        <w:ind w:left="2880" w:hanging="360"/>
+      </w:pPr>
+    </w:lvl>
+    <w:lvl w:ilvl="4" w:tentative="1">
+      <w:start w:val="1"/>
+      <w:numFmt w:val="decimal"/>
+      <w:lvlText w:val="%5."/>
+      <w:lvlJc w:val="left"/>
+      <w:pPr>
+        <w:tabs>
+          <w:tab w:val="num" w:pos="3600"/>
+        </w:tabs>
+        <w:ind w:left="3600" w:hanging="360"/>
+      </w:pPr>
+    </w:lvl>
+    <w:lvl w:ilvl="5" w:tentative="1">
+      <w:start w:val="1"/>
+      <w:numFmt w:val="decimal"/>
+      <w:lvlText w:val="%6."/>
+      <w:lvlJc w:val="left"/>
+      <w:pPr>
+        <w:tabs>
+          <w:tab w:val="num" w:pos="4320"/>
+        </w:tabs>
+        <w:ind w:left="4320" w:hanging="360"/>
+      </w:pPr>
+    </w:lvl>
+    <w:lvl w:ilvl="6" w:tentative="1">
+      <w:start w:val="1"/>
+      <w:numFmt w:val="decimal"/>
+      <w:lvlText w:val="%7."/>
+      <w:lvlJc w:val="left"/>
+      <w:pPr>
+        <w:tabs>
+          <w:tab w:val="num" w:pos="5040"/>
+        </w:tabs>
+        <w:ind w:left="5040" w:hanging="360"/>
+      </w:pPr>
+    </w:lvl>
+    <w:lvl w:ilvl="7" w:tentative="1">
+      <w:start w:val="1"/>
+      <w:numFmt w:val="decimal"/>
+      <w:lvlText w:val="%8."/>
+      <w:lvlJc w:val="left"/>
+      <w:pPr>
+        <w:tabs>
+          <w:tab w:val="num" w:pos="5760"/>
+        </w:tabs>
+        <w:ind w:left="5760" w:hanging="360"/>
+      </w:pPr>
+    </w:lvl>
+    <w:lvl w:ilvl="8" w:tentative="1">
+      <w:start w:val="1"/>
+      <w:numFmt w:val="decimal"/>
+      <w:lvlText w:val="%9."/>
+      <w:lvlJc w:val="left"/>
+      <w:pPr>
+        <w:tabs>
+          <w:tab w:val="num" w:pos="6480"/>
+        </w:tabs>
+        <w:ind w:left="6480" w:hanging="360"/>
+      </w:pPr>
+    </w:lvl>
+  </w:abstractNum>
+  <w:abstractNum w:abstractNumId="1">
+    <w:nsid w:val="3B2667A2"/>
+    <w:multiLevelType w:val="multilevel"/>
+    <w:tmpl w:val="EFA8C24A"/>
+    <w:lvl w:ilvl="0">
+      <w:start w:val="1"/>
+      <w:numFmt w:val="decimal"/>
+      <w:lvlText w:val="%1."/>
+      <w:lvlJc w:val="left"/>
+      <w:pPr>
+        <w:tabs>
+          <w:tab w:val="num" w:pos="720"/>
+        </w:tabs>
+        <w:ind w:left="720" w:hanging="360"/>
+      </w:pPr>
+    </w:lvl>
+    <w:lvl w:ilvl="1" w:tentative="1">
+      <w:start w:val="1"/>
+      <w:numFmt w:val="decimal"/>
+      <w:lvlText w:val="%2."/>
+      <w:lvlJc w:val="left"/>
+      <w:pPr>
+        <w:tabs>
+          <w:tab w:val="num" w:pos="1440"/>
+        </w:tabs>
+        <w:ind w:left="1440" w:hanging="360"/>
+      </w:pPr>
+    </w:lvl>
+    <w:lvl w:ilvl="2" w:tentative="1">
+      <w:start w:val="1"/>
+      <w:numFmt w:val="decimal"/>
+      <w:lvlText w:val="%3."/>
+      <w:lvlJc w:val="left"/>
+      <w:pPr>
+        <w:tabs>
+          <w:tab w:val="num" w:pos="2160"/>
+        </w:tabs>
+        <w:ind w:left="2160" w:hanging="360"/>
+      </w:pPr>
+    </w:lvl>
+    <w:lvl w:ilvl="3" w:tentative="1">
+      <w:start w:val="1"/>
+      <w:numFmt w:val="decimal"/>
+      <w:lvlText w:val="%4."/>
+      <w:lvlJc w:val="left"/>
+      <w:pPr>
+        <w:tabs>
+          <w:tab w:val="num" w:pos="2880"/>
+        </w:tabs>
+        <w:ind w:left="2880" w:hanging="360"/>
+      </w:pPr>
+    </w:lvl>
+    <w:lvl w:ilvl="4" w:tentative="1">
+      <w:start w:val="1"/>
+      <w:numFmt w:val="decimal"/>
+      <w:lvlText w:val="%5."/>
+      <w:lvlJc w:val="left"/>
+      <w:pPr>
+        <w:tabs>
+          <w:tab w:val="num" w:pos="3600"/>
+        </w:tabs>
+        <w:ind w:left="3600" w:hanging="360"/>
+      </w:pPr>
+    </w:lvl>
+    <w:lvl w:ilvl="5" w:tentative="1">
+      <w:start w:val="1"/>
+      <w:numFmt w:val="decimal"/>
+      <w:lvlText w:val="%6."/>
+      <w:lvlJc w:val="left"/>
+      <w:pPr>
+        <w:tabs>
+          <w:tab w:val="num" w:pos="4320"/>
+        </w:tabs>
+        <w:ind w:left="4320" w:hanging="360"/>
+      </w:pPr>
+    </w:lvl>
+    <w:lvl w:ilvl="6" w:tentative="1">
+      <w:start w:val="1"/>
+      <w:numFmt w:val="decimal"/>
+      <w:lvlText w:val="%7."/>
+      <w:lvlJc w:val="left"/>
+      <w:pPr>
+        <w:tabs>
+          <w:tab w:val="num" w:pos="5040"/>
+        </w:tabs>
+        <w:ind w:left="5040" w:hanging="360"/>
+      </w:pPr>
+    </w:lvl>
+    <w:lvl w:ilvl="7" w:tentative="1">
+      <w:start w:val="1"/>
+      <w:numFmt w:val="decimal"/>
+      <w:lvlText w:val="%8."/>
+      <w:lvlJc w:val="left"/>
+      <w:pPr>
+        <w:tabs>
+          <w:tab w:val="num" w:pos="5760"/>
+        </w:tabs>
+        <w:ind w:left="5760" w:hanging="360"/>
+      </w:pPr>
+    </w:lvl>
+    <w:lvl w:ilvl="8" w:tentative="1">
+      <w:start w:val="1"/>
+      <w:numFmt w:val="decimal"/>
+      <w:lvlText w:val="%9."/>
+      <w:lvlJc w:val="left"/>
+      <w:pPr>
+        <w:tabs>
+          <w:tab w:val="num" w:pos="6480"/>
+        </w:tabs>
+        <w:ind w:left="6480" w:hanging="360"/>
+      </w:pPr>
+    </w:lvl>
+  </w:abstractNum>
+  <w:abstractNum w:abstractNumId="2">
+    <w:nsid w:val="6D40104F"/>
+    <w:multiLevelType w:val="multilevel"/>
+    <w:tmpl w:val="A976C2DC"/>
+    <w:lvl w:ilvl="0">
+      <w:start w:val="1"/>
+      <w:numFmt w:val="decimal"/>
+      <w:lvlText w:val="%1."/>
+      <w:lvlJc w:val="left"/>
+      <w:pPr>
+        <w:tabs>
+          <w:tab w:val="num" w:pos="720"/>
+        </w:tabs>
+        <w:ind w:left="720" w:hanging="360"/>
+      </w:pPr>
+    </w:lvl>
+    <w:lvl w:ilvl="1" w:tentative="1">
+      <w:start w:val="1"/>
+      <w:numFmt w:val="decimal"/>
+      <w:lvlText w:val="%2."/>
+      <w:lvlJc w:val="left"/>
+      <w:pPr>
+        <w:tabs>
+          <w:tab w:val="num" w:pos="1440"/>
+        </w:tabs>
+        <w:ind w:left="1440" w:hanging="360"/>
+      </w:pPr>
+    </w:lvl>
+    <w:lvl w:ilvl="2" w:tentative="1">
+      <w:start w:val="1"/>
+      <w:numFmt w:val="decimal"/>
+      <w:lvlText w:val="%3."/>
+      <w:lvlJc w:val="left"/>
+      <w:pPr>
+        <w:tabs>
+          <w:tab w:val="num" w:pos="2160"/>
+        </w:tabs>
+        <w:ind w:left="2160" w:hanging="360"/>
+      </w:pPr>
+    </w:lvl>
+    <w:lvl w:ilvl="3" w:tentative="1">
+      <w:start w:val="1"/>
+      <w:numFmt w:val="decimal"/>
+      <w:lvlText w:val="%4."/>
+      <w:lvlJc w:val="left"/>
+      <w:pPr>
+        <w:tabs>
+          <w:tab w:val="num" w:pos="2880"/>
+        </w:tabs>
+        <w:ind w:left="2880" w:hanging="360"/>
+      </w:pPr>
+    </w:lvl>
+    <w:lvl w:ilvl="4" w:tentative="1">
+      <w:start w:val="1"/>
+      <w:numFmt w:val="decimal"/>
+      <w:lvlText w:val="%5."/>
+      <w:lvlJc w:val="left"/>
+      <w:pPr>
+        <w:tabs>
+          <w:tab w:val="num" w:pos="3600"/>
+        </w:tabs>
+        <w:ind w:left="3600" w:hanging="360"/>
+      </w:pPr>
+    </w:lvl>
+    <w:lvl w:ilvl="5" w:tentative="1">
+      <w:start w:val="1"/>
+      <w:numFmt w:val="decimal"/>
+      <w:lvlText w:val="%6."/>
+      <w:lvlJc w:val="left"/>
+      <w:pPr>
+        <w:tabs>
+          <w:tab w:val="num" w:pos="4320"/>
+        </w:tabs>
+        <w:ind w:left="4320" w:hanging="360"/>
+      </w:pPr>
+    </w:lvl>
+    <w:lvl w:ilvl="6" w:tentative="1">
+      <w:start w:val="1"/>
+      <w:numFmt w:val="decimal"/>
+      <w:lvlText w:val="%7."/>
+      <w:lvlJc w:val="left"/>
+      <w:pPr>
+        <w:tabs>
+          <w:tab w:val="num" w:pos="5040"/>
+        </w:tabs>
+        <w:ind w:left="5040" w:hanging="360"/>
+      </w:pPr>
+    </w:lvl>
+    <w:lvl w:ilvl="7" w:tentative="1">
+      <w:start w:val="1"/>
+      <w:numFmt w:val="decimal"/>
+      <w:lvlText w:val="%8."/>
+      <w:lvlJc w:val="left"/>
+      <w:pPr>
+        <w:tabs>
+          <w:tab w:val="num" w:pos="5760"/>
+        </w:tabs>
+        <w:ind w:left="5760" w:hanging="360"/>
+      </w:pPr>
+    </w:lvl>
+    <w:lvl w:ilvl="8" w:tentative="1">
+      <w:start w:val="1"/>
+      <w:numFmt w:val="decimal"/>
+      <w:lvlText w:val="%9."/>
+      <w:lvlJc w:val="left"/>
+      <w:pPr>
+        <w:tabs>
+          <w:tab w:val="num" w:pos="6480"/>
+        </w:tabs>
+        <w:ind w:left="6480" w:hanging="360"/>
+      </w:pPr>
+    </w:lvl>
+  </w:abstractNum>
+  <w:num w:numId="1">
+    <w:abstractNumId w:val="2"/>
+  </w:num>
+  <w:num w:numId="2">
+    <w:abstractNumId w:val="1"/>
+  </w:num>
+  <w:num w:numId="3">
+    <w:abstractNumId w:val="0"/>
+  </w:num>
+</w:numbering>
 </file>
 
 <file path=word/styles.xml><?xml version="1.0" encoding="utf-8"?>
@@ -5577,6 +6912,26 @@
       <w:bCs/>
     </w:rPr>
   </w:style>
+  <w:style w:type="paragraph" w:styleId="Heading5">
+    <w:name w:val="heading 5"/>
+    <w:basedOn w:val="Normal"/>
+    <w:next w:val="Normal"/>
+    <w:link w:val="Heading5Char"/>
+    <w:uiPriority w:val="9"/>
+    <w:unhideWhenUsed/>
+    <w:qFormat/>
+    <w:rsid w:val="002049EC"/>
+    <w:pPr>
+      <w:keepNext/>
+      <w:keepLines/>
+      <w:spacing w:before="40"/>
+      <w:outlineLvl w:val="4"/>
+    </w:pPr>
+    <w:rPr>
+      <w:rFonts w:asciiTheme="majorHAnsi" w:eastAsiaTheme="majorEastAsia" w:hAnsiTheme="majorHAnsi" w:cstheme="majorBidi"/>
+      <w:color w:val="365F91" w:themeColor="accent1" w:themeShade="BF"/>
+    </w:rPr>
+  </w:style>
   <w:style w:type="character" w:default="1" w:styleId="DefaultParagraphFont">
     <w:name w:val="Default Paragraph Font"/>
     <w:uiPriority w:val="1"/>
@@ -5621,6 +6976,63 @@
     <w:basedOn w:val="Normal"/>
     <w:uiPriority w:val="1"/>
     <w:qFormat/>
+  </w:style>
+  <w:style w:type="paragraph" w:customStyle="1" w:styleId="pdq2pgselectionanchorcontainer">
+    <w:name w:val="pdq2pg_selectionanchorcontainer"/>
+    <w:basedOn w:val="Normal"/>
+    <w:rsid w:val="002049EC"/>
+    <w:pPr>
+      <w:widowControl/>
+      <w:autoSpaceDE/>
+      <w:autoSpaceDN/>
+      <w:spacing w:before="100" w:beforeAutospacing="1" w:after="100" w:afterAutospacing="1"/>
+    </w:pPr>
+    <w:rPr>
+      <w:sz w:val="24"/>
+      <w:szCs w:val="24"/>
+      <w:lang w:val="en-IN" w:eastAsia="en-IN"/>
+    </w:rPr>
+  </w:style>
+  <w:style w:type="character" w:styleId="Strong">
+    <w:name w:val="Strong"/>
+    <w:basedOn w:val="DefaultParagraphFont"/>
+    <w:uiPriority w:val="22"/>
+    <w:qFormat/>
+    <w:rsid w:val="002049EC"/>
+    <w:rPr>
+      <w:b/>
+      <w:bCs/>
+    </w:rPr>
+  </w:style>
+  <w:style w:type="character" w:customStyle="1" w:styleId="Heading5Char">
+    <w:name w:val="Heading 5 Char"/>
+    <w:basedOn w:val="DefaultParagraphFont"/>
+    <w:link w:val="Heading5"/>
+    <w:uiPriority w:val="9"/>
+    <w:rsid w:val="002049EC"/>
+    <w:rPr>
+      <w:rFonts w:asciiTheme="majorHAnsi" w:eastAsiaTheme="majorEastAsia" w:hAnsiTheme="majorHAnsi" w:cstheme="majorBidi"/>
+      <w:color w:val="365F91" w:themeColor="accent1" w:themeShade="BF"/>
+    </w:rPr>
+  </w:style>
+  <w:style w:type="paragraph" w:styleId="NormalWeb">
+    <w:name w:val="Normal (Web)"/>
+    <w:basedOn w:val="Normal"/>
+    <w:uiPriority w:val="99"/>
+    <w:semiHidden/>
+    <w:unhideWhenUsed/>
+    <w:rsid w:val="002049EC"/>
+    <w:pPr>
+      <w:widowControl/>
+      <w:autoSpaceDE/>
+      <w:autoSpaceDN/>
+      <w:spacing w:before="100" w:beforeAutospacing="1" w:after="100" w:afterAutospacing="1"/>
+    </w:pPr>
+    <w:rPr>
+      <w:sz w:val="24"/>
+      <w:szCs w:val="24"/>
+      <w:lang w:val="en-IN" w:eastAsia="en-IN"/>
+    </w:rPr>
   </w:style>
 </w:styles>
 </file>
